--- a/documents/sipos-motorservice.docx
+++ b/documents/sipos-motorservice.docx
@@ -19,19 +19,211 @@
     </w:p>
     <w:p>
       <w:r>
-        <w:t xml:space="preserve">Mivel a Node.js már rajta van a gépemen, az ’npm’ használható. Létrehozok egy motor-service mappát, majd a VS Code-ban abba belépve megnyitom a terminált, ahol ellenőrzöm a node (node --version) és npm (npm --version) verzióit. Ezután a projekt mappában inicializálom a projektet (npm init -y), majd telepítem az Express.js-t (npm i express) és a nodemon-t (npm i --save-dev nodemon). Ilyenkor a package.json fájlban be kell állítani a normál („start”: „node </w:t>
+        <w:t>Mivel a Node.js már rajta van a gépemen, az ’</w:t>
+      </w:r>
+      <w:proofErr w:type="spellStart"/>
+      <w:r>
+        <w:t>npm</w:t>
+      </w:r>
+      <w:proofErr w:type="spellEnd"/>
+      <w:r>
+        <w:t xml:space="preserve">’ használható. Létrehozok egy motor-service mappát, majd a VS </w:t>
+      </w:r>
+      <w:proofErr w:type="spellStart"/>
+      <w:r>
+        <w:t>Code</w:t>
+      </w:r>
+      <w:proofErr w:type="spellEnd"/>
+      <w:r>
+        <w:t xml:space="preserve">-ban abba belépve megnyitom a terminált, ahol ellenőrzöm a </w:t>
+      </w:r>
+      <w:proofErr w:type="spellStart"/>
+      <w:r>
+        <w:t>node</w:t>
+      </w:r>
+      <w:proofErr w:type="spellEnd"/>
+      <w:r>
+        <w:t xml:space="preserve"> (</w:t>
+      </w:r>
+      <w:proofErr w:type="spellStart"/>
+      <w:r>
+        <w:t>node</w:t>
+      </w:r>
+      <w:proofErr w:type="spellEnd"/>
+      <w:r>
+        <w:t xml:space="preserve"> --version) és </w:t>
+      </w:r>
+      <w:proofErr w:type="spellStart"/>
+      <w:r>
+        <w:t>npm</w:t>
+      </w:r>
+      <w:proofErr w:type="spellEnd"/>
+      <w:r>
+        <w:t xml:space="preserve"> (</w:t>
+      </w:r>
+      <w:proofErr w:type="spellStart"/>
+      <w:r>
+        <w:t>npm</w:t>
+      </w:r>
+      <w:proofErr w:type="spellEnd"/>
+      <w:r>
+        <w:t xml:space="preserve"> --version) verzióit. Ezután a projekt mappában inicializálom a projektet (</w:t>
+      </w:r>
+      <w:proofErr w:type="spellStart"/>
+      <w:r>
+        <w:t>npm</w:t>
+      </w:r>
+      <w:proofErr w:type="spellEnd"/>
+      <w:r>
+        <w:t xml:space="preserve"> </w:t>
+      </w:r>
+      <w:proofErr w:type="spellStart"/>
+      <w:r>
+        <w:t>init</w:t>
+      </w:r>
+      <w:proofErr w:type="spellEnd"/>
+      <w:r>
+        <w:t xml:space="preserve"> -y), majd telepítem az Express.js-t (</w:t>
+      </w:r>
+      <w:proofErr w:type="spellStart"/>
+      <w:r>
+        <w:t>npm</w:t>
+      </w:r>
+      <w:proofErr w:type="spellEnd"/>
+      <w:r>
+        <w:t xml:space="preserve"> i </w:t>
+      </w:r>
+      <w:proofErr w:type="spellStart"/>
+      <w:r>
+        <w:t>express</w:t>
+      </w:r>
+      <w:proofErr w:type="spellEnd"/>
+      <w:r>
+        <w:t xml:space="preserve">) és a </w:t>
+      </w:r>
+      <w:proofErr w:type="spellStart"/>
+      <w:r>
+        <w:t>nodemon</w:t>
+      </w:r>
+      <w:proofErr w:type="spellEnd"/>
+      <w:r>
+        <w:t>-t (</w:t>
+      </w:r>
+      <w:proofErr w:type="spellStart"/>
+      <w:r>
+        <w:t>npm</w:t>
+      </w:r>
+      <w:proofErr w:type="spellEnd"/>
+      <w:r>
+        <w:t xml:space="preserve"> i --</w:t>
+      </w:r>
+      <w:proofErr w:type="spellStart"/>
+      <w:r>
+        <w:t>save-dev</w:t>
+      </w:r>
+      <w:proofErr w:type="spellEnd"/>
+      <w:r>
+        <w:t xml:space="preserve"> </w:t>
+      </w:r>
+      <w:proofErr w:type="spellStart"/>
+      <w:r>
+        <w:t>nodemon</w:t>
+      </w:r>
+      <w:proofErr w:type="spellEnd"/>
+      <w:r>
+        <w:t xml:space="preserve">). Ilyenkor a </w:t>
+      </w:r>
+      <w:proofErr w:type="spellStart"/>
+      <w:r>
+        <w:t>package.json</w:t>
+      </w:r>
+      <w:proofErr w:type="spellEnd"/>
+      <w:r>
+        <w:t xml:space="preserve"> fájlban be kell állítani a normál („start”: „</w:t>
+      </w:r>
+      <w:proofErr w:type="spellStart"/>
+      <w:r>
+        <w:t>node</w:t>
+      </w:r>
+      <w:proofErr w:type="spellEnd"/>
+      <w:r>
+        <w:t xml:space="preserve"> </w:t>
       </w:r>
       <w:r>
         <w:t>server</w:t>
       </w:r>
       <w:r>
-        <w:t xml:space="preserve">.js”) és a fejlesztői („dev”: „nodemon </w:t>
+        <w:t>.js”) és a fejlesztői („</w:t>
+      </w:r>
+      <w:proofErr w:type="spellStart"/>
+      <w:r>
+        <w:t>dev</w:t>
+      </w:r>
+      <w:proofErr w:type="spellEnd"/>
+      <w:r>
+        <w:t>”: „</w:t>
+      </w:r>
+      <w:proofErr w:type="spellStart"/>
+      <w:r>
+        <w:t>nodemon</w:t>
+      </w:r>
+      <w:proofErr w:type="spellEnd"/>
+      <w:r>
+        <w:t xml:space="preserve"> </w:t>
       </w:r>
       <w:r>
         <w:t>server</w:t>
       </w:r>
       <w:r>
-        <w:t>.js”) mód futtatását. Ezután ’npm start’ és ’npm run dev’ parancsokkal lehet futtatni ezeket a módokat. Létrehozok egy .gitignore fájlt, amibe azokat a fájlokat/mappákat írom, amiket nem akarok Github-ra feltölteni.</w:t>
+        <w:t>.js”) mód futtatását. Ezután ’</w:t>
+      </w:r>
+      <w:proofErr w:type="spellStart"/>
+      <w:r>
+        <w:t>npm</w:t>
+      </w:r>
+      <w:proofErr w:type="spellEnd"/>
+      <w:r>
+        <w:t xml:space="preserve"> start’ és ’</w:t>
+      </w:r>
+      <w:proofErr w:type="spellStart"/>
+      <w:r>
+        <w:t>npm</w:t>
+      </w:r>
+      <w:proofErr w:type="spellEnd"/>
+      <w:r>
+        <w:t xml:space="preserve"> </w:t>
+      </w:r>
+      <w:proofErr w:type="spellStart"/>
+      <w:r>
+        <w:t>run</w:t>
+      </w:r>
+      <w:proofErr w:type="spellEnd"/>
+      <w:r>
+        <w:t xml:space="preserve"> </w:t>
+      </w:r>
+      <w:proofErr w:type="spellStart"/>
+      <w:r>
+        <w:t>dev</w:t>
+      </w:r>
+      <w:proofErr w:type="spellEnd"/>
+      <w:r>
+        <w:t>’ parancsokkal lehet futtatni ezeket a módokat. Létrehozok egy .</w:t>
+      </w:r>
+      <w:proofErr w:type="spellStart"/>
+      <w:r>
+        <w:t>gitignore</w:t>
+      </w:r>
+      <w:proofErr w:type="spellEnd"/>
+      <w:r>
+        <w:t xml:space="preserve"> fájlt, amibe azokat a fájlokat/mappákat írom, amiket nem akarok </w:t>
+      </w:r>
+      <w:proofErr w:type="spellStart"/>
+      <w:r>
+        <w:t>Github-ra</w:t>
+      </w:r>
+      <w:proofErr w:type="spellEnd"/>
+      <w:r>
+        <w:t xml:space="preserve"> feltölteni.</w:t>
       </w:r>
     </w:p>
     <w:p/>
@@ -51,23 +243,107 @@
       </w:r>
     </w:p>
     <w:p>
-      <w:r>
-        <w:t>Github-on létrehozott motor-service repómat összekötöm a gépemen lévő motor-service projektmappával:</w:t>
-      </w:r>
-    </w:p>
-    <w:p>
-      <w:r>
-        <w:t>git init =&gt; git repóvá teszi a gépen lévő mappát</w:t>
-      </w:r>
-    </w:p>
-    <w:p>
-      <w:r>
-        <w:t>git add . =&gt; hozzáadja</w:t>
-      </w:r>
-    </w:p>
-    <w:p>
-      <w:r>
-        <w:t>git commit -m „valami commit” =&gt; commitot fűzöl hozzá</w:t>
+      <w:proofErr w:type="spellStart"/>
+      <w:r>
+        <w:t>Github-on</w:t>
+      </w:r>
+      <w:proofErr w:type="spellEnd"/>
+      <w:r>
+        <w:t xml:space="preserve"> létrehozott motor-service </w:t>
+      </w:r>
+      <w:proofErr w:type="spellStart"/>
+      <w:r>
+        <w:t>repómat</w:t>
+      </w:r>
+      <w:proofErr w:type="spellEnd"/>
+      <w:r>
+        <w:t xml:space="preserve"> összekötöm a gépemen lévő motor-service projektmappával:</w:t>
+      </w:r>
+    </w:p>
+    <w:p>
+      <w:proofErr w:type="spellStart"/>
+      <w:r>
+        <w:t>git</w:t>
+      </w:r>
+      <w:proofErr w:type="spellEnd"/>
+      <w:r>
+        <w:t xml:space="preserve"> </w:t>
+      </w:r>
+      <w:proofErr w:type="spellStart"/>
+      <w:r>
+        <w:t>init</w:t>
+      </w:r>
+      <w:proofErr w:type="spellEnd"/>
+      <w:r>
+        <w:t xml:space="preserve"> =&gt; </w:t>
+      </w:r>
+      <w:proofErr w:type="spellStart"/>
+      <w:r>
+        <w:t>git</w:t>
+      </w:r>
+      <w:proofErr w:type="spellEnd"/>
+      <w:r>
+        <w:t xml:space="preserve"> </w:t>
+      </w:r>
+      <w:proofErr w:type="spellStart"/>
+      <w:r>
+        <w:t>repóvá</w:t>
+      </w:r>
+      <w:proofErr w:type="spellEnd"/>
+      <w:r>
+        <w:t xml:space="preserve"> teszi a gépen lévő mappát</w:t>
+      </w:r>
+    </w:p>
+    <w:p>
+      <w:proofErr w:type="spellStart"/>
+      <w:r>
+        <w:t>git</w:t>
+      </w:r>
+      <w:proofErr w:type="spellEnd"/>
+      <w:r>
+        <w:t xml:space="preserve"> add . =&gt; hozzáadja</w:t>
+      </w:r>
+    </w:p>
+    <w:p>
+      <w:proofErr w:type="spellStart"/>
+      <w:r>
+        <w:t>git</w:t>
+      </w:r>
+      <w:proofErr w:type="spellEnd"/>
+      <w:r>
+        <w:t xml:space="preserve"> </w:t>
+      </w:r>
+      <w:proofErr w:type="spellStart"/>
+      <w:r>
+        <w:t>commit</w:t>
+      </w:r>
+      <w:proofErr w:type="spellEnd"/>
+      <w:r>
+        <w:t xml:space="preserve"> -m „valami </w:t>
+      </w:r>
+      <w:proofErr w:type="spellStart"/>
+      <w:r>
+        <w:t>commit</w:t>
+      </w:r>
+      <w:proofErr w:type="spellEnd"/>
+      <w:r>
+        <w:t xml:space="preserve">” =&gt; </w:t>
+      </w:r>
+      <w:proofErr w:type="spellStart"/>
+      <w:r>
+        <w:t>commitot</w:t>
+      </w:r>
+      <w:proofErr w:type="spellEnd"/>
+      <w:r>
+        <w:t xml:space="preserve"> </w:t>
+      </w:r>
+      <w:proofErr w:type="spellStart"/>
+      <w:r>
+        <w:t>fűzöl</w:t>
+      </w:r>
+      <w:proofErr w:type="spellEnd"/>
+      <w:r>
+        <w:t xml:space="preserve"> hozzá</w:t>
       </w:r>
     </w:p>
     <w:p>
@@ -76,18 +352,102 @@
           <w:tab w:val="left" w:pos="4050"/>
         </w:tabs>
       </w:pPr>
-      <w:r>
-        <w:t>git branch -M main =&gt; átnevezi az aktuális ágat main-re</w:t>
-      </w:r>
-    </w:p>
-    <w:p>
-      <w:r>
-        <w:t>git remote add origin LINK =&gt; összeköti a már repó mappát a Github repóval</w:t>
-      </w:r>
-    </w:p>
-    <w:p>
-      <w:r>
-        <w:t>git push -u origin main =&gt; feltölti Githubra a fájlokat</w:t>
+      <w:proofErr w:type="spellStart"/>
+      <w:r>
+        <w:t>git</w:t>
+      </w:r>
+      <w:proofErr w:type="spellEnd"/>
+      <w:r>
+        <w:t xml:space="preserve"> </w:t>
+      </w:r>
+      <w:proofErr w:type="spellStart"/>
+      <w:r>
+        <w:t>branch</w:t>
+      </w:r>
+      <w:proofErr w:type="spellEnd"/>
+      <w:r>
+        <w:t xml:space="preserve"> -M main =&gt; átnevezi az aktuális ágat main-re</w:t>
+      </w:r>
+    </w:p>
+    <w:p>
+      <w:proofErr w:type="spellStart"/>
+      <w:r>
+        <w:t>git</w:t>
+      </w:r>
+      <w:proofErr w:type="spellEnd"/>
+      <w:r>
+        <w:t xml:space="preserve"> </w:t>
+      </w:r>
+      <w:proofErr w:type="spellStart"/>
+      <w:r>
+        <w:t>remote</w:t>
+      </w:r>
+      <w:proofErr w:type="spellEnd"/>
+      <w:r>
+        <w:t xml:space="preserve"> add </w:t>
+      </w:r>
+      <w:proofErr w:type="spellStart"/>
+      <w:r>
+        <w:t>origin</w:t>
+      </w:r>
+      <w:proofErr w:type="spellEnd"/>
+      <w:r>
+        <w:t xml:space="preserve"> LINK =&gt; összeköti a már </w:t>
+      </w:r>
+      <w:proofErr w:type="spellStart"/>
+      <w:r>
+        <w:t>repó</w:t>
+      </w:r>
+      <w:proofErr w:type="spellEnd"/>
+      <w:r>
+        <w:t xml:space="preserve"> mappát a </w:t>
+      </w:r>
+      <w:proofErr w:type="spellStart"/>
+      <w:r>
+        <w:t>Github</w:t>
+      </w:r>
+      <w:proofErr w:type="spellEnd"/>
+      <w:r>
+        <w:t xml:space="preserve"> </w:t>
+      </w:r>
+      <w:proofErr w:type="spellStart"/>
+      <w:r>
+        <w:t>repóval</w:t>
+      </w:r>
+      <w:proofErr w:type="spellEnd"/>
+    </w:p>
+    <w:p>
+      <w:proofErr w:type="spellStart"/>
+      <w:r>
+        <w:t>git</w:t>
+      </w:r>
+      <w:proofErr w:type="spellEnd"/>
+      <w:r>
+        <w:t xml:space="preserve"> </w:t>
+      </w:r>
+      <w:proofErr w:type="spellStart"/>
+      <w:r>
+        <w:t>push</w:t>
+      </w:r>
+      <w:proofErr w:type="spellEnd"/>
+      <w:r>
+        <w:t xml:space="preserve"> -u </w:t>
+      </w:r>
+      <w:proofErr w:type="spellStart"/>
+      <w:r>
+        <w:t>origin</w:t>
+      </w:r>
+      <w:proofErr w:type="spellEnd"/>
+      <w:r>
+        <w:t xml:space="preserve"> main =&gt; feltölti </w:t>
+      </w:r>
+      <w:proofErr w:type="spellStart"/>
+      <w:r>
+        <w:t>Githubra</w:t>
+      </w:r>
+      <w:proofErr w:type="spellEnd"/>
+      <w:r>
+        <w:t xml:space="preserve"> a fájlokat</w:t>
       </w:r>
     </w:p>
     <w:p/>
@@ -110,17 +470,51 @@
       <w:r>
         <w:t xml:space="preserve">Létrehozok egy </w:t>
       </w:r>
-      <w:r>
-        <w:t>sipos-motorservice</w:t>
+      <w:proofErr w:type="spellStart"/>
+      <w:r>
+        <w:t>sipos</w:t>
+      </w:r>
+      <w:proofErr w:type="spellEnd"/>
+      <w:r>
+        <w:t>-motorservice</w:t>
       </w:r>
       <w:r>
         <w:t xml:space="preserve">/app.js és </w:t>
       </w:r>
-      <w:r>
-        <w:t xml:space="preserve">sipos-motorservice </w:t>
-      </w:r>
-      <w:r>
-        <w:t xml:space="preserve">/server.js fájlt. Fontos, hogy a package.json fájlban a type-t át kell írni module-ra. Az oldalt a következő linken lehet elérni: </w:t>
+      <w:proofErr w:type="spellStart"/>
+      <w:r>
+        <w:t>sipos</w:t>
+      </w:r>
+      <w:proofErr w:type="spellEnd"/>
+      <w:r>
+        <w:t xml:space="preserve">-motorservice </w:t>
+      </w:r>
+      <w:r>
+        <w:t xml:space="preserve">/server.js fájlt. Fontos, hogy a </w:t>
+      </w:r>
+      <w:proofErr w:type="spellStart"/>
+      <w:r>
+        <w:t>package.json</w:t>
+      </w:r>
+      <w:proofErr w:type="spellEnd"/>
+      <w:r>
+        <w:t xml:space="preserve"> fájlban a </w:t>
+      </w:r>
+      <w:proofErr w:type="spellStart"/>
+      <w:r>
+        <w:t>type</w:t>
+      </w:r>
+      <w:proofErr w:type="spellEnd"/>
+      <w:r>
+        <w:t xml:space="preserve">-t át kell írni </w:t>
+      </w:r>
+      <w:proofErr w:type="spellStart"/>
+      <w:r>
+        <w:t>module-ra</w:t>
+      </w:r>
+      <w:proofErr w:type="spellEnd"/>
+      <w:r>
+        <w:t xml:space="preserve">. Az oldalt a következő linken lehet elérni: </w:t>
       </w:r>
       <w:hyperlink r:id="rId4" w:history="1">
         <w:r>
@@ -131,7 +525,47 @@
         </w:r>
       </w:hyperlink>
       <w:r>
-        <w:t>. Futtatáshoz a megszokott ’node server.js’ helyett az ’npm run dev’ kell a nodemon kihasználásához.</w:t>
+        <w:t>. Futtatáshoz a megszokott ’</w:t>
+      </w:r>
+      <w:proofErr w:type="spellStart"/>
+      <w:r>
+        <w:t>node</w:t>
+      </w:r>
+      <w:proofErr w:type="spellEnd"/>
+      <w:r>
+        <w:t xml:space="preserve"> server.js’ helyett az ’</w:t>
+      </w:r>
+      <w:proofErr w:type="spellStart"/>
+      <w:r>
+        <w:t>npm</w:t>
+      </w:r>
+      <w:proofErr w:type="spellEnd"/>
+      <w:r>
+        <w:t xml:space="preserve"> </w:t>
+      </w:r>
+      <w:proofErr w:type="spellStart"/>
+      <w:r>
+        <w:t>run</w:t>
+      </w:r>
+      <w:proofErr w:type="spellEnd"/>
+      <w:r>
+        <w:t xml:space="preserve"> </w:t>
+      </w:r>
+      <w:proofErr w:type="spellStart"/>
+      <w:r>
+        <w:t>dev</w:t>
+      </w:r>
+      <w:proofErr w:type="spellEnd"/>
+      <w:r>
+        <w:t xml:space="preserve">’ kell a </w:t>
+      </w:r>
+      <w:proofErr w:type="spellStart"/>
+      <w:r>
+        <w:t>nodemon</w:t>
+      </w:r>
+      <w:proofErr w:type="spellEnd"/>
+      <w:r>
+        <w:t xml:space="preserve"> kihasználásához.</w:t>
       </w:r>
     </w:p>
     <w:p/>
@@ -159,17 +593,185 @@
     </w:p>
     <w:p>
       <w:r>
-        <w:t>Adatbázis létrehozásához és csatlakozásához letöltöm a pgAdmin-t a hivatalos weboldalról, majd az alkalmazást elindítva elindítom a már letöltött Docker Dekstop alkalmazást is. A Docker Dekstop miatt nem kell a gépre letölteni a külön PostgreSQL-t, mert az alkalmazás konténerben tudja futtatni a postgresql környezetet. Létrehozok egy motor-service/docker-compose.yml fájlt a szükséges adatokkal és egy sipos-</w:t>
+        <w:t xml:space="preserve">Adatbázis létrehozásához és csatlakozásához letöltöm a </w:t>
+      </w:r>
+      <w:proofErr w:type="spellStart"/>
+      <w:r>
+        <w:t>pgAdmin</w:t>
+      </w:r>
+      <w:proofErr w:type="spellEnd"/>
+      <w:r>
+        <w:t xml:space="preserve">-t a hivatalos weboldalról, majd az alkalmazást elindítva elindítom a már letöltött Docker </w:t>
+      </w:r>
+      <w:proofErr w:type="spellStart"/>
+      <w:r>
+        <w:t>Dekstop</w:t>
+      </w:r>
+      <w:proofErr w:type="spellEnd"/>
+      <w:r>
+        <w:t xml:space="preserve"> alkalmazást is. A Docker </w:t>
+      </w:r>
+      <w:proofErr w:type="spellStart"/>
+      <w:r>
+        <w:t>Dekstop</w:t>
+      </w:r>
+      <w:proofErr w:type="spellEnd"/>
+      <w:r>
+        <w:t xml:space="preserve"> miatt nem kell a gépre letölteni a külön </w:t>
+      </w:r>
+      <w:proofErr w:type="spellStart"/>
+      <w:r>
+        <w:t>PostgreSQL</w:t>
+      </w:r>
+      <w:proofErr w:type="spellEnd"/>
+      <w:r>
+        <w:t xml:space="preserve">-t, mert az alkalmazás konténerben tudja futtatni a </w:t>
+      </w:r>
+      <w:proofErr w:type="spellStart"/>
+      <w:r>
+        <w:t>postgresql</w:t>
+      </w:r>
+      <w:proofErr w:type="spellEnd"/>
+      <w:r>
+        <w:t xml:space="preserve"> környezetet. Létrehozok egy motor-service/</w:t>
+      </w:r>
+      <w:proofErr w:type="spellStart"/>
+      <w:r>
+        <w:t>docker-compose.yml</w:t>
+      </w:r>
+      <w:proofErr w:type="spellEnd"/>
+      <w:r>
+        <w:t xml:space="preserve"> fájlt a szükséges adatokkal és egy </w:t>
+      </w:r>
+      <w:proofErr w:type="spellStart"/>
+      <w:r>
+        <w:t>sipos</w:t>
+      </w:r>
+      <w:proofErr w:type="spellEnd"/>
+      <w:r>
+        <w:t>-</w:t>
       </w:r>
       <w:r>
         <w:lastRenderedPageBreak/>
         <w:t>motorservice</w:t>
       </w:r>
       <w:r>
-        <w:t>/app/db/db.js fájlt a paraméterekkel (host, port, user, password, name),</w:t>
-      </w:r>
-      <w:r>
-        <w:t xml:space="preserve"> majd terminálban létrehozom a kapcsolatot (docker compose up -d). A konténert indítani a (docker start motor-service-postgres) paranccsal lehet, (docker ps) pedig a futást ellenőrzi. Ezután a pgAdmin -ban manuálisan regisztrálni kell az adatbázist a bal oldalon, majd a Tools -&gt; Query Tool fülön létre lehet hozni az adattáblákat SQL-el</w:t>
+        <w:t>/app/db/db.js fájlt a paraméterekkel (</w:t>
+      </w:r>
+      <w:proofErr w:type="spellStart"/>
+      <w:r>
+        <w:t>host</w:t>
+      </w:r>
+      <w:proofErr w:type="spellEnd"/>
+      <w:r>
+        <w:t xml:space="preserve">, port, </w:t>
+      </w:r>
+      <w:proofErr w:type="spellStart"/>
+      <w:r>
+        <w:t>user</w:t>
+      </w:r>
+      <w:proofErr w:type="spellEnd"/>
+      <w:r>
+        <w:t xml:space="preserve">, </w:t>
+      </w:r>
+      <w:proofErr w:type="spellStart"/>
+      <w:r>
+        <w:t>password</w:t>
+      </w:r>
+      <w:proofErr w:type="spellEnd"/>
+      <w:r>
+        <w:t xml:space="preserve">, </w:t>
+      </w:r>
+      <w:proofErr w:type="spellStart"/>
+      <w:r>
+        <w:t>name</w:t>
+      </w:r>
+      <w:proofErr w:type="spellEnd"/>
+      <w:r>
+        <w:t>),</w:t>
+      </w:r>
+      <w:r>
+        <w:t xml:space="preserve"> majd terminálban létrehozom a kapcsolatot (</w:t>
+      </w:r>
+      <w:proofErr w:type="spellStart"/>
+      <w:r>
+        <w:t>docker</w:t>
+      </w:r>
+      <w:proofErr w:type="spellEnd"/>
+      <w:r>
+        <w:t xml:space="preserve"> </w:t>
+      </w:r>
+      <w:proofErr w:type="spellStart"/>
+      <w:r>
+        <w:t>compose</w:t>
+      </w:r>
+      <w:proofErr w:type="spellEnd"/>
+      <w:r>
+        <w:t xml:space="preserve"> </w:t>
+      </w:r>
+      <w:proofErr w:type="spellStart"/>
+      <w:r>
+        <w:t>up</w:t>
+      </w:r>
+      <w:proofErr w:type="spellEnd"/>
+      <w:r>
+        <w:t xml:space="preserve"> -d). A konténert indítani a (</w:t>
+      </w:r>
+      <w:proofErr w:type="spellStart"/>
+      <w:r>
+        <w:t>docker</w:t>
+      </w:r>
+      <w:proofErr w:type="spellEnd"/>
+      <w:r>
+        <w:t xml:space="preserve"> start motor-service-</w:t>
+      </w:r>
+      <w:proofErr w:type="spellStart"/>
+      <w:r>
+        <w:t>postgres</w:t>
+      </w:r>
+      <w:proofErr w:type="spellEnd"/>
+      <w:r>
+        <w:t>) paranccsal lehet, (</w:t>
+      </w:r>
+      <w:proofErr w:type="spellStart"/>
+      <w:r>
+        <w:t>docker</w:t>
+      </w:r>
+      <w:proofErr w:type="spellEnd"/>
+      <w:r>
+        <w:t xml:space="preserve"> ps) pedig a futást ellenőrzi. Ezután a </w:t>
+      </w:r>
+      <w:proofErr w:type="spellStart"/>
+      <w:r>
+        <w:t>pgAdmin</w:t>
+      </w:r>
+      <w:proofErr w:type="spellEnd"/>
+      <w:r>
+        <w:t xml:space="preserve"> -ban manuálisan regisztrálni kell az adatbázist a bal oldalon, majd a </w:t>
+      </w:r>
+      <w:proofErr w:type="spellStart"/>
+      <w:r>
+        <w:t>Tools</w:t>
+      </w:r>
+      <w:proofErr w:type="spellEnd"/>
+      <w:r>
+        <w:t xml:space="preserve"> -&gt; </w:t>
+      </w:r>
+      <w:proofErr w:type="spellStart"/>
+      <w:r>
+        <w:t>Query</w:t>
+      </w:r>
+      <w:proofErr w:type="spellEnd"/>
+      <w:r>
+        <w:t xml:space="preserve"> </w:t>
+      </w:r>
+      <w:proofErr w:type="spellStart"/>
+      <w:r>
+        <w:t>Tool</w:t>
+      </w:r>
+      <w:proofErr w:type="spellEnd"/>
+      <w:r>
+        <w:t xml:space="preserve"> fülön létre lehet hozni az adattáblákat SQL-el</w:t>
       </w:r>
       <w:r>
         <w:t>.</w:t>
@@ -200,7 +802,15 @@
     </w:p>
     <w:p>
       <w:r>
-        <w:t>Létrehozok egy models mappát, benne userModel.js</w:t>
+        <w:t xml:space="preserve">Létrehozok egy </w:t>
+      </w:r>
+      <w:proofErr w:type="spellStart"/>
+      <w:r>
+        <w:t>models</w:t>
+      </w:r>
+      <w:proofErr w:type="spellEnd"/>
+      <w:r>
+        <w:t xml:space="preserve"> mappát, benne userModel.js</w:t>
       </w:r>
       <w:r>
         <w:t xml:space="preserve"> </w:t>
@@ -212,23 +822,79 @@
         <w:t>t</w:t>
       </w:r>
       <w:r>
-        <w:t>. Létrehozok egy controllers mappát, benne userController.js</w:t>
+        <w:t xml:space="preserve">. Létrehozok egy </w:t>
+      </w:r>
+      <w:proofErr w:type="spellStart"/>
+      <w:r>
+        <w:t>controllers</w:t>
+      </w:r>
+      <w:proofErr w:type="spellEnd"/>
+      <w:r>
+        <w:t xml:space="preserve"> mappát, benne userController.js</w:t>
       </w:r>
       <w:r>
         <w:t xml:space="preserve">. </w:t>
       </w:r>
       <w:r>
-        <w:t>Létrehozok egy views mappát, ebbe mennek azok a fájlok, amiket a felhasználó grafikusan látni fog. Létrehoztam egy routes mappát, amibe majd az endpointok kerülnek.</w:t>
-      </w:r>
-    </w:p>
-    <w:p>
-      <w:r>
-        <w:t>Első megvalósítandó feladat a regisztráció lesz. Ehhez letöltöm az EJS-t (npm i ejs), ezzel fogom írni a HTML-szerű felületeket, és ezt meg kell hívni az app.js-ben is.</w:t>
-      </w:r>
-    </w:p>
-    <w:p>
-      <w:r>
-        <w:t>Dolgozom a register.ejs, authRoutes.js, authController.js és app.js fájlokban.</w:t>
+        <w:t xml:space="preserve">Létrehozok egy </w:t>
+      </w:r>
+      <w:proofErr w:type="spellStart"/>
+      <w:r>
+        <w:t>views</w:t>
+      </w:r>
+      <w:proofErr w:type="spellEnd"/>
+      <w:r>
+        <w:t xml:space="preserve"> mappát, ebbe mennek azok a fájlok, amiket a felhasználó grafikusan látni fog. Létrehoztam egy </w:t>
+      </w:r>
+      <w:proofErr w:type="spellStart"/>
+      <w:r>
+        <w:t>routes</w:t>
+      </w:r>
+      <w:proofErr w:type="spellEnd"/>
+      <w:r>
+        <w:t xml:space="preserve"> mappát, amibe majd az </w:t>
+      </w:r>
+      <w:proofErr w:type="spellStart"/>
+      <w:r>
+        <w:t>endpointok</w:t>
+      </w:r>
+      <w:proofErr w:type="spellEnd"/>
+      <w:r>
+        <w:t xml:space="preserve"> kerülnek.</w:t>
+      </w:r>
+    </w:p>
+    <w:p>
+      <w:r>
+        <w:t>Első megvalósítandó feladat a regisztráció lesz. Ehhez letöltöm az EJS-t (</w:t>
+      </w:r>
+      <w:proofErr w:type="spellStart"/>
+      <w:r>
+        <w:t>npm</w:t>
+      </w:r>
+      <w:proofErr w:type="spellEnd"/>
+      <w:r>
+        <w:t xml:space="preserve"> i </w:t>
+      </w:r>
+      <w:proofErr w:type="spellStart"/>
+      <w:r>
+        <w:t>ejs</w:t>
+      </w:r>
+      <w:proofErr w:type="spellEnd"/>
+      <w:r>
+        <w:t>), ezzel fogom írni a HTML-szerű felületeket, és ezt meg kell hívni az app.js-ben is.</w:t>
+      </w:r>
+    </w:p>
+    <w:p>
+      <w:r>
+        <w:t xml:space="preserve">Dolgozom a </w:t>
+      </w:r>
+      <w:proofErr w:type="spellStart"/>
+      <w:r>
+        <w:t>register.ejs</w:t>
+      </w:r>
+      <w:proofErr w:type="spellEnd"/>
+      <w:r>
+        <w:t>, authRoutes.js, authController.js és app.js fájlokban.</w:t>
       </w:r>
     </w:p>
     <w:p/>
@@ -241,6 +907,7 @@
       <w:r>
         <w:t xml:space="preserve">a </w:t>
       </w:r>
+      <w:proofErr w:type="spellStart"/>
       <w:r>
         <w:rPr>
           <w:i/>
@@ -250,17 +917,35 @@
         </w:rPr>
         <w:t>controller</w:t>
       </w:r>
+      <w:proofErr w:type="spellEnd"/>
       <w:r>
         <w:t>-ben</w:t>
       </w:r>
       <w:r>
-        <w:t xml:space="preserve"> van a model függvények meghívása, az ezek által visszaadott eredmény validálása és az átirányítás.</w:t>
+        <w:t xml:space="preserve"> van a </w:t>
+      </w:r>
+      <w:proofErr w:type="spellStart"/>
+      <w:r>
+        <w:t>model</w:t>
+      </w:r>
+      <w:proofErr w:type="spellEnd"/>
+      <w:r>
+        <w:t xml:space="preserve"> függvények meghívása, az ezek által visszaadott eredmény </w:t>
+      </w:r>
+      <w:proofErr w:type="spellStart"/>
+      <w:r>
+        <w:t>validálása</w:t>
+      </w:r>
+      <w:proofErr w:type="spellEnd"/>
+      <w:r>
+        <w:t xml:space="preserve"> és az átirányítás.</w:t>
       </w:r>
     </w:p>
     <w:p>
       <w:r>
         <w:t xml:space="preserve">a </w:t>
       </w:r>
+      <w:proofErr w:type="spellStart"/>
       <w:r>
         <w:rPr>
           <w:i/>
@@ -270,14 +955,40 @@
         </w:rPr>
         <w:t>model</w:t>
       </w:r>
-      <w:r>
-        <w:t>-ben vannak azok a függvények, amelyek az adatbázissal foglalkoznak, például findUserByEmail() vagy createUser(). Ezek csak dolgoznak az eredménnyel, nem csinálnak semmi mást. A controller dönti el, mi legyen az eredménnyel.</w:t>
+      <w:proofErr w:type="spellEnd"/>
+      <w:r>
+        <w:t xml:space="preserve">-ben vannak azok a függvények, amelyek az adatbázissal foglalkoznak, például </w:t>
+      </w:r>
+      <w:proofErr w:type="spellStart"/>
+      <w:r>
+        <w:t>findUserByEmail</w:t>
+      </w:r>
+      <w:proofErr w:type="spellEnd"/>
+      <w:r>
+        <w:t xml:space="preserve">() vagy </w:t>
+      </w:r>
+      <w:proofErr w:type="spellStart"/>
+      <w:r>
+        <w:t>createUser</w:t>
+      </w:r>
+      <w:proofErr w:type="spellEnd"/>
+      <w:r>
+        <w:t xml:space="preserve">(). Ezek csak dolgoznak az eredménnyel, nem csinálnak semmi mást. A </w:t>
+      </w:r>
+      <w:proofErr w:type="spellStart"/>
+      <w:r>
+        <w:t>controller</w:t>
+      </w:r>
+      <w:proofErr w:type="spellEnd"/>
+      <w:r>
+        <w:t xml:space="preserve"> dönti el, mi legyen az eredménnyel.</w:t>
       </w:r>
     </w:p>
     <w:p>
       <w:r>
         <w:t xml:space="preserve">a </w:t>
       </w:r>
+      <w:proofErr w:type="spellStart"/>
       <w:r>
         <w:rPr>
           <w:i/>
@@ -287,20 +998,69 @@
         </w:rPr>
         <w:t>routes</w:t>
       </w:r>
-      <w:r>
-        <w:t>-ban az endpointokat kell meghívni a hozzájuk tartozó controller függvényekkel.</w:t>
+      <w:proofErr w:type="spellEnd"/>
+      <w:r>
+        <w:t xml:space="preserve">-ban az </w:t>
+      </w:r>
+      <w:proofErr w:type="spellStart"/>
+      <w:r>
+        <w:t>endpointokat</w:t>
+      </w:r>
+      <w:proofErr w:type="spellEnd"/>
+      <w:r>
+        <w:t xml:space="preserve"> kell meghívni a hozzájuk tartozó </w:t>
+      </w:r>
+      <w:proofErr w:type="spellStart"/>
+      <w:r>
+        <w:t>controller</w:t>
+      </w:r>
+      <w:proofErr w:type="spellEnd"/>
+      <w:r>
+        <w:t xml:space="preserve"> függvényekkel.</w:t>
       </w:r>
     </w:p>
     <w:p/>
     <w:p>
       <w:r>
-        <w:t>A pgAdmin-ban egy tábla adatait a (</w:t>
-      </w:r>
-      <w:r>
-        <w:t>SELECT * FROM users;</w:t>
-      </w:r>
-      <w:r>
-        <w:t>) paranccsal lehet listázni a tábla query tool-jában.</w:t>
+        <w:t xml:space="preserve">A </w:t>
+      </w:r>
+      <w:proofErr w:type="spellStart"/>
+      <w:r>
+        <w:t>pgAdmin</w:t>
+      </w:r>
+      <w:proofErr w:type="spellEnd"/>
+      <w:r>
+        <w:t>-ban egy tábla adatait a (</w:t>
+      </w:r>
+      <w:r>
+        <w:t xml:space="preserve">SELECT * FROM </w:t>
+      </w:r>
+      <w:proofErr w:type="spellStart"/>
+      <w:r>
+        <w:t>users</w:t>
+      </w:r>
+      <w:proofErr w:type="spellEnd"/>
+      <w:r>
+        <w:t>;</w:t>
+      </w:r>
+      <w:r>
+        <w:t xml:space="preserve">) paranccsal lehet listázni a tábla </w:t>
+      </w:r>
+      <w:proofErr w:type="spellStart"/>
+      <w:r>
+        <w:t>query</w:t>
+      </w:r>
+      <w:proofErr w:type="spellEnd"/>
+      <w:r>
+        <w:t xml:space="preserve"> </w:t>
+      </w:r>
+      <w:proofErr w:type="spellStart"/>
+      <w:r>
+        <w:t>tool-jában</w:t>
+      </w:r>
+      <w:proofErr w:type="spellEnd"/>
+      <w:r>
+        <w:t>.</w:t>
       </w:r>
     </w:p>
     <w:p/>
@@ -328,32 +1088,168 @@
     </w:p>
     <w:p>
       <w:r>
-        <w:t>Kijelentkezés megvalósítása session-nel fog történni, mivel MVC-nél hatékonyabb és egyszerűbb, mint a tokenes megoldás. Le kell tölteni hozzá a session middleware-t</w:t>
-      </w:r>
-      <w:r>
-        <w:t xml:space="preserve"> (npm i express-session)</w:t>
-      </w:r>
-      <w:r>
-        <w:t>, beállítani app.js-ben, majd controllerben a loginUser függvényében átadom a session-nek a user értékeit (id, email, role)</w:t>
+        <w:t>Kijelentkezés megvalósítása session-</w:t>
+      </w:r>
+      <w:proofErr w:type="spellStart"/>
+      <w:r>
+        <w:t>nel</w:t>
+      </w:r>
+      <w:proofErr w:type="spellEnd"/>
+      <w:r>
+        <w:t xml:space="preserve"> fog történni, mivel MVC-nél hatékonyabb és egyszerűbb, mint a </w:t>
+      </w:r>
+      <w:proofErr w:type="spellStart"/>
+      <w:r>
+        <w:t>tokenes</w:t>
+      </w:r>
+      <w:proofErr w:type="spellEnd"/>
+      <w:r>
+        <w:t xml:space="preserve"> megoldás. Le kell tölteni hozzá a session </w:t>
+      </w:r>
+      <w:proofErr w:type="spellStart"/>
+      <w:r>
+        <w:t>middleware</w:t>
+      </w:r>
+      <w:proofErr w:type="spellEnd"/>
+      <w:r>
+        <w:t>-t</w:t>
+      </w:r>
+      <w:r>
+        <w:t xml:space="preserve"> (</w:t>
+      </w:r>
+      <w:proofErr w:type="spellStart"/>
+      <w:r>
+        <w:t>npm</w:t>
+      </w:r>
+      <w:proofErr w:type="spellEnd"/>
+      <w:r>
+        <w:t xml:space="preserve"> i </w:t>
+      </w:r>
+      <w:proofErr w:type="spellStart"/>
+      <w:r>
+        <w:t>express</w:t>
+      </w:r>
+      <w:proofErr w:type="spellEnd"/>
+      <w:r>
+        <w:t>-session)</w:t>
+      </w:r>
+      <w:r>
+        <w:t xml:space="preserve">, beállítani app.js-ben, majd </w:t>
+      </w:r>
+      <w:proofErr w:type="spellStart"/>
+      <w:r>
+        <w:t>controllerben</w:t>
+      </w:r>
+      <w:proofErr w:type="spellEnd"/>
+      <w:r>
+        <w:t xml:space="preserve"> a </w:t>
+      </w:r>
+      <w:proofErr w:type="spellStart"/>
+      <w:r>
+        <w:t>loginUser</w:t>
+      </w:r>
+      <w:proofErr w:type="spellEnd"/>
+      <w:r>
+        <w:t xml:space="preserve"> függvényében átadom a session-</w:t>
+      </w:r>
+      <w:proofErr w:type="spellStart"/>
+      <w:r>
+        <w:t>nek</w:t>
+      </w:r>
+      <w:proofErr w:type="spellEnd"/>
+      <w:r>
+        <w:t xml:space="preserve"> a </w:t>
+      </w:r>
+      <w:proofErr w:type="spellStart"/>
+      <w:r>
+        <w:t>user</w:t>
+      </w:r>
+      <w:proofErr w:type="spellEnd"/>
+      <w:r>
+        <w:t xml:space="preserve"> értékeit (</w:t>
+      </w:r>
+      <w:proofErr w:type="spellStart"/>
+      <w:r>
+        <w:t>id</w:t>
+      </w:r>
+      <w:proofErr w:type="spellEnd"/>
+      <w:r>
+        <w:t xml:space="preserve">, email, </w:t>
+      </w:r>
+      <w:proofErr w:type="spellStart"/>
+      <w:r>
+        <w:t>role</w:t>
+      </w:r>
+      <w:proofErr w:type="spellEnd"/>
+      <w:r>
+        <w:t>)</w:t>
       </w:r>
       <w:r>
         <w:t>.</w:t>
       </w:r>
       <w:r>
-        <w:t xml:space="preserve"> Bejelentkezés után a home (/) oldalra viszi a felhasználót, ehhez kell egy külön router az app.js-ben („/”), kell egy homeController.js, egy homeRoutes.js és egy home</w:t>
-      </w:r>
-      <w:r>
-        <w:t xml:space="preserve">.ejs. A loginUser függvénybe van </w:t>
+        <w:t xml:space="preserve"> Bejelentkezés után a </w:t>
+      </w:r>
+      <w:proofErr w:type="spellStart"/>
+      <w:r>
+        <w:t>home</w:t>
+      </w:r>
+      <w:proofErr w:type="spellEnd"/>
+      <w:r>
+        <w:t xml:space="preserve"> (/) oldalra viszi a felhasználót, ehhez kell egy külön router az app.js-ben („/”), kell egy homeController.js, egy homeRoutes.js és egy </w:t>
+      </w:r>
+      <w:proofErr w:type="spellStart"/>
+      <w:r>
+        <w:t>home</w:t>
+      </w:r>
+      <w:r>
+        <w:t>.ejs</w:t>
+      </w:r>
+      <w:proofErr w:type="spellEnd"/>
+      <w:r>
+        <w:t xml:space="preserve">. A </w:t>
+      </w:r>
+      <w:proofErr w:type="spellStart"/>
+      <w:r>
+        <w:t>loginUser</w:t>
+      </w:r>
+      <w:proofErr w:type="spellEnd"/>
+      <w:r>
+        <w:t xml:space="preserve"> függvénybe van </w:t>
       </w:r>
       <w:r>
         <w:lastRenderedPageBreak/>
-        <w:t>bekötve a home (res.redirect(„/”)) oldal.</w:t>
+        <w:t xml:space="preserve">bekötve a </w:t>
+      </w:r>
+      <w:proofErr w:type="spellStart"/>
+      <w:r>
+        <w:t>home</w:t>
+      </w:r>
+      <w:proofErr w:type="spellEnd"/>
+      <w:r>
+        <w:t xml:space="preserve"> (</w:t>
+      </w:r>
+      <w:proofErr w:type="spellStart"/>
+      <w:r>
+        <w:t>res.redirect</w:t>
+      </w:r>
+      <w:proofErr w:type="spellEnd"/>
+      <w:r>
+        <w:t>(„/”)) oldal.</w:t>
       </w:r>
       <w:r>
         <w:t xml:space="preserve"> Kijelentkezéshez csak egy függvény kell</w:t>
       </w:r>
       <w:r>
-        <w:t xml:space="preserve"> a controller-ben</w:t>
+        <w:t xml:space="preserve"> a </w:t>
+      </w:r>
+      <w:proofErr w:type="spellStart"/>
+      <w:r>
+        <w:t>controller</w:t>
+      </w:r>
+      <w:proofErr w:type="spellEnd"/>
+      <w:r>
+        <w:t>-ben</w:t>
       </w:r>
       <w:r>
         <w:t xml:space="preserve">, ami törli a </w:t>
@@ -365,8 +1261,37 @@
         <w:t xml:space="preserve"> A</w:t>
       </w:r>
       <w:r>
-        <w:t xml:space="preserve"> gombokhoz érdemes egy külön header fájl, erre van a view/partials/header.ejs</w:t>
-      </w:r>
+        <w:t xml:space="preserve"> gombokhoz érdemes egy külön </w:t>
+      </w:r>
+      <w:proofErr w:type="spellStart"/>
+      <w:r>
+        <w:t>header</w:t>
+      </w:r>
+      <w:proofErr w:type="spellEnd"/>
+      <w:r>
+        <w:t xml:space="preserve"> fájl, erre van a </w:t>
+      </w:r>
+      <w:proofErr w:type="spellStart"/>
+      <w:r>
+        <w:t>view</w:t>
+      </w:r>
+      <w:proofErr w:type="spellEnd"/>
+      <w:r>
+        <w:t>/</w:t>
+      </w:r>
+      <w:proofErr w:type="spellStart"/>
+      <w:r>
+        <w:t>partials</w:t>
+      </w:r>
+      <w:proofErr w:type="spellEnd"/>
+      <w:r>
+        <w:t>/</w:t>
+      </w:r>
+      <w:proofErr w:type="spellStart"/>
+      <w:r>
+        <w:t>header.ejs</w:t>
+      </w:r>
+      <w:proofErr w:type="spellEnd"/>
       <w:r>
         <w:t>, amiben a gombokra</w:t>
       </w:r>
@@ -377,16 +1302,71 @@
         <w:t xml:space="preserve"> vagy</w:t>
       </w:r>
       <w:r>
-        <w:t xml:space="preserve"> &lt;button&gt;-val</w:t>
-      </w:r>
-      <w:r>
-        <w:t xml:space="preserve"> kell hivatkozni, megjelenítésnél a &lt;% %&gt;-ba írva a </w:t>
-      </w:r>
-      <w:r>
-        <w:t xml:space="preserve">javascript kódot kell ellenőrizni, hogy van-e session vagy nincs. Ezt az app.js-ben </w:t>
-      </w:r>
-      <w:r>
-        <w:t>route-ként át kell adni, hogy minden header fájlban elérhetű legyen a locals.user.</w:t>
+        <w:t xml:space="preserve"> &lt;</w:t>
+      </w:r>
+      <w:proofErr w:type="spellStart"/>
+      <w:r>
+        <w:t>button</w:t>
+      </w:r>
+      <w:proofErr w:type="spellEnd"/>
+      <w:r>
+        <w:t>&gt;-</w:t>
+      </w:r>
+      <w:proofErr w:type="spellStart"/>
+      <w:r>
+        <w:t>val</w:t>
+      </w:r>
+      <w:proofErr w:type="spellEnd"/>
+      <w:r>
+        <w:t xml:space="preserve"> kell hivatkozni, megjelenítésnél a &lt;% %&gt;-</w:t>
+      </w:r>
+      <w:proofErr w:type="spellStart"/>
+      <w:r>
+        <w:t>ba</w:t>
+      </w:r>
+      <w:proofErr w:type="spellEnd"/>
+      <w:r>
+        <w:t xml:space="preserve"> írva a </w:t>
+      </w:r>
+      <w:proofErr w:type="spellStart"/>
+      <w:r>
+        <w:t>javascript</w:t>
+      </w:r>
+      <w:proofErr w:type="spellEnd"/>
+      <w:r>
+        <w:t xml:space="preserve"> kódot kell ellenőrizni, hogy van-e session vagy nincs. Ezt az app.js-ben </w:t>
+      </w:r>
+      <w:proofErr w:type="spellStart"/>
+      <w:r>
+        <w:t>route</w:t>
+      </w:r>
+      <w:proofErr w:type="spellEnd"/>
+      <w:r>
+        <w:t xml:space="preserve">-ként át kell adni, hogy minden </w:t>
+      </w:r>
+      <w:proofErr w:type="spellStart"/>
+      <w:r>
+        <w:t>header</w:t>
+      </w:r>
+      <w:proofErr w:type="spellEnd"/>
+      <w:r>
+        <w:t xml:space="preserve"> fájlban </w:t>
+      </w:r>
+      <w:proofErr w:type="spellStart"/>
+      <w:r>
+        <w:t>elérhetű</w:t>
+      </w:r>
+      <w:proofErr w:type="spellEnd"/>
+      <w:r>
+        <w:t xml:space="preserve"> legyen a </w:t>
+      </w:r>
+      <w:proofErr w:type="spellStart"/>
+      <w:r>
+        <w:t>locals.user</w:t>
+      </w:r>
+      <w:proofErr w:type="spellEnd"/>
+      <w:r>
+        <w:t>.</w:t>
       </w:r>
     </w:p>
     <w:p/>
@@ -406,23 +1386,81 @@
       </w:r>
     </w:p>
     <w:p>
-      <w:r>
-        <w:t xml:space="preserve">Logo helyére kép, ezeket az app/public mappába, </w:t>
-      </w:r>
-      <w:r>
-        <w:t xml:space="preserve">az images, css mappába kell rakni. </w:t>
+      <w:proofErr w:type="spellStart"/>
+      <w:r>
+        <w:t>Logo</w:t>
+      </w:r>
+      <w:proofErr w:type="spellEnd"/>
+      <w:r>
+        <w:t xml:space="preserve"> helyére kép, ezeket az app/</w:t>
+      </w:r>
+      <w:proofErr w:type="spellStart"/>
+      <w:r>
+        <w:t>public</w:t>
+      </w:r>
+      <w:proofErr w:type="spellEnd"/>
+      <w:r>
+        <w:t xml:space="preserve"> mappába, </w:t>
+      </w:r>
+      <w:r>
+        <w:t xml:space="preserve">az </w:t>
+      </w:r>
+      <w:proofErr w:type="spellStart"/>
+      <w:r>
+        <w:t>images</w:t>
+      </w:r>
+      <w:proofErr w:type="spellEnd"/>
+      <w:r>
+        <w:t xml:space="preserve">, </w:t>
+      </w:r>
+      <w:proofErr w:type="spellStart"/>
+      <w:r>
+        <w:t>css</w:t>
+      </w:r>
+      <w:proofErr w:type="spellEnd"/>
+      <w:r>
+        <w:t xml:space="preserve"> mappába kell rakni. </w:t>
       </w:r>
       <w:r>
         <w:t xml:space="preserve">Ehhez is </w:t>
       </w:r>
       <w:r>
-        <w:t xml:space="preserve">be kell kötni a public mappát, mint ahogy a view-t is kellett. </w:t>
-      </w:r>
-      <w:r>
-        <w:t>Admin jogosultság megvalósításáho</w:t>
-      </w:r>
-      <w:r>
-        <w:t>z szükséges a role ellenőrzése. Külön fájl</w:t>
+        <w:t xml:space="preserve">be kell kötni a </w:t>
+      </w:r>
+      <w:proofErr w:type="spellStart"/>
+      <w:r>
+        <w:t>public</w:t>
+      </w:r>
+      <w:proofErr w:type="spellEnd"/>
+      <w:r>
+        <w:t xml:space="preserve"> mappát, mint ahogy a </w:t>
+      </w:r>
+      <w:proofErr w:type="spellStart"/>
+      <w:r>
+        <w:t>view</w:t>
+      </w:r>
+      <w:proofErr w:type="spellEnd"/>
+      <w:r>
+        <w:t xml:space="preserve">-t is kellett. </w:t>
+      </w:r>
+      <w:proofErr w:type="spellStart"/>
+      <w:r>
+        <w:t>Admin</w:t>
+      </w:r>
+      <w:proofErr w:type="spellEnd"/>
+      <w:r>
+        <w:t xml:space="preserve"> jogosultság megvalósításáho</w:t>
+      </w:r>
+      <w:r>
+        <w:t xml:space="preserve">z szükséges a </w:t>
+      </w:r>
+      <w:proofErr w:type="spellStart"/>
+      <w:r>
+        <w:t>role</w:t>
+      </w:r>
+      <w:proofErr w:type="spellEnd"/>
+      <w:r>
+        <w:t xml:space="preserve"> ellenőrzése. Külön fájl</w:t>
       </w:r>
       <w:r>
         <w:t xml:space="preserve">t hozok létre, </w:t>
@@ -443,13 +1481,34 @@
         <w:t>alapfeltételt</w:t>
       </w:r>
       <w:r>
-        <w:t xml:space="preserve"> leírom (ha a user</w:t>
-      </w:r>
+        <w:t xml:space="preserve"> leírom (ha a </w:t>
+      </w:r>
+      <w:proofErr w:type="spellStart"/>
+      <w:r>
+        <w:t>user</w:t>
+      </w:r>
+      <w:proofErr w:type="spellEnd"/>
       <w:r>
         <w:t xml:space="preserve"> létezik és a</w:t>
       </w:r>
       <w:r>
-        <w:t xml:space="preserve"> role-ja nem admin, nem csinálhat ilyet)</w:t>
+        <w:t xml:space="preserve"> </w:t>
+      </w:r>
+      <w:proofErr w:type="spellStart"/>
+      <w:r>
+        <w:t>role</w:t>
+      </w:r>
+      <w:proofErr w:type="spellEnd"/>
+      <w:r>
+        <w:t xml:space="preserve">-ja nem </w:t>
+      </w:r>
+      <w:proofErr w:type="spellStart"/>
+      <w:r>
+        <w:t>admin</w:t>
+      </w:r>
+      <w:proofErr w:type="spellEnd"/>
+      <w:r>
+        <w:t>, nem csinálhat ilyet)</w:t>
       </w:r>
       <w:r>
         <w:t xml:space="preserve">. Létrehozok egy </w:t>
@@ -461,25 +1520,65 @@
         <w:t>.js fájlt és egy adminController.js fájlt</w:t>
       </w:r>
       <w:r>
-        <w:t>, illetve ezt bekötöm az app.js-ben (/admin)</w:t>
+        <w:t>, illetve ezt bekötöm az app.js-ben (/</w:t>
+      </w:r>
+      <w:proofErr w:type="spellStart"/>
+      <w:r>
+        <w:t>admin</w:t>
+      </w:r>
+      <w:proofErr w:type="spellEnd"/>
+      <w:r>
+        <w:t>)</w:t>
       </w:r>
       <w:r>
         <w:t>.</w:t>
       </w:r>
       <w:r>
-        <w:t xml:space="preserve"> Az adminRoutes.js tartalmazza az admin oldal megjelenítését, mivel az admin külön oldalakat kezelhet majd (</w:t>
-      </w:r>
-      <w:r>
-        <w:t>időpontkezelés, szolgáltatások kezelése, stb…</w:t>
+        <w:t xml:space="preserve"> Az adminRoutes.js tartalmazza az </w:t>
+      </w:r>
+      <w:proofErr w:type="spellStart"/>
+      <w:r>
+        <w:t>admin</w:t>
+      </w:r>
+      <w:proofErr w:type="spellEnd"/>
+      <w:r>
+        <w:t xml:space="preserve"> oldal megjelenítését, mivel az </w:t>
+      </w:r>
+      <w:proofErr w:type="spellStart"/>
+      <w:r>
+        <w:t>admin</w:t>
+      </w:r>
+      <w:proofErr w:type="spellEnd"/>
+      <w:r>
+        <w:t xml:space="preserve"> külön oldalakat kezelhet majd (</w:t>
+      </w:r>
+      <w:r>
+        <w:t xml:space="preserve">időpontkezelés, szolgáltatások kezelése, </w:t>
+      </w:r>
+      <w:proofErr w:type="spellStart"/>
+      <w:r>
+        <w:t>stb</w:t>
+      </w:r>
+      <w:proofErr w:type="spellEnd"/>
+      <w:r>
+        <w:t>…</w:t>
       </w:r>
       <w:r>
         <w:t>)</w:t>
       </w:r>
       <w:r>
-        <w:t>. Ezért létrehoztam egy külön admin</w:t>
-      </w:r>
-      <w:r>
-        <w:t>header.ejs- is</w:t>
+        <w:t xml:space="preserve">. Ezért létrehoztam egy külön </w:t>
+      </w:r>
+      <w:proofErr w:type="spellStart"/>
+      <w:r>
+        <w:t>admin</w:t>
+      </w:r>
+      <w:r>
+        <w:t>header.ejs</w:t>
+      </w:r>
+      <w:proofErr w:type="spellEnd"/>
+      <w:r>
+        <w:t>- is</w:t>
       </w:r>
       <w:r>
         <w:t xml:space="preserve"> (ezt </w:t>
@@ -494,8 +1593,21 @@
         <w:t xml:space="preserve">, ehhez viszont a </w:t>
       </w:r>
       <w:r>
-        <w:t>userController.js-ben a bejelentkezéshez hozzá kellett adnom a plusz feltételt, ha admin a felhasználó, akkor az admin</w:t>
-      </w:r>
+        <w:t xml:space="preserve">userController.js-ben a bejelentkezéshez hozzá kellett adnom a plusz feltételt, ha </w:t>
+      </w:r>
+      <w:proofErr w:type="spellStart"/>
+      <w:r>
+        <w:t>admin</w:t>
+      </w:r>
+      <w:proofErr w:type="spellEnd"/>
+      <w:r>
+        <w:t xml:space="preserve"> a felhasználó, akkor az </w:t>
+      </w:r>
+      <w:proofErr w:type="spellStart"/>
+      <w:r>
+        <w:t>admin</w:t>
+      </w:r>
+      <w:proofErr w:type="spellEnd"/>
       <w:r>
         <w:t xml:space="preserve"> </w:t>
       </w:r>
@@ -511,7 +1623,15 @@
     </w:p>
     <w:p>
       <w:r>
-        <w:t xml:space="preserve">Az admin </w:t>
+        <w:t xml:space="preserve">Az </w:t>
+      </w:r>
+      <w:proofErr w:type="spellStart"/>
+      <w:r>
+        <w:t>admin</w:t>
+      </w:r>
+      <w:proofErr w:type="spellEnd"/>
+      <w:r>
+        <w:t xml:space="preserve"> </w:t>
       </w:r>
       <w:r>
         <w:t xml:space="preserve">fülön lévő </w:t>
@@ -529,16 +1649,77 @@
         <w:t xml:space="preserve">a userModel.js-ben kell egy listázó függvény, amit meghívok az adminController.js-ben, majd </w:t>
       </w:r>
       <w:r>
-        <w:t xml:space="preserve">az adminRoutes.js-ben bekötöm, illetve az admin/users.ejs-ben táblázatos formában listázom a user-eket </w:t>
-      </w:r>
-      <w:r>
-        <w:t xml:space="preserve">az adminController.js-ben átadott users lista segítségével (render(„admin/users, </w:t>
+        <w:t xml:space="preserve">az adminRoutes.js-ben bekötöm, illetve az </w:t>
+      </w:r>
+      <w:proofErr w:type="spellStart"/>
+      <w:r>
+        <w:t>admin</w:t>
+      </w:r>
+      <w:proofErr w:type="spellEnd"/>
+      <w:r>
+        <w:t>/</w:t>
+      </w:r>
+      <w:proofErr w:type="spellStart"/>
+      <w:r>
+        <w:t>users.ejs</w:t>
+      </w:r>
+      <w:proofErr w:type="spellEnd"/>
+      <w:r>
+        <w:t xml:space="preserve">-ben táblázatos formában listázom a </w:t>
+      </w:r>
+      <w:proofErr w:type="spellStart"/>
+      <w:r>
+        <w:t>user-eket</w:t>
+      </w:r>
+      <w:proofErr w:type="spellEnd"/>
+      <w:r>
+        <w:t xml:space="preserve"> </w:t>
+      </w:r>
+      <w:r>
+        <w:t xml:space="preserve">az adminController.js-ben átadott </w:t>
+      </w:r>
+      <w:proofErr w:type="spellStart"/>
+      <w:r>
+        <w:t>users</w:t>
+      </w:r>
+      <w:proofErr w:type="spellEnd"/>
+      <w:r>
+        <w:t xml:space="preserve"> lista segítségével (</w:t>
+      </w:r>
+      <w:proofErr w:type="spellStart"/>
+      <w:r>
+        <w:t>render</w:t>
+      </w:r>
+      <w:proofErr w:type="spellEnd"/>
+      <w:r>
+        <w:t>(„</w:t>
+      </w:r>
+      <w:proofErr w:type="spellStart"/>
+      <w:r>
+        <w:t>admin</w:t>
+      </w:r>
+      <w:proofErr w:type="spellEnd"/>
+      <w:r>
+        <w:t>/</w:t>
+      </w:r>
+      <w:proofErr w:type="spellStart"/>
+      <w:r>
+        <w:t>users</w:t>
+      </w:r>
+      <w:proofErr w:type="spellEnd"/>
+      <w:r>
+        <w:t xml:space="preserve">, </w:t>
       </w:r>
       <w:r>
         <w:t>{</w:t>
       </w:r>
-      <w:r>
-        <w:t>users}</w:t>
+      <w:proofErr w:type="spellStart"/>
+      <w:r>
+        <w:t>users</w:t>
+      </w:r>
+      <w:proofErr w:type="spellEnd"/>
+      <w:r>
+        <w:t>}</w:t>
       </w:r>
       <w:r>
         <w:t>)).</w:t>
@@ -546,24 +1727,101 @@
     </w:p>
     <w:p>
       <w:r>
-        <w:t xml:space="preserve">A user-nek van egy Profilom oldala (profile.ejs), amit bekötöttem a publicRoutes.js-be </w:t>
-      </w:r>
-      <w:r>
-        <w:t>és a publicController.js-be egy showProfilePage</w:t>
-      </w:r>
+        <w:t xml:space="preserve">A </w:t>
+      </w:r>
+      <w:proofErr w:type="spellStart"/>
+      <w:r>
+        <w:t>user-nek</w:t>
+      </w:r>
+      <w:proofErr w:type="spellEnd"/>
+      <w:r>
+        <w:t xml:space="preserve"> van egy Profilom oldala (</w:t>
+      </w:r>
+      <w:proofErr w:type="spellStart"/>
+      <w:r>
+        <w:t>profile.ejs</w:t>
+      </w:r>
+      <w:proofErr w:type="spellEnd"/>
+      <w:r>
+        <w:t xml:space="preserve">), amit bekötöttem a publicRoutes.js-be </w:t>
+      </w:r>
+      <w:r>
+        <w:t xml:space="preserve">és a publicController.js-be egy </w:t>
+      </w:r>
+      <w:proofErr w:type="spellStart"/>
+      <w:r>
+        <w:t>showProfilePage</w:t>
+      </w:r>
+      <w:proofErr w:type="spellEnd"/>
       <w:r>
         <w:t xml:space="preserve"> metódussal.</w:t>
       </w:r>
     </w:p>
     <w:p>
       <w:r>
-        <w:t>Az admin a user-ek listázásánál egy Részletek gomb segítségével rá tud kattintani az adott user profiljára, így ő is látja.</w:t>
-      </w:r>
-      <w:r>
-        <w:t xml:space="preserve"> Ez id alapján történik (nem email, mert az nem biztonságos)</w:t>
-      </w:r>
-      <w:r>
-        <w:t xml:space="preserve"> egy userPage oldal által, amit /users/:id-val lehet elérni</w:t>
+        <w:t xml:space="preserve">Az </w:t>
+      </w:r>
+      <w:proofErr w:type="spellStart"/>
+      <w:r>
+        <w:t>admin</w:t>
+      </w:r>
+      <w:proofErr w:type="spellEnd"/>
+      <w:r>
+        <w:t xml:space="preserve"> a </w:t>
+      </w:r>
+      <w:proofErr w:type="spellStart"/>
+      <w:r>
+        <w:t>user</w:t>
+      </w:r>
+      <w:proofErr w:type="spellEnd"/>
+      <w:r>
+        <w:t xml:space="preserve">-ek listázásánál egy Részletek gomb segítségével rá tud kattintani az adott </w:t>
+      </w:r>
+      <w:proofErr w:type="spellStart"/>
+      <w:r>
+        <w:t>user</w:t>
+      </w:r>
+      <w:proofErr w:type="spellEnd"/>
+      <w:r>
+        <w:t xml:space="preserve"> profiljára, így ő is látja.</w:t>
+      </w:r>
+      <w:r>
+        <w:t xml:space="preserve"> Ez </w:t>
+      </w:r>
+      <w:proofErr w:type="spellStart"/>
+      <w:r>
+        <w:t>id</w:t>
+      </w:r>
+      <w:proofErr w:type="spellEnd"/>
+      <w:r>
+        <w:t xml:space="preserve"> alapján történik (nem email, mert az nem biztonságos)</w:t>
+      </w:r>
+      <w:r>
+        <w:t xml:space="preserve"> egy </w:t>
+      </w:r>
+      <w:proofErr w:type="spellStart"/>
+      <w:r>
+        <w:t>userPage</w:t>
+      </w:r>
+      <w:proofErr w:type="spellEnd"/>
+      <w:r>
+        <w:t xml:space="preserve"> oldal által, amit /</w:t>
+      </w:r>
+      <w:proofErr w:type="spellStart"/>
+      <w:r>
+        <w:t>users</w:t>
+      </w:r>
+      <w:proofErr w:type="spellEnd"/>
+      <w:r>
+        <w:t>/:</w:t>
+      </w:r>
+      <w:proofErr w:type="spellStart"/>
+      <w:r>
+        <w:t>id-val</w:t>
+      </w:r>
+      <w:proofErr w:type="spellEnd"/>
+      <w:r>
+        <w:t xml:space="preserve"> lehet elérni</w:t>
       </w:r>
       <w:r>
         <w:t xml:space="preserve">. FONTOS, hogy változók esetén a </w:t>
@@ -584,10 +1842,23 @@
         <w:t>{</w:t>
       </w:r>
       <w:r>
-        <w:t xml:space="preserve"> id } = </w:t>
-      </w:r>
-      <w:r>
-        <w:t xml:space="preserve">req.params </w:t>
+        <w:t xml:space="preserve"> </w:t>
+      </w:r>
+      <w:proofErr w:type="spellStart"/>
+      <w:r>
+        <w:t>id</w:t>
+      </w:r>
+      <w:proofErr w:type="spellEnd"/>
+      <w:r>
+        <w:t xml:space="preserve"> } = </w:t>
+      </w:r>
+      <w:proofErr w:type="spellStart"/>
+      <w:r>
+        <w:t>req.params</w:t>
+      </w:r>
+      <w:proofErr w:type="spellEnd"/>
+      <w:r>
+        <w:t xml:space="preserve"> </w:t>
       </w:r>
       <w:r>
         <w:t>kell.</w:t>
@@ -611,16 +1882,48 @@
     </w:p>
     <w:p>
       <w:r>
-        <w:t>Ez a feladat a szolgáltatások létrehozására és kezelésére szolgál (létrehozás, listázás, módosítás, törlés). Ezeket csak az admin hajthatja végre</w:t>
-      </w:r>
-      <w:r>
-        <w:t xml:space="preserve">. PgAdmin-ban létrehozok egy services táblát, </w:t>
+        <w:t xml:space="preserve">Ez a feladat a szolgáltatások létrehozására és kezelésére szolgál (létrehozás, listázás, módosítás, törlés). Ezeket csak az </w:t>
+      </w:r>
+      <w:proofErr w:type="spellStart"/>
+      <w:r>
+        <w:t>admin</w:t>
+      </w:r>
+      <w:proofErr w:type="spellEnd"/>
+      <w:r>
+        <w:t xml:space="preserve"> hajthatja végre</w:t>
+      </w:r>
+      <w:r>
+        <w:t xml:space="preserve">. </w:t>
+      </w:r>
+      <w:proofErr w:type="spellStart"/>
+      <w:r>
+        <w:t>PgAdmin</w:t>
+      </w:r>
+      <w:proofErr w:type="spellEnd"/>
+      <w:r>
+        <w:t xml:space="preserve">-ban létrehozok egy </w:t>
+      </w:r>
+      <w:proofErr w:type="spellStart"/>
+      <w:r>
+        <w:t>services</w:t>
+      </w:r>
+      <w:proofErr w:type="spellEnd"/>
+      <w:r>
+        <w:t xml:space="preserve"> táblát, </w:t>
       </w:r>
       <w:r>
         <w:t>amit serviceModel.js-ben adatbázis műveletek</w:t>
       </w:r>
       <w:r>
-        <w:t xml:space="preserve">kel irányítok. Admin </w:t>
+        <w:t xml:space="preserve">kel irányítok. </w:t>
+      </w:r>
+      <w:proofErr w:type="spellStart"/>
+      <w:r>
+        <w:t>Admin</w:t>
+      </w:r>
+      <w:proofErr w:type="spellEnd"/>
+      <w:r>
+        <w:t xml:space="preserve"> </w:t>
       </w:r>
       <w:r>
         <w:lastRenderedPageBreak/>
@@ -633,35 +1936,226 @@
         <w:t>dolgozom, illetve kell e</w:t>
       </w:r>
       <w:r>
-        <w:t>gy views/admin/services.ejs</w:t>
-      </w:r>
+        <w:t xml:space="preserve">gy </w:t>
+      </w:r>
+      <w:proofErr w:type="spellStart"/>
+      <w:r>
+        <w:t>views</w:t>
+      </w:r>
+      <w:proofErr w:type="spellEnd"/>
+      <w:r>
+        <w:t>/</w:t>
+      </w:r>
+      <w:proofErr w:type="spellStart"/>
+      <w:r>
+        <w:t>admin</w:t>
+      </w:r>
+      <w:proofErr w:type="spellEnd"/>
+      <w:r>
+        <w:t>/</w:t>
+      </w:r>
+      <w:proofErr w:type="spellStart"/>
+      <w:r>
+        <w:t>services.ejs</w:t>
+      </w:r>
+      <w:proofErr w:type="spellEnd"/>
       <w:r>
         <w:t>. Egy szolgáltatás létrehozását és módosítását a szolgáltatások lista oldalon egy felugró ablakkal valósítottam meg, ezért külön működtetést igényel</w:t>
       </w:r>
       <w:r>
-        <w:t xml:space="preserve">, létrehoztam egy public/css/serviceModal.css, public/js/serviceModal.js és </w:t>
-      </w:r>
-      <w:r>
-        <w:t xml:space="preserve">views/admin/serviceModal.ejs fájlokat. Elsőben </w:t>
-      </w:r>
-      <w:r>
-        <w:t>a stílus, másodikban a javascript működtetés, harmadikban a</w:t>
-      </w:r>
-      <w:r>
-        <w:t xml:space="preserve">z input mezők, stb… vannak. </w:t>
-      </w:r>
-      <w:r>
-        <w:t xml:space="preserve">HTML csak GET és POST-ot tud kezelni, ezért letöltöttem a method_override-t (npm i method_override), így </w:t>
-      </w:r>
-      <w:r>
-        <w:t>a routerben lehet PATCH és DELETE. Fontos, hogy az endpointok az adminRoutes.js-ben GET /services, POST /services, PATCH /services/:id.</w:t>
-      </w:r>
-      <w:r>
-        <w:t xml:space="preserve"> Ha GET-el és POST-tal akarnám, akkor csak az elérési út változna (/services/</w:t>
-      </w:r>
-      <w:r>
-        <w:t>:id/update, services/:id/delete</w:t>
-      </w:r>
+        <w:t xml:space="preserve">, létrehoztam egy </w:t>
+      </w:r>
+      <w:proofErr w:type="spellStart"/>
+      <w:r>
+        <w:t>public</w:t>
+      </w:r>
+      <w:proofErr w:type="spellEnd"/>
+      <w:r>
+        <w:t>/</w:t>
+      </w:r>
+      <w:proofErr w:type="spellStart"/>
+      <w:r>
+        <w:t>css</w:t>
+      </w:r>
+      <w:proofErr w:type="spellEnd"/>
+      <w:r>
+        <w:t xml:space="preserve">/serviceModal.css, </w:t>
+      </w:r>
+      <w:proofErr w:type="spellStart"/>
+      <w:r>
+        <w:t>public</w:t>
+      </w:r>
+      <w:proofErr w:type="spellEnd"/>
+      <w:r>
+        <w:t>/</w:t>
+      </w:r>
+      <w:proofErr w:type="spellStart"/>
+      <w:r>
+        <w:t>js</w:t>
+      </w:r>
+      <w:proofErr w:type="spellEnd"/>
+      <w:r>
+        <w:t xml:space="preserve">/serviceModal.js és </w:t>
+      </w:r>
+      <w:proofErr w:type="spellStart"/>
+      <w:r>
+        <w:t>views</w:t>
+      </w:r>
+      <w:proofErr w:type="spellEnd"/>
+      <w:r>
+        <w:t>/</w:t>
+      </w:r>
+      <w:proofErr w:type="spellStart"/>
+      <w:r>
+        <w:t>admin</w:t>
+      </w:r>
+      <w:proofErr w:type="spellEnd"/>
+      <w:r>
+        <w:t>/</w:t>
+      </w:r>
+      <w:proofErr w:type="spellStart"/>
+      <w:r>
+        <w:t>serviceModal.ejs</w:t>
+      </w:r>
+      <w:proofErr w:type="spellEnd"/>
+      <w:r>
+        <w:t xml:space="preserve"> fájlokat. Elsőben </w:t>
+      </w:r>
+      <w:r>
+        <w:t xml:space="preserve">a stílus, másodikban a </w:t>
+      </w:r>
+      <w:proofErr w:type="spellStart"/>
+      <w:r>
+        <w:t>javascript</w:t>
+      </w:r>
+      <w:proofErr w:type="spellEnd"/>
+      <w:r>
+        <w:t xml:space="preserve"> működtetés, harmadikban a</w:t>
+      </w:r>
+      <w:r>
+        <w:t xml:space="preserve">z input mezők, </w:t>
+      </w:r>
+      <w:proofErr w:type="spellStart"/>
+      <w:r>
+        <w:t>stb</w:t>
+      </w:r>
+      <w:proofErr w:type="spellEnd"/>
+      <w:r>
+        <w:t xml:space="preserve">… vannak. </w:t>
+      </w:r>
+      <w:r>
+        <w:t xml:space="preserve">HTML csak GET és POST-ot tud kezelni, ezért letöltöttem a </w:t>
+      </w:r>
+      <w:proofErr w:type="spellStart"/>
+      <w:r>
+        <w:t>method_override</w:t>
+      </w:r>
+      <w:proofErr w:type="spellEnd"/>
+      <w:r>
+        <w:t>-t (</w:t>
+      </w:r>
+      <w:proofErr w:type="spellStart"/>
+      <w:r>
+        <w:t>npm</w:t>
+      </w:r>
+      <w:proofErr w:type="spellEnd"/>
+      <w:r>
+        <w:t xml:space="preserve"> i </w:t>
+      </w:r>
+      <w:proofErr w:type="spellStart"/>
+      <w:r>
+        <w:t>method_override</w:t>
+      </w:r>
+      <w:proofErr w:type="spellEnd"/>
+      <w:r>
+        <w:t xml:space="preserve">), így </w:t>
+      </w:r>
+      <w:r>
+        <w:t xml:space="preserve">a routerben lehet PATCH és DELETE. Fontos, hogy az </w:t>
+      </w:r>
+      <w:proofErr w:type="spellStart"/>
+      <w:r>
+        <w:t>endpointok</w:t>
+      </w:r>
+      <w:proofErr w:type="spellEnd"/>
+      <w:r>
+        <w:t xml:space="preserve"> az adminRoutes.js-ben GET /</w:t>
+      </w:r>
+      <w:proofErr w:type="spellStart"/>
+      <w:r>
+        <w:t>services</w:t>
+      </w:r>
+      <w:proofErr w:type="spellEnd"/>
+      <w:r>
+        <w:t>, POST /</w:t>
+      </w:r>
+      <w:proofErr w:type="spellStart"/>
+      <w:r>
+        <w:t>services</w:t>
+      </w:r>
+      <w:proofErr w:type="spellEnd"/>
+      <w:r>
+        <w:t>, PATCH /</w:t>
+      </w:r>
+      <w:proofErr w:type="spellStart"/>
+      <w:r>
+        <w:t>services</w:t>
+      </w:r>
+      <w:proofErr w:type="spellEnd"/>
+      <w:r>
+        <w:t>/:id.</w:t>
+      </w:r>
+      <w:r>
+        <w:t xml:space="preserve"> Ha GET-el és POST-</w:t>
+      </w:r>
+      <w:proofErr w:type="spellStart"/>
+      <w:r>
+        <w:t>tal</w:t>
+      </w:r>
+      <w:proofErr w:type="spellEnd"/>
+      <w:r>
+        <w:t xml:space="preserve"> akarnám, akkor csak az elérési út változna (/</w:t>
+      </w:r>
+      <w:proofErr w:type="spellStart"/>
+      <w:r>
+        <w:t>services</w:t>
+      </w:r>
+      <w:proofErr w:type="spellEnd"/>
+      <w:r>
+        <w:t>/</w:t>
+      </w:r>
+      <w:r>
+        <w:t>:</w:t>
+      </w:r>
+      <w:proofErr w:type="spellStart"/>
+      <w:r>
+        <w:t>id</w:t>
+      </w:r>
+      <w:proofErr w:type="spellEnd"/>
+      <w:r>
+        <w:t xml:space="preserve">/update, </w:t>
+      </w:r>
+      <w:proofErr w:type="spellStart"/>
+      <w:r>
+        <w:t>services</w:t>
+      </w:r>
+      <w:proofErr w:type="spellEnd"/>
+      <w:r>
+        <w:t>/:</w:t>
+      </w:r>
+      <w:proofErr w:type="spellStart"/>
+      <w:r>
+        <w:t>id</w:t>
+      </w:r>
+      <w:proofErr w:type="spellEnd"/>
+      <w:r>
+        <w:t>/</w:t>
+      </w:r>
+      <w:proofErr w:type="spellStart"/>
+      <w:r>
+        <w:t>delete</w:t>
+      </w:r>
+      <w:proofErr w:type="spellEnd"/>
       <w:r>
         <w:t>)</w:t>
       </w:r>
@@ -673,21 +2167,52 @@
       <w:r>
         <w:t xml:space="preserve">Következő lépésként </w:t>
       </w:r>
-      <w:r>
-        <w:t>customer oldalon kell megvalósítani ezt a service rendszert, azaz a Szolgáltatások fülön listázni a szolgáltatásokat, arra kattintva pedig a bővebb leírást és adatokat megtekiteni.</w:t>
-      </w:r>
-      <w:r>
-        <w:t xml:space="preserve"> A publicRoutes.js-ben /services </w:t>
-      </w:r>
-      <w:r>
-        <w:t xml:space="preserve">és /services:id </w:t>
-      </w:r>
+      <w:proofErr w:type="spellStart"/>
+      <w:r>
+        <w:t>customer</w:t>
+      </w:r>
+      <w:proofErr w:type="spellEnd"/>
+      <w:r>
+        <w:t xml:space="preserve"> oldalon kell megvalósítani ezt a service rendszert, azaz a Szolgáltatások fülön listázni a szolgáltatásokat, arra kattintva pedig a bővebb leírást és adatokat </w:t>
+      </w:r>
+      <w:proofErr w:type="spellStart"/>
+      <w:r>
+        <w:t>megtekiteni</w:t>
+      </w:r>
+      <w:proofErr w:type="spellEnd"/>
+      <w:r>
+        <w:t>.</w:t>
+      </w:r>
+      <w:r>
+        <w:t xml:space="preserve"> A publicRoutes.js-ben /</w:t>
+      </w:r>
+      <w:proofErr w:type="spellStart"/>
+      <w:r>
+        <w:t>services</w:t>
+      </w:r>
+      <w:proofErr w:type="spellEnd"/>
+      <w:r>
+        <w:t xml:space="preserve"> </w:t>
+      </w:r>
+      <w:r>
+        <w:t>és /</w:t>
+      </w:r>
+      <w:proofErr w:type="spellStart"/>
+      <w:r>
+        <w:t>services:id</w:t>
+      </w:r>
+      <w:proofErr w:type="spellEnd"/>
+      <w:r>
+        <w:t xml:space="preserve"> </w:t>
+      </w:r>
+      <w:proofErr w:type="spellStart"/>
       <w:r>
         <w:t>route</w:t>
       </w:r>
       <w:r>
         <w:t>ok</w:t>
       </w:r>
+      <w:proofErr w:type="spellEnd"/>
       <w:r>
         <w:t xml:space="preserve"> bekötése, majd a </w:t>
       </w:r>
@@ -700,11 +2225,40 @@
       <w:r>
         <w:t xml:space="preserve">a listázás és </w:t>
       </w:r>
-      <w:r>
-        <w:t>id alapján listázás metódusok. Ezek adatbázisfüggvényei a serviceModell.js-ben vannak.</w:t>
-      </w:r>
-      <w:r>
-        <w:t xml:space="preserve"> A view/services.ejs és serviceDetails.ejs pedig mutatják az o</w:t>
+      <w:proofErr w:type="spellStart"/>
+      <w:r>
+        <w:t>id</w:t>
+      </w:r>
+      <w:proofErr w:type="spellEnd"/>
+      <w:r>
+        <w:t xml:space="preserve"> alapján listázás metódusok. Ezek adatbázisfüggvényei a serviceModell.js-ben vannak.</w:t>
+      </w:r>
+      <w:r>
+        <w:t xml:space="preserve"> A </w:t>
+      </w:r>
+      <w:proofErr w:type="spellStart"/>
+      <w:r>
+        <w:t>view</w:t>
+      </w:r>
+      <w:proofErr w:type="spellEnd"/>
+      <w:r>
+        <w:t>/</w:t>
+      </w:r>
+      <w:proofErr w:type="spellStart"/>
+      <w:r>
+        <w:t>services.ejs</w:t>
+      </w:r>
+      <w:proofErr w:type="spellEnd"/>
+      <w:r>
+        <w:t xml:space="preserve"> és </w:t>
+      </w:r>
+      <w:proofErr w:type="spellStart"/>
+      <w:r>
+        <w:t>serviceDetails.ejs</w:t>
+      </w:r>
+      <w:proofErr w:type="spellEnd"/>
+      <w:r>
+        <w:t xml:space="preserve"> pedig mutatják az o</w:t>
       </w:r>
       <w:r>
         <w:t>l</w:t>
@@ -713,7 +2267,31 @@
         <w:t xml:space="preserve">dalt. </w:t>
       </w:r>
       <w:r>
-        <w:t>A header-ben lévő aktív szolgáltatások listázása történik legördülő menü formájában, amit a public/css/header.css formáz.</w:t>
+        <w:t xml:space="preserve">A </w:t>
+      </w:r>
+      <w:proofErr w:type="spellStart"/>
+      <w:r>
+        <w:t>header</w:t>
+      </w:r>
+      <w:proofErr w:type="spellEnd"/>
+      <w:r>
+        <w:t xml:space="preserve">-ben lévő aktív szolgáltatások listázása történik legördülő menü formájában, amit a </w:t>
+      </w:r>
+      <w:proofErr w:type="spellStart"/>
+      <w:r>
+        <w:t>public</w:t>
+      </w:r>
+      <w:proofErr w:type="spellEnd"/>
+      <w:r>
+        <w:t>/</w:t>
+      </w:r>
+      <w:proofErr w:type="spellStart"/>
+      <w:r>
+        <w:t>css</w:t>
+      </w:r>
+      <w:proofErr w:type="spellEnd"/>
+      <w:r>
+        <w:t>/header.css formáz.</w:t>
       </w:r>
     </w:p>
     <w:p/>
@@ -734,13 +2312,50 @@
     </w:p>
     <w:p>
       <w:r>
-        <w:t>Ez a feladat az időpontok létrehozására szolgál, amit a customer hoz létre táblázatos formula alapján. Ezt a customer a saját adatlapján, míg az admin egy külön fülön naptárban látja az összes időpontot, illetve a felhasználó egyéni oldalán is megtekintheti. Az admin az időpont státuszát módosíthatja (Feldolgozás alatt, Elfogadva, ha elfogadta, Folyamatban, ha elkezdte, Teljesítve, ha befejezte).</w:t>
+        <w:t xml:space="preserve">Ez a feladat az időpontok létrehozására szolgál, amit a </w:t>
+      </w:r>
+      <w:proofErr w:type="spellStart"/>
+      <w:r>
+        <w:t>customer</w:t>
+      </w:r>
+      <w:proofErr w:type="spellEnd"/>
+      <w:r>
+        <w:t xml:space="preserve"> hoz létre táblázatos formula alapján. Ezt a </w:t>
+      </w:r>
+      <w:proofErr w:type="spellStart"/>
+      <w:r>
+        <w:t>customer</w:t>
+      </w:r>
+      <w:proofErr w:type="spellEnd"/>
+      <w:r>
+        <w:t xml:space="preserve"> a saját adatlapján, míg az </w:t>
+      </w:r>
+      <w:proofErr w:type="spellStart"/>
+      <w:r>
+        <w:t>admin</w:t>
+      </w:r>
+      <w:proofErr w:type="spellEnd"/>
+      <w:r>
+        <w:t xml:space="preserve"> egy külön fülön naptárban látja az összes időpontot, illetve a felhasználó egyéni oldalán is megtekintheti. Az </w:t>
+      </w:r>
+      <w:proofErr w:type="spellStart"/>
+      <w:r>
+        <w:t>admin</w:t>
+      </w:r>
+      <w:proofErr w:type="spellEnd"/>
+      <w:r>
+        <w:t xml:space="preserve"> az időpont státuszát módosíthatja (Feldolgozás alatt, Elfogadva, ha elfogadta, Folyamatban, ha elkezdte, Teljesítve, ha befejezte).</w:t>
       </w:r>
       <w:r>
         <w:t xml:space="preserve"> Folyamata a következő: </w:t>
       </w:r>
-      <w:r>
-        <w:t>customer a</w:t>
+      <w:proofErr w:type="spellStart"/>
+      <w:r>
+        <w:t>customer</w:t>
+      </w:r>
+      <w:proofErr w:type="spellEnd"/>
+      <w:r>
+        <w:t xml:space="preserve"> a</w:t>
       </w:r>
       <w:r>
         <w:t xml:space="preserve">z Időpontfoglalás fülre kattintva egy service listából kiválasztja a szolgáltatást, majd </w:t>
@@ -767,14 +2382,27 @@
         <w:t>a</w:t>
       </w:r>
       <w:r>
-        <w:t xml:space="preserve"> járműje adatait viszi fel. Van opció arra</w:t>
+        <w:t xml:space="preserve"> </w:t>
+      </w:r>
+      <w:proofErr w:type="spellStart"/>
+      <w:r>
+        <w:t>járműje</w:t>
+      </w:r>
+      <w:proofErr w:type="spellEnd"/>
+      <w:r>
+        <w:t xml:space="preserve"> adatait viszi fel. Van opció arra</w:t>
       </w:r>
       <w:r>
         <w:t xml:space="preserve">, hogy </w:t>
       </w:r>
       <w:r>
-        <w:t>ha már van motor hozzáadva a fiókjához, akkor egy bomb</w:t>
-      </w:r>
+        <w:t xml:space="preserve">ha már van motor hozzáadva a fiókjához, akkor egy </w:t>
+      </w:r>
+      <w:proofErr w:type="spellStart"/>
+      <w:r>
+        <w:t>bomb</w:t>
+      </w:r>
+      <w:proofErr w:type="spellEnd"/>
       <w:r>
         <w:t xml:space="preserve"> </w:t>
       </w:r>
@@ -790,7 +2418,23 @@
     </w:p>
     <w:p>
       <w:r>
-        <w:t>Fontos, hogy a .ejs fájl a render()-ben kapcsolódik a kódba (ugyanaz a név kell).</w:t>
+        <w:t>Fontos, hogy a .</w:t>
+      </w:r>
+      <w:proofErr w:type="spellStart"/>
+      <w:r>
+        <w:t>ejs</w:t>
+      </w:r>
+      <w:proofErr w:type="spellEnd"/>
+      <w:r>
+        <w:t xml:space="preserve"> fájl a </w:t>
+      </w:r>
+      <w:proofErr w:type="spellStart"/>
+      <w:r>
+        <w:t>render</w:t>
+      </w:r>
+      <w:proofErr w:type="spellEnd"/>
+      <w:r>
+        <w:t>()-ben kapcsolódik a kódba (ugyanaz a név kell).</w:t>
       </w:r>
     </w:p>
     <w:p>
@@ -798,7 +2442,15 @@
         <w:t xml:space="preserve">Ahhoz, hogy egy felhasználó több szolgáltatást is kiválaszthasson (mert ez sokkal jobb megoldás), </w:t>
       </w:r>
       <w:r>
-        <w:t>az adatbázisban kell egy many-to-many kapcsolótábla</w:t>
+        <w:t xml:space="preserve">az adatbázisban kell egy </w:t>
+      </w:r>
+      <w:proofErr w:type="spellStart"/>
+      <w:r>
+        <w:t>many-to-many</w:t>
+      </w:r>
+      <w:proofErr w:type="spellEnd"/>
+      <w:r>
+        <w:t xml:space="preserve"> kapcsolótábla</w:t>
       </w:r>
       <w:r>
         <w:t>, hogy több szolgáltatás kapcsolódhasson egy időponthoz</w:t>
@@ -817,14 +2469,32 @@
       <w:r>
         <w:t xml:space="preserve">kell hozni egy </w:t>
       </w:r>
-      <w:r>
-        <w:t xml:space="preserve">appointments táblát </w:t>
-      </w:r>
-      <w:r>
-        <w:t xml:space="preserve">(service_id nélkül) </w:t>
-      </w:r>
-      <w:r>
-        <w:t xml:space="preserve">pgAdmin-ban, </w:t>
+      <w:proofErr w:type="spellStart"/>
+      <w:r>
+        <w:t>appointments</w:t>
+      </w:r>
+      <w:proofErr w:type="spellEnd"/>
+      <w:r>
+        <w:t xml:space="preserve"> táblát </w:t>
+      </w:r>
+      <w:r>
+        <w:t>(</w:t>
+      </w:r>
+      <w:proofErr w:type="spellStart"/>
+      <w:r>
+        <w:t>service_id</w:t>
+      </w:r>
+      <w:proofErr w:type="spellEnd"/>
+      <w:r>
+        <w:t xml:space="preserve"> nélkül) </w:t>
+      </w:r>
+      <w:proofErr w:type="spellStart"/>
+      <w:r>
+        <w:t>pgAdmin</w:t>
+      </w:r>
+      <w:proofErr w:type="spellEnd"/>
+      <w:r>
+        <w:t xml:space="preserve">-ban, </w:t>
       </w:r>
       <w:r>
         <w:t>majd szükséges appointmentController.js, appointment</w:t>
@@ -836,14 +2506,43 @@
         <w:t>.js, appointmentModel.js</w:t>
       </w:r>
       <w:r>
-        <w:t>, appointmentService.ejs, appointmentTime.ejs, appointmentData.ejs.</w:t>
+        <w:t xml:space="preserve">, </w:t>
+      </w:r>
+      <w:proofErr w:type="spellStart"/>
+      <w:r>
+        <w:t>appointmentService.ejs</w:t>
+      </w:r>
+      <w:proofErr w:type="spellEnd"/>
+      <w:r>
+        <w:t xml:space="preserve">, </w:t>
+      </w:r>
+      <w:proofErr w:type="spellStart"/>
+      <w:r>
+        <w:t>appointmentTime.ejs</w:t>
+      </w:r>
+      <w:proofErr w:type="spellEnd"/>
+      <w:r>
+        <w:t xml:space="preserve">, </w:t>
+      </w:r>
+      <w:proofErr w:type="spellStart"/>
+      <w:r>
+        <w:t>appointmentData.ejs</w:t>
+      </w:r>
+      <w:proofErr w:type="spellEnd"/>
+      <w:r>
+        <w:t>.</w:t>
       </w:r>
       <w:r>
         <w:t xml:space="preserve"> Mivel az </w:t>
       </w:r>
+      <w:proofErr w:type="spellStart"/>
       <w:r>
         <w:lastRenderedPageBreak/>
-        <w:t xml:space="preserve">appointment a service-el kommunikál (a bejelentkezés a szolgáltatások </w:t>
+        <w:t>appointment</w:t>
+      </w:r>
+      <w:proofErr w:type="spellEnd"/>
+      <w:r>
+        <w:t xml:space="preserve"> a service-el kommunikál (a bejelentkezés a szolgáltatások </w:t>
       </w:r>
       <w:r>
         <w:t>listázásával kezdődik</w:t>
@@ -852,13 +2551,45 @@
         <w:t xml:space="preserve">), </w:t>
       </w:r>
       <w:r>
-        <w:t xml:space="preserve">a serviceModel.js-ből és serviceController.js-ből </w:t>
-      </w:r>
-      <w:r>
-        <w:t>használom ezt a route-ot a userRoutes.js-ben (</w:t>
-      </w:r>
-      <w:r>
-        <w:t>azért /auth, mert bejelentkezés szükséges a folyamathoz</w:t>
+        <w:t>a serviceModel.js-</w:t>
+      </w:r>
+      <w:proofErr w:type="spellStart"/>
+      <w:r>
+        <w:t>ből</w:t>
+      </w:r>
+      <w:proofErr w:type="spellEnd"/>
+      <w:r>
+        <w:t xml:space="preserve"> és serviceController.js-</w:t>
+      </w:r>
+      <w:proofErr w:type="spellStart"/>
+      <w:r>
+        <w:t>ből</w:t>
+      </w:r>
+      <w:proofErr w:type="spellEnd"/>
+      <w:r>
+        <w:t xml:space="preserve"> </w:t>
+      </w:r>
+      <w:r>
+        <w:t xml:space="preserve">használom ezt a </w:t>
+      </w:r>
+      <w:proofErr w:type="spellStart"/>
+      <w:r>
+        <w:t>route</w:t>
+      </w:r>
+      <w:proofErr w:type="spellEnd"/>
+      <w:r>
+        <w:t>-ot a userRoutes.js-ben (</w:t>
+      </w:r>
+      <w:r>
+        <w:t>azért /</w:t>
+      </w:r>
+      <w:proofErr w:type="spellStart"/>
+      <w:r>
+        <w:t>auth</w:t>
+      </w:r>
+      <w:proofErr w:type="spellEnd"/>
+      <w:r>
+        <w:t>, mert bejelentkezés szükséges a folyamathoz</w:t>
       </w:r>
       <w:r>
         <w:t>).</w:t>
@@ -867,11 +2598,32 @@
         <w:t xml:space="preserve"> A</w:t>
       </w:r>
       <w:r>
-        <w:t>z appointmentController.js tartalmazza az egész folyamathoz szükséges metódusokat (sele</w:t>
-      </w:r>
-      <w:r>
-        <w:t>ctService, selectTime, upDatasAndSave</w:t>
-      </w:r>
+        <w:t>z appointmentController.js tartalmazza az egész folyamathoz szükséges metódusokat (</w:t>
+      </w:r>
+      <w:proofErr w:type="spellStart"/>
+      <w:r>
+        <w:t>sele</w:t>
+      </w:r>
+      <w:r>
+        <w:t>ctService</w:t>
+      </w:r>
+      <w:proofErr w:type="spellEnd"/>
+      <w:r>
+        <w:t xml:space="preserve">, </w:t>
+      </w:r>
+      <w:proofErr w:type="spellStart"/>
+      <w:r>
+        <w:t>selectTime</w:t>
+      </w:r>
+      <w:proofErr w:type="spellEnd"/>
+      <w:r>
+        <w:t xml:space="preserve">, </w:t>
+      </w:r>
+      <w:proofErr w:type="spellStart"/>
+      <w:r>
+        <w:t>upDatasAndSave</w:t>
+      </w:r>
+      <w:proofErr w:type="spellEnd"/>
       <w:r>
         <w:t>)</w:t>
       </w:r>
@@ -887,39 +2639,126 @@
       <w:r>
         <w:t>több szolgáltatás kiválasztása esetén külön kapcsolótábla kell (</w:t>
       </w:r>
-      <w:r>
-        <w:t>appointment_services tábla</w:t>
+      <w:proofErr w:type="spellStart"/>
+      <w:r>
+        <w:t>appointment_services</w:t>
+      </w:r>
+      <w:proofErr w:type="spellEnd"/>
+      <w:r>
+        <w:t xml:space="preserve"> tábla</w:t>
       </w:r>
       <w:r>
         <w:t>)</w:t>
       </w:r>
       <w:r>
-        <w:t>, ez tartalmaz egy id-t, egy appointment_id-t és egy service_id</w:t>
-      </w:r>
-      <w:r>
-        <w:t>-t, ehhez kellett a create művelet. Ezt hívja meg az appointmentController.js</w:t>
-      </w:r>
-      <w:r>
-        <w:t xml:space="preserve"> a végső lépésben a createAppointment mellett (tehát két táblába is beszúr adatot).</w:t>
-      </w:r>
-    </w:p>
-    <w:p>
-      <w:r>
-        <w:t>Az appointmentTime.ejs-ben lévő naptár</w:t>
-      </w:r>
-      <w:r>
-        <w:t xml:space="preserve"> külön public/css/</w:t>
-      </w:r>
-      <w:r>
-        <w:t>appointmentTime.css, public/js/appointmentCalendar</w:t>
+        <w:t xml:space="preserve">, ez tartalmaz egy </w:t>
+      </w:r>
+      <w:proofErr w:type="spellStart"/>
+      <w:r>
+        <w:t>id</w:t>
+      </w:r>
+      <w:proofErr w:type="spellEnd"/>
+      <w:r>
+        <w:t xml:space="preserve">-t, egy </w:t>
+      </w:r>
+      <w:proofErr w:type="spellStart"/>
+      <w:r>
+        <w:t>appointment_id</w:t>
+      </w:r>
+      <w:proofErr w:type="spellEnd"/>
+      <w:r>
+        <w:t xml:space="preserve">-t és egy </w:t>
+      </w:r>
+      <w:proofErr w:type="spellStart"/>
+      <w:r>
+        <w:t>service_id</w:t>
+      </w:r>
+      <w:proofErr w:type="spellEnd"/>
+      <w:r>
+        <w:t xml:space="preserve">-t, ehhez kellett a </w:t>
+      </w:r>
+      <w:proofErr w:type="spellStart"/>
+      <w:r>
+        <w:t>create</w:t>
+      </w:r>
+      <w:proofErr w:type="spellEnd"/>
+      <w:r>
+        <w:t xml:space="preserve"> művelet. Ezt hívja meg az appointmentController.js</w:t>
+      </w:r>
+      <w:r>
+        <w:t xml:space="preserve"> a végső lépésben a </w:t>
+      </w:r>
+      <w:proofErr w:type="spellStart"/>
+      <w:r>
+        <w:t>createAppointment</w:t>
+      </w:r>
+      <w:proofErr w:type="spellEnd"/>
+      <w:r>
+        <w:t xml:space="preserve"> mellett (tehát két táblába is beszúr adatot).</w:t>
+      </w:r>
+    </w:p>
+    <w:p>
+      <w:r>
+        <w:t xml:space="preserve">Az </w:t>
+      </w:r>
+      <w:proofErr w:type="spellStart"/>
+      <w:r>
+        <w:t>appointmentTime.ejs</w:t>
+      </w:r>
+      <w:proofErr w:type="spellEnd"/>
+      <w:r>
+        <w:t>-ben lévő naptár</w:t>
+      </w:r>
+      <w:r>
+        <w:t xml:space="preserve"> külön </w:t>
+      </w:r>
+      <w:proofErr w:type="spellStart"/>
+      <w:r>
+        <w:t>public</w:t>
+      </w:r>
+      <w:proofErr w:type="spellEnd"/>
+      <w:r>
+        <w:t>/</w:t>
+      </w:r>
+      <w:proofErr w:type="spellStart"/>
+      <w:r>
+        <w:t>css</w:t>
+      </w:r>
+      <w:proofErr w:type="spellEnd"/>
+      <w:r>
+        <w:t>/</w:t>
+      </w:r>
+      <w:r>
+        <w:t xml:space="preserve">appointmentTime.css, </w:t>
+      </w:r>
+      <w:proofErr w:type="spellStart"/>
+      <w:r>
+        <w:t>public</w:t>
+      </w:r>
+      <w:proofErr w:type="spellEnd"/>
+      <w:r>
+        <w:t>/</w:t>
+      </w:r>
+      <w:proofErr w:type="spellStart"/>
+      <w:r>
+        <w:t>js</w:t>
+      </w:r>
+      <w:proofErr w:type="spellEnd"/>
+      <w:r>
+        <w:t>/appointmentCalendar</w:t>
       </w:r>
       <w:r>
         <w:t>.js fájlt igényelt, mivel a naptár működéséhezjavascript kód kell.</w:t>
       </w:r>
     </w:p>
     <w:p>
-      <w:r>
-        <w:t>Bejezés gomb után a felhasználó a saját oldalára lép, ahol majd az időpontjai jelennek meg.</w:t>
+      <w:proofErr w:type="spellStart"/>
+      <w:r>
+        <w:t>Bejezés</w:t>
+      </w:r>
+      <w:proofErr w:type="spellEnd"/>
+      <w:r>
+        <w:t xml:space="preserve"> gomb után a felhasználó a saját oldalára lép, ahol majd az időpontjai jelennek meg.</w:t>
       </w:r>
     </w:p>
     <w:p/>
@@ -940,27 +2779,104 @@
     </w:p>
     <w:p>
       <w:r>
-        <w:t>Következő lépés a profile oldalon lévő időpontok listázása user_id alapján, ami</w:t>
-      </w:r>
-      <w:r>
-        <w:t xml:space="preserve">nek státuszát az admin módosítja </w:t>
+        <w:t xml:space="preserve">Következő lépés a </w:t>
+      </w:r>
+      <w:proofErr w:type="spellStart"/>
+      <w:r>
+        <w:t>profile</w:t>
+      </w:r>
+      <w:proofErr w:type="spellEnd"/>
+      <w:r>
+        <w:t xml:space="preserve"> oldalon lévő időpontok listázása </w:t>
+      </w:r>
+      <w:proofErr w:type="spellStart"/>
+      <w:r>
+        <w:t>user_id</w:t>
+      </w:r>
+      <w:proofErr w:type="spellEnd"/>
+      <w:r>
+        <w:t xml:space="preserve"> alapján, ami</w:t>
+      </w:r>
+      <w:r>
+        <w:t xml:space="preserve">nek státuszát az </w:t>
+      </w:r>
+      <w:proofErr w:type="spellStart"/>
+      <w:r>
+        <w:t>admin</w:t>
+      </w:r>
+      <w:proofErr w:type="spellEnd"/>
+      <w:r>
+        <w:t xml:space="preserve"> módosítja </w:t>
       </w:r>
       <w:r>
         <w:t>fix értékek szerint (Feldolgozás alatt, Elfogadva, ha elfogadta, Folyamatban, ha elkezdte, Teljesítve, ha befejezte).</w:t>
       </w:r>
       <w:r>
-        <w:t xml:space="preserve">  customer a saját időpontjait tekinheti meg, az admin az időpontok fülön mindenkiét</w:t>
-      </w:r>
-      <w:r>
-        <w:t>. Ehhez a profile.ejs oldal módosítása kell, admin oldalon kell egy appointments.ejs</w:t>
-      </w:r>
+        <w:t xml:space="preserve">  </w:t>
+      </w:r>
+      <w:proofErr w:type="spellStart"/>
+      <w:r>
+        <w:t>customer</w:t>
+      </w:r>
+      <w:proofErr w:type="spellEnd"/>
+      <w:r>
+        <w:t xml:space="preserve"> a saját időpontjait </w:t>
+      </w:r>
+      <w:proofErr w:type="spellStart"/>
+      <w:r>
+        <w:t>tekinheti</w:t>
+      </w:r>
+      <w:proofErr w:type="spellEnd"/>
+      <w:r>
+        <w:t xml:space="preserve"> meg, az </w:t>
+      </w:r>
+      <w:proofErr w:type="spellStart"/>
+      <w:r>
+        <w:t>admin</w:t>
+      </w:r>
+      <w:proofErr w:type="spellEnd"/>
+      <w:r>
+        <w:t xml:space="preserve"> az időpontok fülön mindenkiét</w:t>
+      </w:r>
+      <w:r>
+        <w:t xml:space="preserve">. Ehhez a </w:t>
+      </w:r>
+      <w:proofErr w:type="spellStart"/>
+      <w:r>
+        <w:t>profile.ejs</w:t>
+      </w:r>
+      <w:proofErr w:type="spellEnd"/>
+      <w:r>
+        <w:t xml:space="preserve"> oldal módosítása kell, </w:t>
+      </w:r>
+      <w:proofErr w:type="spellStart"/>
+      <w:r>
+        <w:t>admin</w:t>
+      </w:r>
+      <w:proofErr w:type="spellEnd"/>
+      <w:r>
+        <w:t xml:space="preserve"> oldalon kell egy </w:t>
+      </w:r>
+      <w:proofErr w:type="spellStart"/>
+      <w:r>
+        <w:t>appointments.ejs</w:t>
+      </w:r>
+      <w:proofErr w:type="spellEnd"/>
       <w:r>
         <w:t>, amit bekötök az adminRoutes.js-be és az adminController.js-ben megvalósítom a hozzá kellő metódust, aminek adatbázis művelete az appointmentController.js-ben van.</w:t>
       </w:r>
     </w:p>
     <w:p>
       <w:r>
-        <w:t>Most az admin oldalon a</w:t>
+        <w:t xml:space="preserve">Most az </w:t>
+      </w:r>
+      <w:proofErr w:type="spellStart"/>
+      <w:r>
+        <w:t>admin</w:t>
+      </w:r>
+      <w:proofErr w:type="spellEnd"/>
+      <w:r>
+        <w:t xml:space="preserve"> oldalon a</w:t>
       </w:r>
       <w:r>
         <w:t xml:space="preserve">z időpontok listázásánál lehetővé kell tenni, hogy tudja módosítani az időpont státuszát megadott értékek alapján (legördülő listával). </w:t>
@@ -969,21 +2885,114 @@
         <w:t>Ehhez</w:t>
       </w:r>
       <w:r>
-        <w:t xml:space="preserve"> szükséges volt az admin/appointments.ejs-t módosítani (form-ba és select-be tenni a kifejezést), bekötni az adminRoutes.js-be, </w:t>
-      </w:r>
-      <w:r>
-        <w:t>és egy updateAppointment() és updateAnAppointment() metódust írni az appointmentModel.js-be és appointmentController.js-be.</w:t>
-      </w:r>
-    </w:p>
-    <w:p>
-      <w:r>
-        <w:t xml:space="preserve">Ezután az admin oldalon lévő </w:t>
-      </w:r>
-      <w:r>
-        <w:t xml:space="preserve">users oldalon is kiíratom a user időpontjait. Ehhez az admin/userPage.ejs-t módosítom úgy, hogy </w:t>
-      </w:r>
-      <w:r>
-        <w:t>hozzáadom a profile.ejs oldalon található listázást</w:t>
+        <w:t xml:space="preserve"> szükséges volt az </w:t>
+      </w:r>
+      <w:proofErr w:type="spellStart"/>
+      <w:r>
+        <w:t>admin</w:t>
+      </w:r>
+      <w:proofErr w:type="spellEnd"/>
+      <w:r>
+        <w:t>/</w:t>
+      </w:r>
+      <w:proofErr w:type="spellStart"/>
+      <w:r>
+        <w:t>appointments.ejs</w:t>
+      </w:r>
+      <w:proofErr w:type="spellEnd"/>
+      <w:r>
+        <w:t>-t módosítani (</w:t>
+      </w:r>
+      <w:proofErr w:type="spellStart"/>
+      <w:r>
+        <w:t>form-ba</w:t>
+      </w:r>
+      <w:proofErr w:type="spellEnd"/>
+      <w:r>
+        <w:t xml:space="preserve"> és </w:t>
+      </w:r>
+      <w:proofErr w:type="spellStart"/>
+      <w:r>
+        <w:t>select</w:t>
+      </w:r>
+      <w:proofErr w:type="spellEnd"/>
+      <w:r>
+        <w:t xml:space="preserve">-be tenni a kifejezést), bekötni az adminRoutes.js-be, </w:t>
+      </w:r>
+      <w:r>
+        <w:t xml:space="preserve">és egy </w:t>
+      </w:r>
+      <w:proofErr w:type="spellStart"/>
+      <w:r>
+        <w:t>updateAppointment</w:t>
+      </w:r>
+      <w:proofErr w:type="spellEnd"/>
+      <w:r>
+        <w:t xml:space="preserve">() és </w:t>
+      </w:r>
+      <w:proofErr w:type="spellStart"/>
+      <w:r>
+        <w:t>updateAnAppointment</w:t>
+      </w:r>
+      <w:proofErr w:type="spellEnd"/>
+      <w:r>
+        <w:t>() metódust írni az appointmentModel.js-be és appointmentController.js-be.</w:t>
+      </w:r>
+    </w:p>
+    <w:p>
+      <w:r>
+        <w:t xml:space="preserve">Ezután az </w:t>
+      </w:r>
+      <w:proofErr w:type="spellStart"/>
+      <w:r>
+        <w:t>admin</w:t>
+      </w:r>
+      <w:proofErr w:type="spellEnd"/>
+      <w:r>
+        <w:t xml:space="preserve"> oldalon lévő </w:t>
+      </w:r>
+      <w:proofErr w:type="spellStart"/>
+      <w:r>
+        <w:t>users</w:t>
+      </w:r>
+      <w:proofErr w:type="spellEnd"/>
+      <w:r>
+        <w:t xml:space="preserve"> oldalon is kiíratom a </w:t>
+      </w:r>
+      <w:proofErr w:type="spellStart"/>
+      <w:r>
+        <w:t>user</w:t>
+      </w:r>
+      <w:proofErr w:type="spellEnd"/>
+      <w:r>
+        <w:t xml:space="preserve"> időpontjait. Ehhez az </w:t>
+      </w:r>
+      <w:proofErr w:type="spellStart"/>
+      <w:r>
+        <w:t>admin</w:t>
+      </w:r>
+      <w:proofErr w:type="spellEnd"/>
+      <w:r>
+        <w:t>/</w:t>
+      </w:r>
+      <w:proofErr w:type="spellStart"/>
+      <w:r>
+        <w:t>userPage.ejs</w:t>
+      </w:r>
+      <w:proofErr w:type="spellEnd"/>
+      <w:r>
+        <w:t xml:space="preserve">-t módosítom úgy, hogy </w:t>
+      </w:r>
+      <w:r>
+        <w:t xml:space="preserve">hozzáadom a </w:t>
+      </w:r>
+      <w:proofErr w:type="spellStart"/>
+      <w:r>
+        <w:t>profile.ejs</w:t>
+      </w:r>
+      <w:proofErr w:type="spellEnd"/>
+      <w:r>
+        <w:t xml:space="preserve"> oldalon található listázást</w:t>
       </w:r>
       <w:r>
         <w:t>, majd a Mentés gomb</w:t>
@@ -992,7 +3001,15 @@
         <w:t xml:space="preserve"> fölé írok egy rejtett inputot, ami azt mondja, hogy ne dobjon át módosítás után arra az oldalra, amit a</w:t>
       </w:r>
       <w:r>
-        <w:t>z appointmentController.js-ben a metódus mond (mert az endpoint ugyanaz, a metódus is), hanem maradjon azon az oldalon.</w:t>
+        <w:t xml:space="preserve">z appointmentController.js-ben a metódus mond (mert az </w:t>
+      </w:r>
+      <w:proofErr w:type="spellStart"/>
+      <w:r>
+        <w:t>endpoint</w:t>
+      </w:r>
+      <w:proofErr w:type="spellEnd"/>
+      <w:r>
+        <w:t xml:space="preserve"> ugyanaz, a metódus is), hanem maradjon azon az oldalon.</w:t>
       </w:r>
     </w:p>
     <w:p/>
@@ -1025,8 +3042,13 @@
       <w:r>
         <w:t xml:space="preserve"> funkció megvalósítása, azaz a </w:t>
       </w:r>
-      <w:r>
-        <w:t xml:space="preserve">customer </w:t>
+      <w:proofErr w:type="spellStart"/>
+      <w:r>
+        <w:t>customer</w:t>
+      </w:r>
+      <w:proofErr w:type="spellEnd"/>
+      <w:r>
+        <w:t xml:space="preserve"> </w:t>
       </w:r>
       <w:r>
         <w:t>felviheti a motorját az adatbázisba, így annak adatait később időpontfoglalásnál nem kell felvinni, elég a motort kiválasztani.</w:t>
@@ -1034,14 +3056,32 @@
       <w:r>
         <w:t xml:space="preserve"> Ehhez létrehozok egy </w:t>
       </w:r>
+      <w:proofErr w:type="spellStart"/>
       <w:r>
         <w:t>bikes</w:t>
       </w:r>
-      <w:r>
-        <w:t xml:space="preserve"> táblát pgAdminban, </w:t>
-      </w:r>
-      <w:r>
-        <w:t>aminek lesz külön user_id adattagja, mivel érdemesebb külön listázni minden motort.</w:t>
+      <w:proofErr w:type="spellEnd"/>
+      <w:r>
+        <w:t xml:space="preserve"> táblát </w:t>
+      </w:r>
+      <w:proofErr w:type="spellStart"/>
+      <w:r>
+        <w:t>pgAdminban</w:t>
+      </w:r>
+      <w:proofErr w:type="spellEnd"/>
+      <w:r>
+        <w:t xml:space="preserve">, </w:t>
+      </w:r>
+      <w:r>
+        <w:t xml:space="preserve">aminek lesz külön </w:t>
+      </w:r>
+      <w:proofErr w:type="spellStart"/>
+      <w:r>
+        <w:t>user_id</w:t>
+      </w:r>
+      <w:proofErr w:type="spellEnd"/>
+      <w:r>
+        <w:t xml:space="preserve"> adattagja, mivel érdemesebb külön listázni minden motort.</w:t>
       </w:r>
       <w:r>
         <w:t xml:space="preserve"> </w:t>
@@ -1062,7 +3102,15 @@
         <w:t xml:space="preserve">Ezután létrehozok </w:t>
       </w:r>
       <w:r>
-        <w:t xml:space="preserve">a profile.ejs oldalon egy </w:t>
+        <w:t xml:space="preserve">a </w:t>
+      </w:r>
+      <w:proofErr w:type="spellStart"/>
+      <w:r>
+        <w:t>profile.ejs</w:t>
+      </w:r>
+      <w:proofErr w:type="spellEnd"/>
+      <w:r>
+        <w:t xml:space="preserve"> oldalon egy </w:t>
       </w:r>
       <w:r>
         <w:t>gombot, amivel felugró ablak segítségével lehet motort felvinni az adatbázisba.</w:t>
@@ -1071,19 +3119,104 @@
         <w:t xml:space="preserve"> </w:t>
       </w:r>
       <w:r>
-        <w:t>A profile.ejs-be a gomb mellett kell a motorok (bikes) listázása, amit az app.js-ben hozzáadok listát a locals-hoz.</w:t>
+        <w:t xml:space="preserve">A </w:t>
+      </w:r>
+      <w:proofErr w:type="spellStart"/>
+      <w:r>
+        <w:t>profile.ejs</w:t>
+      </w:r>
+      <w:proofErr w:type="spellEnd"/>
+      <w:r>
+        <w:t>-be a gomb mellett kell a motorok (</w:t>
+      </w:r>
+      <w:proofErr w:type="spellStart"/>
+      <w:r>
+        <w:t>bikes</w:t>
+      </w:r>
+      <w:proofErr w:type="spellEnd"/>
+      <w:r>
+        <w:t xml:space="preserve">) listázása, amit az app.js-ben hozzáadok listát a </w:t>
+      </w:r>
+      <w:proofErr w:type="spellStart"/>
+      <w:r>
+        <w:t>locals</w:t>
+      </w:r>
+      <w:proofErr w:type="spellEnd"/>
+      <w:r>
+        <w:t>-hoz.</w:t>
       </w:r>
       <w:r>
         <w:t xml:space="preserve"> A felugró ablaknak létrehozok egy </w:t>
       </w:r>
-      <w:r>
-        <w:t>partials/bikeModal.ejs-t (ugyan úgy mint admin oldalon a service létrehozásánál)</w:t>
-      </w:r>
-      <w:r>
-        <w:t xml:space="preserve"> és az id-ket azonosítom a public/js/bikeModal.js-ben, illetve itt végzem a műveleteket is.</w:t>
-      </w:r>
-      <w:r>
-        <w:t xml:space="preserve"> Kell a motornak egy Törlés gomb is, amit külön &lt;form&gt;-mal </w:t>
+      <w:proofErr w:type="spellStart"/>
+      <w:r>
+        <w:t>partials</w:t>
+      </w:r>
+      <w:proofErr w:type="spellEnd"/>
+      <w:r>
+        <w:t>/</w:t>
+      </w:r>
+      <w:proofErr w:type="spellStart"/>
+      <w:r>
+        <w:t>bikeModal.ejs</w:t>
+      </w:r>
+      <w:proofErr w:type="spellEnd"/>
+      <w:r>
+        <w:t xml:space="preserve">-t (ugyan úgy mint </w:t>
+      </w:r>
+      <w:proofErr w:type="spellStart"/>
+      <w:r>
+        <w:t>admin</w:t>
+      </w:r>
+      <w:proofErr w:type="spellEnd"/>
+      <w:r>
+        <w:t xml:space="preserve"> oldalon a service létrehozásánál)</w:t>
+      </w:r>
+      <w:r>
+        <w:t xml:space="preserve"> és az </w:t>
+      </w:r>
+      <w:proofErr w:type="spellStart"/>
+      <w:r>
+        <w:t>id</w:t>
+      </w:r>
+      <w:proofErr w:type="spellEnd"/>
+      <w:r>
+        <w:t xml:space="preserve">-ket azonosítom a </w:t>
+      </w:r>
+      <w:proofErr w:type="spellStart"/>
+      <w:r>
+        <w:t>public</w:t>
+      </w:r>
+      <w:proofErr w:type="spellEnd"/>
+      <w:r>
+        <w:t>/</w:t>
+      </w:r>
+      <w:proofErr w:type="spellStart"/>
+      <w:r>
+        <w:t>js</w:t>
+      </w:r>
+      <w:proofErr w:type="spellEnd"/>
+      <w:r>
+        <w:t>/bikeModal.js-ben, illetve itt végzem a műveleteket is.</w:t>
+      </w:r>
+      <w:r>
+        <w:t xml:space="preserve"> Kell a motornak egy Törlés gomb is, amit külön &lt;</w:t>
+      </w:r>
+      <w:proofErr w:type="spellStart"/>
+      <w:r>
+        <w:t>form</w:t>
+      </w:r>
+      <w:proofErr w:type="spellEnd"/>
+      <w:r>
+        <w:t>&gt;-</w:t>
+      </w:r>
+      <w:proofErr w:type="spellStart"/>
+      <w:r>
+        <w:t>mal</w:t>
+      </w:r>
+      <w:proofErr w:type="spellEnd"/>
+      <w:r>
+        <w:t xml:space="preserve"> </w:t>
       </w:r>
       <w:r>
         <w:t>csinálok meg.</w:t>
@@ -1103,7 +3236,15 @@
         <w:t xml:space="preserve">Ehhez a </w:t>
       </w:r>
       <w:r>
-        <w:t>motor listázó táblázat végére, külön &lt;tr&gt;-ben berakok egy sort, ami alapból nem látszódik.</w:t>
+        <w:t>motor listázó táblázat végére, külön &lt;</w:t>
+      </w:r>
+      <w:proofErr w:type="spellStart"/>
+      <w:r>
+        <w:t>tr</w:t>
+      </w:r>
+      <w:proofErr w:type="spellEnd"/>
+      <w:r>
+        <w:t>&gt;-ben berakok egy sort, ami alapból nem látszódik.</w:t>
       </w:r>
     </w:p>
     <w:p/>
@@ -1124,16 +3265,80 @@
     </w:p>
     <w:p>
       <w:r>
-        <w:t xml:space="preserve">Feladat, hogy az admin is lássa a user motorjait, illetve időpontfoglalásnál a legyen opció kiválasztani mentett motort vagy újat hazsnálni a foglalásnál (ez nem mentődik egy a bikes listába). </w:t>
+        <w:t xml:space="preserve">Feladat, hogy az </w:t>
+      </w:r>
+      <w:proofErr w:type="spellStart"/>
+      <w:r>
+        <w:t>admin</w:t>
+      </w:r>
+      <w:proofErr w:type="spellEnd"/>
+      <w:r>
+        <w:t xml:space="preserve"> is lássa a </w:t>
+      </w:r>
+      <w:proofErr w:type="spellStart"/>
+      <w:r>
+        <w:t>user</w:t>
+      </w:r>
+      <w:proofErr w:type="spellEnd"/>
+      <w:r>
+        <w:t xml:space="preserve"> motorjait, illetve időpontfoglalásnál a legyen opció kiválasztani mentett motort vagy újat </w:t>
+      </w:r>
+      <w:proofErr w:type="spellStart"/>
+      <w:r>
+        <w:t>hazsnálni</w:t>
+      </w:r>
+      <w:proofErr w:type="spellEnd"/>
+      <w:r>
+        <w:t xml:space="preserve"> a foglalásnál (ez nem </w:t>
+      </w:r>
+      <w:proofErr w:type="spellStart"/>
+      <w:r>
+        <w:t>mentődik</w:t>
+      </w:r>
+      <w:proofErr w:type="spellEnd"/>
+      <w:r>
+        <w:t xml:space="preserve"> egy a </w:t>
+      </w:r>
+      <w:proofErr w:type="spellStart"/>
+      <w:r>
+        <w:t>bikes</w:t>
+      </w:r>
+      <w:proofErr w:type="spellEnd"/>
+      <w:r>
+        <w:t xml:space="preserve"> listába). </w:t>
       </w:r>
       <w:r>
         <w:t xml:space="preserve">Ehhez </w:t>
       </w:r>
       <w:r>
-        <w:t xml:space="preserve">az appointments táblába be kell szúrni egy </w:t>
-      </w:r>
-      <w:r>
-        <w:t>új, bike_id adattagot, ami opcionális (lehet üres). Ez azért, mert ha a usernek van elmentett motorja, akkor onnan viszi be az adatokat, de felvihet az időpontfoglalás</w:t>
+        <w:t xml:space="preserve">az </w:t>
+      </w:r>
+      <w:proofErr w:type="spellStart"/>
+      <w:r>
+        <w:t>appointments</w:t>
+      </w:r>
+      <w:proofErr w:type="spellEnd"/>
+      <w:r>
+        <w:t xml:space="preserve"> táblába be kell szúrni egy </w:t>
+      </w:r>
+      <w:r>
+        <w:t xml:space="preserve">új, </w:t>
+      </w:r>
+      <w:proofErr w:type="spellStart"/>
+      <w:r>
+        <w:t>bike_id</w:t>
+      </w:r>
+      <w:proofErr w:type="spellEnd"/>
+      <w:r>
+        <w:t xml:space="preserve"> adattagot, ami opcionális (lehet üres). Ez azért, mert ha a </w:t>
+      </w:r>
+      <w:proofErr w:type="spellStart"/>
+      <w:r>
+        <w:t>usernek</w:t>
+      </w:r>
+      <w:proofErr w:type="spellEnd"/>
+      <w:r>
+        <w:t xml:space="preserve"> van elmentett motorja, akkor onnan viszi be az adatokat, de felvihet az időpontfoglalás</w:t>
       </w:r>
       <w:r>
         <w:t>nál is motor</w:t>
@@ -1142,7 +3347,15 @@
         <w:t xml:space="preserve"> </w:t>
       </w:r>
       <w:r>
-        <w:t>adatokat, akkor a bike_id null lesz</w:t>
+        <w:t xml:space="preserve">adatokat, akkor a </w:t>
+      </w:r>
+      <w:proofErr w:type="spellStart"/>
+      <w:r>
+        <w:t>bike_id</w:t>
+      </w:r>
+      <w:proofErr w:type="spellEnd"/>
+      <w:r>
+        <w:t xml:space="preserve"> null lesz</w:t>
       </w:r>
       <w:r>
         <w:t xml:space="preserve"> (és ON DELETE SET NULL, ha a motor törlődik, a foglalás megmaradjon)</w:t>
@@ -1151,14 +3364,45 @@
         <w:t xml:space="preserve">. </w:t>
       </w:r>
       <w:r>
-        <w:t>Az appointments táblát még bővítem (</w:t>
-      </w:r>
-      <w:r>
-        <w:t xml:space="preserve">model, </w:t>
-      </w:r>
-      <w:r>
-        <w:t>category, stroke, cylinder, generation</w:t>
-      </w:r>
+        <w:t xml:space="preserve">Az </w:t>
+      </w:r>
+      <w:proofErr w:type="spellStart"/>
+      <w:r>
+        <w:t>appointments</w:t>
+      </w:r>
+      <w:proofErr w:type="spellEnd"/>
+      <w:r>
+        <w:t xml:space="preserve"> táblát még bővítem (</w:t>
+      </w:r>
+      <w:proofErr w:type="spellStart"/>
+      <w:r>
+        <w:t>model</w:t>
+      </w:r>
+      <w:proofErr w:type="spellEnd"/>
+      <w:r>
+        <w:t xml:space="preserve">, </w:t>
+      </w:r>
+      <w:proofErr w:type="spellStart"/>
+      <w:r>
+        <w:t>category</w:t>
+      </w:r>
+      <w:proofErr w:type="spellEnd"/>
+      <w:r>
+        <w:t xml:space="preserve">, stroke, </w:t>
+      </w:r>
+      <w:proofErr w:type="spellStart"/>
+      <w:r>
+        <w:t>cylinder</w:t>
+      </w:r>
+      <w:proofErr w:type="spellEnd"/>
+      <w:r>
+        <w:t xml:space="preserve">, </w:t>
+      </w:r>
+      <w:proofErr w:type="spellStart"/>
+      <w:r>
+        <w:t>generation</w:t>
+      </w:r>
+      <w:proofErr w:type="spellEnd"/>
       <w:r>
         <w:t>) adattagokkal</w:t>
       </w:r>
@@ -1169,26 +3413,59 @@
         <w:t>z appointmentModel.js, appointmentController.js</w:t>
       </w:r>
       <w:r>
-        <w:t>, appointmentData.ejs</w:t>
-      </w:r>
-      <w:r>
         <w:t xml:space="preserve">, </w:t>
       </w:r>
-      <w:r>
-        <w:t xml:space="preserve"> profile.ejs</w:t>
-      </w:r>
+      <w:proofErr w:type="spellStart"/>
+      <w:r>
+        <w:t>appointmentData.ejs</w:t>
+      </w:r>
+      <w:proofErr w:type="spellEnd"/>
       <w:r>
         <w:t xml:space="preserve">, </w:t>
       </w:r>
       <w:r>
-        <w:t>admin/userPage.ejs</w:t>
-      </w:r>
-      <w:r>
-        <w:t xml:space="preserve"> és admin/appointments.ejs</w:t>
-      </w:r>
-      <w:r>
         <w:t xml:space="preserve"> </w:t>
       </w:r>
+      <w:proofErr w:type="spellStart"/>
+      <w:r>
+        <w:t>profile.ejs</w:t>
+      </w:r>
+      <w:proofErr w:type="spellEnd"/>
+      <w:r>
+        <w:t xml:space="preserve">, </w:t>
+      </w:r>
+      <w:proofErr w:type="spellStart"/>
+      <w:r>
+        <w:t>admin</w:t>
+      </w:r>
+      <w:proofErr w:type="spellEnd"/>
+      <w:r>
+        <w:t>/</w:t>
+      </w:r>
+      <w:proofErr w:type="spellStart"/>
+      <w:r>
+        <w:t>userPage.ejs</w:t>
+      </w:r>
+      <w:proofErr w:type="spellEnd"/>
+      <w:r>
+        <w:t xml:space="preserve"> és </w:t>
+      </w:r>
+      <w:proofErr w:type="spellStart"/>
+      <w:r>
+        <w:t>admin</w:t>
+      </w:r>
+      <w:proofErr w:type="spellEnd"/>
+      <w:r>
+        <w:t>/</w:t>
+      </w:r>
+      <w:proofErr w:type="spellStart"/>
+      <w:r>
+        <w:t>appointments.ejs</w:t>
+      </w:r>
+      <w:proofErr w:type="spellEnd"/>
+      <w:r>
+        <w:t xml:space="preserve"> </w:t>
+      </w:r>
       <w:r>
         <w:t>módosításra kerül.</w:t>
       </w:r>
@@ -1196,13 +3473,58 @@
         <w:t xml:space="preserve"> </w:t>
       </w:r>
       <w:r>
-        <w:t>Hogy az admin</w:t>
-      </w:r>
-      <w:r>
-        <w:t xml:space="preserve"> is lássa a user motorjait, az adminController.js-ben hozzá kell adni a bikes listát is.</w:t>
-      </w:r>
-      <w:r>
-        <w:t xml:space="preserve"> Admin megnézheti az összes szolgáltatást header-ben, így neki getAllServices metódus kellett.</w:t>
+        <w:t xml:space="preserve">Hogy az </w:t>
+      </w:r>
+      <w:proofErr w:type="spellStart"/>
+      <w:r>
+        <w:t>admin</w:t>
+      </w:r>
+      <w:proofErr w:type="spellEnd"/>
+      <w:r>
+        <w:t xml:space="preserve"> is lássa a </w:t>
+      </w:r>
+      <w:proofErr w:type="spellStart"/>
+      <w:r>
+        <w:t>user</w:t>
+      </w:r>
+      <w:proofErr w:type="spellEnd"/>
+      <w:r>
+        <w:t xml:space="preserve"> motorjait, az adminController.js-ben hozzá kell adni a </w:t>
+      </w:r>
+      <w:proofErr w:type="spellStart"/>
+      <w:r>
+        <w:t>bikes</w:t>
+      </w:r>
+      <w:proofErr w:type="spellEnd"/>
+      <w:r>
+        <w:t xml:space="preserve"> listát is.</w:t>
+      </w:r>
+      <w:r>
+        <w:t xml:space="preserve"> </w:t>
+      </w:r>
+      <w:proofErr w:type="spellStart"/>
+      <w:r>
+        <w:t>Admin</w:t>
+      </w:r>
+      <w:proofErr w:type="spellEnd"/>
+      <w:r>
+        <w:t xml:space="preserve"> megnézheti az összes szolgáltatást </w:t>
+      </w:r>
+      <w:proofErr w:type="spellStart"/>
+      <w:r>
+        <w:t>header</w:t>
+      </w:r>
+      <w:proofErr w:type="spellEnd"/>
+      <w:r>
+        <w:t xml:space="preserve">-ben, így neki </w:t>
+      </w:r>
+      <w:proofErr w:type="spellStart"/>
+      <w:r>
+        <w:t>getAllServices</w:t>
+      </w:r>
+      <w:proofErr w:type="spellEnd"/>
+      <w:r>
+        <w:t xml:space="preserve"> metódus kellett.</w:t>
       </w:r>
     </w:p>
     <w:p/>
@@ -1226,36 +3548,364 @@
         <w:t>Ez a feladat a garázs funkcióban lévő motorokhoz tartozik. A cél az, hogy a motorok listázásánál egy adott motorra kattintva a sor alatt megjelenjen egy mező vagy sor, ami ahhoz a motorhoz tartozó szerviz adatokat listázza ki.</w:t>
       </w:r>
       <w:r>
-        <w:t xml:space="preserve"> Ehhez kellett a bikeModel.js-ben egy getServiceByBikeId metódus, amit meghívtam a userController-ben, mivel időközben rájöttem, hogy a bikes lista nem locals (app.js), hanem user. A </w:t>
+        <w:t xml:space="preserve"> Ehhez kellett a bikeModel.js-ben egy </w:t>
+      </w:r>
+      <w:proofErr w:type="spellStart"/>
+      <w:r>
+        <w:t>getServiceByBikeId</w:t>
+      </w:r>
+      <w:proofErr w:type="spellEnd"/>
+      <w:r>
+        <w:t xml:space="preserve"> metódus, amit meghívtam a </w:t>
+      </w:r>
+      <w:proofErr w:type="spellStart"/>
+      <w:r>
+        <w:t>userController</w:t>
+      </w:r>
+      <w:proofErr w:type="spellEnd"/>
+      <w:r>
+        <w:t>-ben</w:t>
+      </w:r>
+      <w:r>
+        <w:t xml:space="preserve"> (</w:t>
+      </w:r>
+      <w:proofErr w:type="spellStart"/>
+      <w:r>
+        <w:t>showProfilePage</w:t>
+      </w:r>
+      <w:proofErr w:type="spellEnd"/>
+      <w:r>
+        <w:t xml:space="preserve"> metódusban)</w:t>
+      </w:r>
+      <w:r>
+        <w:t xml:space="preserve">, mivel időközben rájöttem, hogy a </w:t>
+      </w:r>
+      <w:proofErr w:type="spellStart"/>
+      <w:r>
+        <w:t>bikes</w:t>
+      </w:r>
+      <w:proofErr w:type="spellEnd"/>
+      <w:r>
+        <w:t xml:space="preserve"> lista nem </w:t>
+      </w:r>
+      <w:proofErr w:type="spellStart"/>
+      <w:r>
+        <w:t>locals</w:t>
+      </w:r>
+      <w:proofErr w:type="spellEnd"/>
+      <w:r>
+        <w:t xml:space="preserve"> </w:t>
       </w:r>
       <w:r>
         <w:lastRenderedPageBreak/>
-        <w:t>bikeController.js-ből kitöröltem a getAllBikes metódust, mert felesleges. A profile.ejs oldalon hozzáadtam a plusz szervíz sort és ehhez kellett egy public/js/bikeServices.js, ami a megjelenítését vagy eltűnését irányítja. Mivel a bikes lista már nem locals, így külön hozzá kellett adni az addpointmentController.js-ben a showDatasPage metódushoz a listát (hogy az is lássa).</w:t>
+        <w:t xml:space="preserve">(app.js), hanem </w:t>
+      </w:r>
+      <w:proofErr w:type="spellStart"/>
+      <w:r>
+        <w:t>user</w:t>
+      </w:r>
+      <w:proofErr w:type="spellEnd"/>
+      <w:r>
+        <w:t>. A bikeController.js-</w:t>
+      </w:r>
+      <w:proofErr w:type="spellStart"/>
+      <w:r>
+        <w:t>ből</w:t>
+      </w:r>
+      <w:proofErr w:type="spellEnd"/>
+      <w:r>
+        <w:t xml:space="preserve"> kitöröltem a </w:t>
+      </w:r>
+      <w:proofErr w:type="spellStart"/>
+      <w:r>
+        <w:t>getAllBikes</w:t>
+      </w:r>
+      <w:proofErr w:type="spellEnd"/>
+      <w:r>
+        <w:t xml:space="preserve"> metódust, mert felesleges. A </w:t>
+      </w:r>
+      <w:proofErr w:type="spellStart"/>
+      <w:r>
+        <w:t>profile.ejs</w:t>
+      </w:r>
+      <w:proofErr w:type="spellEnd"/>
+      <w:r>
+        <w:t xml:space="preserve"> oldalon hozzáadtam a plusz szervíz sort és ehhez kellett egy </w:t>
+      </w:r>
+      <w:proofErr w:type="spellStart"/>
+      <w:r>
+        <w:t>public</w:t>
+      </w:r>
+      <w:proofErr w:type="spellEnd"/>
+      <w:r>
+        <w:t>/</w:t>
+      </w:r>
+      <w:proofErr w:type="spellStart"/>
+      <w:r>
+        <w:t>js</w:t>
+      </w:r>
+      <w:proofErr w:type="spellEnd"/>
+      <w:r>
+        <w:t xml:space="preserve">/bikeServices.js, ami a megjelenítését vagy eltűnését irányítja. Mivel a </w:t>
+      </w:r>
+      <w:proofErr w:type="spellStart"/>
+      <w:r>
+        <w:t>bikes</w:t>
+      </w:r>
+      <w:proofErr w:type="spellEnd"/>
+      <w:r>
+        <w:t xml:space="preserve"> lista már nem </w:t>
+      </w:r>
+      <w:proofErr w:type="spellStart"/>
+      <w:r>
+        <w:t>locals</w:t>
+      </w:r>
+      <w:proofErr w:type="spellEnd"/>
+      <w:r>
+        <w:t xml:space="preserve">, így külön hozzá kellett adni az addpointmentController.js-ben a </w:t>
+      </w:r>
+      <w:proofErr w:type="spellStart"/>
+      <w:r>
+        <w:t>showDatasPage</w:t>
+      </w:r>
+      <w:proofErr w:type="spellEnd"/>
+      <w:r>
+        <w:t xml:space="preserve"> metódushoz a listát (hogy az is lássa).</w:t>
+      </w:r>
+    </w:p>
+    <w:p>
+      <w:r>
+        <w:t xml:space="preserve">Ugyan így meg kell csinálnom az </w:t>
+      </w:r>
+      <w:proofErr w:type="spellStart"/>
+      <w:r>
+        <w:t>appointments</w:t>
+      </w:r>
+      <w:proofErr w:type="spellEnd"/>
+      <w:r>
+        <w:t xml:space="preserve"> listát is, mivel az sem </w:t>
+      </w:r>
+      <w:proofErr w:type="spellStart"/>
+      <w:r>
+        <w:t>locals</w:t>
+      </w:r>
+      <w:proofErr w:type="spellEnd"/>
+      <w:r>
+        <w:t xml:space="preserve"> (kitörlöm az app.js-</w:t>
+      </w:r>
+      <w:proofErr w:type="spellStart"/>
+      <w:r>
+        <w:t>ből</w:t>
+      </w:r>
+      <w:proofErr w:type="spellEnd"/>
+      <w:r>
+        <w:t xml:space="preserve">), hanem a </w:t>
+      </w:r>
+      <w:proofErr w:type="spellStart"/>
+      <w:r>
+        <w:t>user</w:t>
+      </w:r>
+      <w:proofErr w:type="spellEnd"/>
+      <w:r>
+        <w:t xml:space="preserve"> és az </w:t>
+      </w:r>
+      <w:proofErr w:type="spellStart"/>
+      <w:r>
+        <w:t>admin</w:t>
+      </w:r>
+      <w:proofErr w:type="spellEnd"/>
+      <w:r>
+        <w:t xml:space="preserve"> láthatja (</w:t>
+      </w:r>
+      <w:proofErr w:type="spellStart"/>
+      <w:r>
+        <w:t>adminController,js</w:t>
+      </w:r>
+      <w:proofErr w:type="spellEnd"/>
+      <w:r>
+        <w:t xml:space="preserve">-ben amúgy már megvan adva a lista, csak a </w:t>
+      </w:r>
+      <w:proofErr w:type="spellStart"/>
+      <w:r>
+        <w:t>user-nek</w:t>
+      </w:r>
+      <w:proofErr w:type="spellEnd"/>
+      <w:r>
+        <w:t xml:space="preserve"> kell átadnom a </w:t>
+      </w:r>
+      <w:proofErr w:type="spellStart"/>
+      <w:r>
+        <w:t>showProfilePage</w:t>
+      </w:r>
+      <w:proofErr w:type="spellEnd"/>
+      <w:r>
+        <w:t xml:space="preserve"> metódusban).</w:t>
+      </w:r>
+    </w:p>
+    <w:p/>
+    <w:p>
+      <w:r>
+        <w:t>14. #9</w:t>
+      </w:r>
+    </w:p>
+    <w:p>
+      <w:r>
+        <w:t>Ennél a feladatnál az i</w:t>
+      </w:r>
+      <w:r>
+        <w:t xml:space="preserve">dőpontfoglalásnál </w:t>
+      </w:r>
+      <w:r>
+        <w:t xml:space="preserve">és motor létrehozásánál </w:t>
+      </w:r>
+      <w:r>
+        <w:t>az input mezőket adatbázis alapján, legördülő listából kell kiválasztani</w:t>
+      </w:r>
+      <w:r>
+        <w:t>, ahol márkától függ a modell és modelltől függ a típus és kategória</w:t>
+      </w:r>
+      <w:r>
+        <w:t>.</w:t>
+      </w:r>
+      <w:r>
+        <w:t xml:space="preserve"> Ehhez létre kell hozni külön adattáblát az adatbázisban </w:t>
+      </w:r>
+      <w:proofErr w:type="spellStart"/>
+      <w:r>
+        <w:t>catalog</w:t>
+      </w:r>
+      <w:proofErr w:type="spellEnd"/>
+      <w:r>
+        <w:t xml:space="preserve"> néven, ami egy termék katalógus / referencia adatmodell. Tartalmazza egy motor adatait, ezáltal benne lehetnek a lehetséges kombinációk (nem kell külön minden adattagnak külön táblát létrehozni). </w:t>
+      </w:r>
+      <w:r>
+        <w:t xml:space="preserve">Módosítottam a </w:t>
+      </w:r>
+      <w:proofErr w:type="spellStart"/>
+      <w:r>
+        <w:t>bikes</w:t>
+      </w:r>
+      <w:proofErr w:type="spellEnd"/>
+      <w:r>
+        <w:t xml:space="preserve"> táblát is, az adattagok helyett egy </w:t>
+      </w:r>
+      <w:proofErr w:type="spellStart"/>
+      <w:r>
+        <w:t>catalog_id</w:t>
+      </w:r>
+      <w:proofErr w:type="spellEnd"/>
+      <w:r>
+        <w:t xml:space="preserve"> van.</w:t>
+      </w:r>
+    </w:p>
+    <w:p>
+      <w:r>
+        <w:t xml:space="preserve">Létrehoztam egy catalogModel.js-t, catalogController.js-t és módosítottam a bikeModel.js-t. </w:t>
+      </w:r>
+      <w:r>
+        <w:t xml:space="preserve">A catalogController.js minden metódusa JSON választ ad vissza, mivel így hatékonyabb a kezelés, a </w:t>
+      </w:r>
+      <w:proofErr w:type="spellStart"/>
+      <w:r>
+        <w:t>showProfile</w:t>
+      </w:r>
+      <w:r>
+        <w:t>P</w:t>
+      </w:r>
+      <w:r>
+        <w:t>age</w:t>
+      </w:r>
+      <w:proofErr w:type="spellEnd"/>
+      <w:r>
+        <w:t xml:space="preserve"> </w:t>
+      </w:r>
+      <w:proofErr w:type="spellStart"/>
+      <w:r>
+        <w:t>renderel</w:t>
+      </w:r>
+      <w:proofErr w:type="spellEnd"/>
+      <w:r>
+        <w:t xml:space="preserve"> csak.</w:t>
       </w:r>
     </w:p>
     <w:p/>
     <w:p/>
+    <w:p/>
+    <w:p/>
+    <w:p>
+      <w:r>
+        <w:t>-mikor viszi és mikor kell neki legkésőbb (</w:t>
+      </w:r>
+      <w:proofErr w:type="spellStart"/>
+      <w:r>
+        <w:t>raer</w:t>
+      </w:r>
+      <w:proofErr w:type="spellEnd"/>
+      <w:r>
+        <w:t xml:space="preserve"> vagy </w:t>
+      </w:r>
+      <w:proofErr w:type="spellStart"/>
+      <w:r>
+        <w:t>surgos</w:t>
+      </w:r>
+      <w:proofErr w:type="spellEnd"/>
+      <w:r>
+        <w:t>)</w:t>
+      </w:r>
+    </w:p>
     <w:p>
       <w:r>
         <w:t>-</w:t>
       </w:r>
-      <w:r>
-        <w:t>Időpontfoglalásnál az input mezőket adatbázis alapján, legördülő listából kell kiválasztani ().</w:t>
-      </w:r>
-    </w:p>
-    <w:p>
-      <w:r>
-        <w:t>-mikor viszi és mikor kell neki legkésőbb (raer vagy surgos)</w:t>
-      </w:r>
-    </w:p>
-    <w:p>
-      <w:r>
-        <w:t>-szallitas vagy szemelyes atvetel</w:t>
-      </w:r>
-    </w:p>
-    <w:p>
-      <w:r>
-        <w:t>- megjegyzes helyett 4-5 fix opcio de a megjegyzes is ottmarad</w:t>
+      <w:proofErr w:type="spellStart"/>
+      <w:r>
+        <w:t>szallitas</w:t>
+      </w:r>
+      <w:proofErr w:type="spellEnd"/>
+      <w:r>
+        <w:t xml:space="preserve"> vagy </w:t>
+      </w:r>
+      <w:proofErr w:type="spellStart"/>
+      <w:r>
+        <w:t>szemelyes</w:t>
+      </w:r>
+      <w:proofErr w:type="spellEnd"/>
+      <w:r>
+        <w:t xml:space="preserve"> </w:t>
+      </w:r>
+      <w:proofErr w:type="spellStart"/>
+      <w:r>
+        <w:t>atvetel</w:t>
+      </w:r>
+      <w:proofErr w:type="spellEnd"/>
+    </w:p>
+    <w:p>
+      <w:r>
+        <w:t xml:space="preserve">- </w:t>
+      </w:r>
+      <w:proofErr w:type="spellStart"/>
+      <w:r>
+        <w:t>megjegyzes</w:t>
+      </w:r>
+      <w:proofErr w:type="spellEnd"/>
+      <w:r>
+        <w:t xml:space="preserve"> helyett 4-5 fix </w:t>
+      </w:r>
+      <w:proofErr w:type="spellStart"/>
+      <w:r>
+        <w:t>opcio</w:t>
+      </w:r>
+      <w:proofErr w:type="spellEnd"/>
+      <w:r>
+        <w:t xml:space="preserve"> de a </w:t>
+      </w:r>
+      <w:proofErr w:type="spellStart"/>
+      <w:r>
+        <w:t>megjegyzes</w:t>
+      </w:r>
+      <w:proofErr w:type="spellEnd"/>
+      <w:r>
+        <w:t xml:space="preserve"> is ottmarad</w:t>
       </w:r>
     </w:p>
     <w:p/>
@@ -1263,123 +3913,394 @@
     <w:p/>
     <w:p/>
     <w:p/>
+    <w:p>
+      <w:r>
+        <w:lastRenderedPageBreak/>
+        <w:t xml:space="preserve">CREATE TABLE </w:t>
+      </w:r>
+      <w:proofErr w:type="spellStart"/>
+      <w:r>
+        <w:t>catalog</w:t>
+      </w:r>
+      <w:proofErr w:type="spellEnd"/>
+      <w:r>
+        <w:t xml:space="preserve"> (</w:t>
+      </w:r>
+    </w:p>
+    <w:p>
+      <w:r>
+        <w:t xml:space="preserve">    </w:t>
+      </w:r>
+      <w:proofErr w:type="spellStart"/>
+      <w:r>
+        <w:t>id</w:t>
+      </w:r>
+      <w:proofErr w:type="spellEnd"/>
+      <w:r>
+        <w:t xml:space="preserve"> SERIAL PRIMARY KEY,</w:t>
+      </w:r>
+    </w:p>
+    <w:p>
+      <w:r>
+        <w:t xml:space="preserve">    </w:t>
+      </w:r>
+      <w:proofErr w:type="spellStart"/>
+      <w:r>
+        <w:t>category</w:t>
+      </w:r>
+      <w:proofErr w:type="spellEnd"/>
+      <w:r>
+        <w:t xml:space="preserve"> VARCHAR(50) NOT NULL,</w:t>
+      </w:r>
+    </w:p>
+    <w:p>
+      <w:r>
+        <w:t xml:space="preserve">    </w:t>
+      </w:r>
+      <w:proofErr w:type="spellStart"/>
+      <w:r>
+        <w:t>brand</w:t>
+      </w:r>
+      <w:proofErr w:type="spellEnd"/>
+      <w:r>
+        <w:t xml:space="preserve"> VARCHAR(50) NOT NULL,</w:t>
+      </w:r>
+    </w:p>
+    <w:p>
+      <w:r>
+        <w:t xml:space="preserve">    </w:t>
+      </w:r>
+      <w:proofErr w:type="spellStart"/>
+      <w:r>
+        <w:t>model</w:t>
+      </w:r>
+      <w:proofErr w:type="spellEnd"/>
+      <w:r>
+        <w:t xml:space="preserve"> VARCHAR(50) NOT NULL,</w:t>
+      </w:r>
+    </w:p>
+    <w:p>
+      <w:r>
+        <w:t xml:space="preserve">    </w:t>
+      </w:r>
+      <w:proofErr w:type="spellStart"/>
+      <w:r>
+        <w:t>cylinder</w:t>
+      </w:r>
+      <w:proofErr w:type="spellEnd"/>
+      <w:r>
+        <w:t xml:space="preserve"> INT NOT NULL,</w:t>
+      </w:r>
+    </w:p>
+    <w:p>
+      <w:r>
+        <w:t xml:space="preserve">    stroke VARCHAR(10) NOT NULL,</w:t>
+      </w:r>
+    </w:p>
+    <w:p>
+      <w:r>
+        <w:t xml:space="preserve">    </w:t>
+      </w:r>
+      <w:proofErr w:type="spellStart"/>
+      <w:r>
+        <w:t>generation</w:t>
+      </w:r>
+      <w:proofErr w:type="spellEnd"/>
+      <w:r>
+        <w:t xml:space="preserve"> INT,</w:t>
+      </w:r>
+    </w:p>
+    <w:p>
+      <w:r>
+        <w:t xml:space="preserve">    UNIQUE (</w:t>
+      </w:r>
+      <w:proofErr w:type="spellStart"/>
+      <w:r>
+        <w:t>category</w:t>
+      </w:r>
+      <w:proofErr w:type="spellEnd"/>
+      <w:r>
+        <w:t xml:space="preserve">, </w:t>
+      </w:r>
+      <w:proofErr w:type="spellStart"/>
+      <w:r>
+        <w:t>brand</w:t>
+      </w:r>
+      <w:proofErr w:type="spellEnd"/>
+      <w:r>
+        <w:t xml:space="preserve">, </w:t>
+      </w:r>
+      <w:proofErr w:type="spellStart"/>
+      <w:r>
+        <w:t>model</w:t>
+      </w:r>
+      <w:proofErr w:type="spellEnd"/>
+      <w:r>
+        <w:t xml:space="preserve">, </w:t>
+      </w:r>
+      <w:proofErr w:type="spellStart"/>
+      <w:r>
+        <w:t>cylinder</w:t>
+      </w:r>
+      <w:proofErr w:type="spellEnd"/>
+      <w:r>
+        <w:t xml:space="preserve">, stroke, </w:t>
+      </w:r>
+      <w:proofErr w:type="spellStart"/>
+      <w:r>
+        <w:t>generation</w:t>
+      </w:r>
+      <w:proofErr w:type="spellEnd"/>
+      <w:r>
+        <w:t>)</w:t>
+      </w:r>
+    </w:p>
+    <w:p>
+      <w:r>
+        <w:t>);</w:t>
+      </w:r>
+    </w:p>
     <w:p/>
+    <w:p>
+      <w:r>
+        <w:t xml:space="preserve">CREATE TABLE </w:t>
+      </w:r>
+      <w:proofErr w:type="spellStart"/>
+      <w:r>
+        <w:t>users</w:t>
+      </w:r>
+      <w:proofErr w:type="spellEnd"/>
+      <w:r>
+        <w:t xml:space="preserve"> (</w:t>
+      </w:r>
+    </w:p>
+    <w:p>
+      <w:r>
+        <w:tab/>
+      </w:r>
+      <w:proofErr w:type="spellStart"/>
+      <w:r>
+        <w:t>id</w:t>
+      </w:r>
+      <w:proofErr w:type="spellEnd"/>
+      <w:r>
+        <w:t xml:space="preserve"> SERIAL PRIMARY KEY,</w:t>
+      </w:r>
+    </w:p>
+    <w:p>
+      <w:r>
+        <w:tab/>
+      </w:r>
+      <w:proofErr w:type="spellStart"/>
+      <w:r>
+        <w:t>first_name</w:t>
+      </w:r>
+      <w:proofErr w:type="spellEnd"/>
+      <w:r>
+        <w:t xml:space="preserve"> VARCHAR(100) NOT NULL,</w:t>
+      </w:r>
+    </w:p>
+    <w:p>
+      <w:r>
+        <w:tab/>
+      </w:r>
+      <w:proofErr w:type="spellStart"/>
+      <w:r>
+        <w:t>last_name</w:t>
+      </w:r>
+      <w:proofErr w:type="spellEnd"/>
+      <w:r>
+        <w:t xml:space="preserve"> VARCHAR(100) NOT NULL,</w:t>
+      </w:r>
+    </w:p>
+    <w:p>
+      <w:r>
+        <w:tab/>
+        <w:t>email VARCHAR(100) NOT NULL,</w:t>
+      </w:r>
+    </w:p>
+    <w:p>
+      <w:r>
+        <w:tab/>
+      </w:r>
+      <w:proofErr w:type="spellStart"/>
+      <w:r>
+        <w:t>password</w:t>
+      </w:r>
+      <w:proofErr w:type="spellEnd"/>
+      <w:r>
+        <w:t xml:space="preserve"> VARCHAR(255) NOT NULL,</w:t>
+      </w:r>
+    </w:p>
+    <w:p>
+      <w:r>
+        <w:tab/>
+      </w:r>
+      <w:proofErr w:type="spellStart"/>
+      <w:r>
+        <w:t>role</w:t>
+      </w:r>
+      <w:proofErr w:type="spellEnd"/>
+      <w:r>
+        <w:t xml:space="preserve"> VARCHAR(20) NOT NULL,</w:t>
+      </w:r>
+    </w:p>
+    <w:p>
+      <w:r>
+        <w:tab/>
+      </w:r>
+      <w:proofErr w:type="spellStart"/>
+      <w:r>
+        <w:t>phone</w:t>
+      </w:r>
+      <w:proofErr w:type="spellEnd"/>
+      <w:r>
+        <w:t xml:space="preserve"> VARCHAR(30) NOT NULL,</w:t>
+      </w:r>
+    </w:p>
+    <w:p>
+      <w:r>
+        <w:tab/>
+      </w:r>
+      <w:proofErr w:type="spellStart"/>
+      <w:r>
+        <w:t>created_at</w:t>
+      </w:r>
+      <w:proofErr w:type="spellEnd"/>
+      <w:r>
+        <w:t xml:space="preserve"> TIMESTAMP DEFAULT CURRENT_TIMESTAMP</w:t>
+      </w:r>
+    </w:p>
+    <w:p>
+      <w:r>
+        <w:t>);</w:t>
+      </w:r>
+    </w:p>
     <w:p/>
-    <w:p/>
-    <w:p/>
-    <w:p>
-      <w:r>
-        <w:t>CREATE TABLE users (</w:t>
-      </w:r>
-    </w:p>
-    <w:p>
-      <w:r>
-        <w:tab/>
-        <w:t>id SERIAL PRIMARY KEY,</w:t>
-      </w:r>
-    </w:p>
-    <w:p>
-      <w:r>
-        <w:tab/>
-        <w:t>first_name VARCHAR(100) NOT NULL,</w:t>
-      </w:r>
-    </w:p>
-    <w:p>
-      <w:r>
-        <w:tab/>
-        <w:t>last_name VARCHAR(100) NOT NULL,</w:t>
-      </w:r>
-    </w:p>
-    <w:p>
-      <w:r>
-        <w:tab/>
-        <w:t>email VARCHAR(100) NOT NULL,</w:t>
-      </w:r>
-    </w:p>
-    <w:p>
-      <w:r>
-        <w:tab/>
-        <w:t>password VARCHAR(255) NOT NULL,</w:t>
-      </w:r>
-    </w:p>
-    <w:p>
-      <w:r>
-        <w:tab/>
-        <w:t>role VARCHAR(20) NOT NULL,</w:t>
-      </w:r>
-    </w:p>
-    <w:p>
-      <w:r>
-        <w:tab/>
-        <w:t>phone VARCHAR(30) NOT NULL,</w:t>
-      </w:r>
-    </w:p>
-    <w:p>
-      <w:r>
-        <w:tab/>
-        <w:t>created_at TIMESTAMP DEFAULT CURRENT_TIMESTAMP</w:t>
-      </w:r>
-    </w:p>
-    <w:p>
-      <w:r>
-        <w:lastRenderedPageBreak/>
-        <w:t>);</w:t>
-      </w:r>
-    </w:p>
-    <w:p/>
-    <w:p>
-      <w:r>
-        <w:t>CREATE TABLE services (</w:t>
+    <w:p>
+      <w:r>
+        <w:t xml:space="preserve">CREATE TABLE </w:t>
+      </w:r>
+      <w:proofErr w:type="spellStart"/>
+      <w:r>
+        <w:t>services</w:t>
+      </w:r>
+      <w:proofErr w:type="spellEnd"/>
+      <w:r>
+        <w:t xml:space="preserve"> (</w:t>
       </w:r>
     </w:p>
     <w:p>
       <w:pPr>
         <w:ind w:firstLine="708"/>
       </w:pPr>
-      <w:r>
-        <w:t>id SERIAL PRIMARY KEY,</w:t>
-      </w:r>
-    </w:p>
-    <w:p>
-      <w:r>
-        <w:tab/>
-        <w:t>name VARCHAR(30) NOT NULL,</w:t>
-      </w:r>
-    </w:p>
-    <w:p>
-      <w:r>
-        <w:tab/>
-        <w:t>description TEXT NOT NULL,</w:t>
-      </w:r>
-    </w:p>
-    <w:p>
-      <w:r>
-        <w:tab/>
-        <w:t>price NUMERIC(10,2) NOT NULL,</w:t>
-      </w:r>
-    </w:p>
-    <w:p>
-      <w:r>
-        <w:tab/>
-        <w:t>duration INT NOT NULL,</w:t>
-      </w:r>
-    </w:p>
-    <w:p>
-      <w:r>
-        <w:tab/>
-        <w:t>is_active BOOLEAN NOT NULL DEFAULT true,</w:t>
-      </w:r>
-    </w:p>
-    <w:p>
-      <w:r>
-        <w:tab/>
-        <w:t>created_at TIMESTAMP DEFAULT CURRENT_TIMESTAMP,</w:t>
-      </w:r>
-    </w:p>
-    <w:p>
-      <w:r>
-        <w:tab/>
-        <w:t>updated_at TIMESTAMP DEFAULT CURRENT_TIMESTAMP</w:t>
+      <w:proofErr w:type="spellStart"/>
+      <w:r>
+        <w:t>id</w:t>
+      </w:r>
+      <w:proofErr w:type="spellEnd"/>
+      <w:r>
+        <w:t xml:space="preserve"> SERIAL PRIMARY KEY,</w:t>
+      </w:r>
+    </w:p>
+    <w:p>
+      <w:r>
+        <w:tab/>
+      </w:r>
+      <w:proofErr w:type="spellStart"/>
+      <w:r>
+        <w:t>name</w:t>
+      </w:r>
+      <w:proofErr w:type="spellEnd"/>
+      <w:r>
+        <w:t xml:space="preserve"> VARCHAR(30) NOT NULL,</w:t>
+      </w:r>
+    </w:p>
+    <w:p>
+      <w:r>
+        <w:tab/>
+      </w:r>
+      <w:proofErr w:type="spellStart"/>
+      <w:r>
+        <w:t>description</w:t>
+      </w:r>
+      <w:proofErr w:type="spellEnd"/>
+      <w:r>
+        <w:t xml:space="preserve"> TEXT NOT NULL,</w:t>
+      </w:r>
+    </w:p>
+    <w:p>
+      <w:r>
+        <w:tab/>
+      </w:r>
+      <w:proofErr w:type="spellStart"/>
+      <w:r>
+        <w:t>price</w:t>
+      </w:r>
+      <w:proofErr w:type="spellEnd"/>
+      <w:r>
+        <w:t xml:space="preserve"> NUMERIC(10,2) NOT NULL,</w:t>
+      </w:r>
+    </w:p>
+    <w:p>
+      <w:r>
+        <w:tab/>
+      </w:r>
+      <w:proofErr w:type="spellStart"/>
+      <w:r>
+        <w:t>duration</w:t>
+      </w:r>
+      <w:proofErr w:type="spellEnd"/>
+      <w:r>
+        <w:t xml:space="preserve"> INT NOT NULL,</w:t>
+      </w:r>
+    </w:p>
+    <w:p>
+      <w:r>
+        <w:lastRenderedPageBreak/>
+        <w:tab/>
+      </w:r>
+      <w:proofErr w:type="spellStart"/>
+      <w:r>
+        <w:t>is_active</w:t>
+      </w:r>
+      <w:proofErr w:type="spellEnd"/>
+      <w:r>
+        <w:t xml:space="preserve"> BOOLEAN NOT NULL DEFAULT </w:t>
+      </w:r>
+      <w:proofErr w:type="spellStart"/>
+      <w:r>
+        <w:t>true</w:t>
+      </w:r>
+      <w:proofErr w:type="spellEnd"/>
+      <w:r>
+        <w:t>,</w:t>
+      </w:r>
+    </w:p>
+    <w:p>
+      <w:r>
+        <w:tab/>
+      </w:r>
+      <w:proofErr w:type="spellStart"/>
+      <w:r>
+        <w:t>created_at</w:t>
+      </w:r>
+      <w:proofErr w:type="spellEnd"/>
+      <w:r>
+        <w:t xml:space="preserve"> TIMESTAMP DEFAULT CURRENT_TIMESTAMP,</w:t>
+      </w:r>
+    </w:p>
+    <w:p>
+      <w:r>
+        <w:tab/>
+      </w:r>
+      <w:proofErr w:type="spellStart"/>
+      <w:r>
+        <w:t>updated_at</w:t>
+      </w:r>
+      <w:proofErr w:type="spellEnd"/>
+      <w:r>
+        <w:t xml:space="preserve"> TIMESTAMP DEFAULT CURRENT_TIMESTAMP</w:t>
       </w:r>
     </w:p>
     <w:p>
@@ -1390,18 +4311,28 @@
     <w:p/>
     <w:p>
       <w:r>
-        <w:t>CREATE TABLE appointments (</w:t>
+        <w:t xml:space="preserve">CREATE TABLE </w:t>
+      </w:r>
+      <w:proofErr w:type="spellStart"/>
+      <w:r>
+        <w:t>appointments</w:t>
+      </w:r>
+      <w:proofErr w:type="spellEnd"/>
+      <w:r>
+        <w:t xml:space="preserve"> (</w:t>
       </w:r>
     </w:p>
     <w:p>
       <w:r>
         <w:t xml:space="preserve">    </w:t>
       </w:r>
-      <w:r>
-        <w:tab/>
-      </w:r>
-      <w:r>
-        <w:t>id SERIAL PRIMARY KEY,</w:t>
+      <w:proofErr w:type="spellStart"/>
+      <w:r>
+        <w:t>id</w:t>
+      </w:r>
+      <w:proofErr w:type="spellEnd"/>
+      <w:r>
+        <w:t xml:space="preserve"> SERIAL PRIMARY KEY,</w:t>
       </w:r>
     </w:p>
     <w:p>
@@ -1411,119 +4342,78 @@
       <w:r>
         <w:tab/>
       </w:r>
-      <w:r>
-        <w:t>user_id INT NOT NULL,</w:t>
-      </w:r>
-    </w:p>
-    <w:p>
-      <w:r>
-        <w:tab/>
-        <w:t>bike_id INT,</w:t>
-      </w:r>
-    </w:p>
-    <w:p>
-      <w:r>
-        <w:tab/>
-        <w:t>appointment_date DATE NOT NULL,</w:t>
-      </w:r>
-    </w:p>
-    <w:p>
-      <w:r>
-        <w:tab/>
-        <w:t>appointment_time TIME NOT NULL,</w:t>
-      </w:r>
-    </w:p>
-    <w:p>
-      <w:r>
-        <w:tab/>
-      </w:r>
-      <w:r>
-        <w:t>bike</w:t>
-      </w:r>
-      <w:r>
-        <w:t>_brand VARCHAR(30) NOT NULL,</w:t>
-      </w:r>
-    </w:p>
-    <w:p>
-      <w:r>
-        <w:tab/>
-      </w:r>
-      <w:r>
-        <w:t>bike</w:t>
-      </w:r>
-      <w:r>
-        <w:t>_type VARCHAR(30) NOT NULL,</w:t>
-      </w:r>
-    </w:p>
-    <w:p>
-      <w:r>
-        <w:tab/>
-      </w:r>
-      <w:r>
-        <w:t>bike_category</w:t>
-      </w:r>
-      <w:r>
-        <w:t xml:space="preserve"> </w:t>
-      </w:r>
-      <w:r>
-        <w:t>VARCHAR(30)</w:t>
-      </w:r>
-      <w:r>
-        <w:t xml:space="preserve"> </w:t>
-      </w:r>
-      <w:r>
-        <w:t>NOT NULL,</w:t>
-      </w:r>
-    </w:p>
-    <w:p>
-      <w:pPr>
-        <w:ind w:firstLine="708"/>
-      </w:pPr>
-      <w:r>
-        <w:t xml:space="preserve">bike_stroke </w:t>
-      </w:r>
-      <w:r>
-        <w:t>VARCHAR(</w:t>
-      </w:r>
-      <w:r>
-        <w:t>1</w:t>
-      </w:r>
-      <w:r>
-        <w:t>0)</w:t>
-      </w:r>
-      <w:r>
-        <w:t xml:space="preserve"> </w:t>
-      </w:r>
-      <w:r>
-        <w:t>NOT NULL,</w:t>
-      </w:r>
-    </w:p>
-    <w:p>
-      <w:pPr>
-        <w:ind w:firstLine="708"/>
-      </w:pPr>
-      <w:r>
-        <w:t xml:space="preserve">bike_cylinder INT </w:t>
-      </w:r>
-      <w:r>
-        <w:t>NOT NULL,</w:t>
-      </w:r>
-    </w:p>
-    <w:p>
-      <w:pPr>
-        <w:ind w:firstLine="708"/>
-      </w:pPr>
-      <w:r>
-        <w:t xml:space="preserve">bike_generation INT </w:t>
-      </w:r>
-      <w:r>
-        <w:t>NOT NULL,</w:t>
-      </w:r>
-    </w:p>
-    <w:p>
-      <w:r>
-        <w:tab/>
-        <w:t>note TEXT,</w:t>
+      <w:proofErr w:type="spellStart"/>
+      <w:r>
+        <w:t>user_id</w:t>
+      </w:r>
+      <w:proofErr w:type="spellEnd"/>
+      <w:r>
+        <w:t xml:space="preserve"> INT NOT NULL,</w:t>
+      </w:r>
+    </w:p>
+    <w:p>
+      <w:r>
+        <w:tab/>
+      </w:r>
+      <w:proofErr w:type="spellStart"/>
+      <w:r>
+        <w:t>bike_id</w:t>
+      </w:r>
+      <w:proofErr w:type="spellEnd"/>
+      <w:r>
+        <w:t xml:space="preserve"> INT,</w:t>
+      </w:r>
+    </w:p>
+    <w:p>
+      <w:r>
+        <w:tab/>
+      </w:r>
+      <w:proofErr w:type="spellStart"/>
+      <w:r>
+        <w:t>appointment_date</w:t>
+      </w:r>
+      <w:proofErr w:type="spellEnd"/>
+      <w:r>
+        <w:t xml:space="preserve"> DATE NOT NULL,</w:t>
+      </w:r>
+    </w:p>
+    <w:p>
+      <w:r>
+        <w:tab/>
+      </w:r>
+      <w:proofErr w:type="spellStart"/>
+      <w:r>
+        <w:t>appointment_time</w:t>
+      </w:r>
+      <w:proofErr w:type="spellEnd"/>
+      <w:r>
+        <w:t xml:space="preserve"> TIME NOT NULL,</w:t>
+      </w:r>
+    </w:p>
+    <w:p>
+      <w:r>
+        <w:tab/>
+      </w:r>
+      <w:proofErr w:type="spellStart"/>
+      <w:r>
+        <w:t>catalog_id</w:t>
+      </w:r>
+      <w:proofErr w:type="spellEnd"/>
+      <w:r>
+        <w:t xml:space="preserve"> INT NOT NULL,</w:t>
+      </w:r>
+    </w:p>
+    <w:p>
+      <w:r>
+        <w:tab/>
+      </w:r>
+      <w:proofErr w:type="spellStart"/>
+      <w:r>
+        <w:t>note</w:t>
+      </w:r>
+      <w:proofErr w:type="spellEnd"/>
+      <w:r>
+        <w:t xml:space="preserve"> TEXT,</w:t>
       </w:r>
     </w:p>
     <w:p>
@@ -1536,36 +4426,67 @@
       <w:r>
         <w:t xml:space="preserve">    </w:t>
       </w:r>
-      <w:r>
-        <w:tab/>
-      </w:r>
-      <w:r>
-        <w:t>created_at TIMESTAMP DEFAULT CURRENT_TIMESTAMP,</w:t>
+      <w:proofErr w:type="spellStart"/>
+      <w:r>
+        <w:t>created_at</w:t>
+      </w:r>
+      <w:proofErr w:type="spellEnd"/>
+      <w:r>
+        <w:t xml:space="preserve"> TIMESTAMP DEFAULT CURRENT_TIMESTAMP,</w:t>
       </w:r>
     </w:p>
     <w:p/>
     <w:p>
       <w:r>
         <w:tab/>
-        <w:t>CONSTRAINT fk_appointment_user</w:t>
-      </w:r>
-    </w:p>
-    <w:p>
-      <w:r>
-        <w:tab/>
-      </w:r>
-      <w:r>
-        <w:tab/>
-        <w:t>FOREIGN KEY (user_id)</w:t>
-      </w:r>
-    </w:p>
-    <w:p>
-      <w:r>
-        <w:tab/>
-      </w:r>
-      <w:r>
-        <w:tab/>
-        <w:t>REFERENCES users(id)</w:t>
+        <w:t xml:space="preserve">CONSTRAINT </w:t>
+      </w:r>
+      <w:proofErr w:type="spellStart"/>
+      <w:r>
+        <w:t>fk_appointment_user</w:t>
+      </w:r>
+      <w:proofErr w:type="spellEnd"/>
+    </w:p>
+    <w:p>
+      <w:r>
+        <w:tab/>
+      </w:r>
+      <w:r>
+        <w:tab/>
+        <w:t>FOREIGN KEY (</w:t>
+      </w:r>
+      <w:proofErr w:type="spellStart"/>
+      <w:r>
+        <w:t>user_id</w:t>
+      </w:r>
+      <w:proofErr w:type="spellEnd"/>
+      <w:r>
+        <w:t>)</w:t>
+      </w:r>
+    </w:p>
+    <w:p>
+      <w:r>
+        <w:tab/>
+      </w:r>
+      <w:r>
+        <w:tab/>
+        <w:t xml:space="preserve">REFERENCES </w:t>
+      </w:r>
+      <w:proofErr w:type="spellStart"/>
+      <w:r>
+        <w:t>users</w:t>
+      </w:r>
+      <w:proofErr w:type="spellEnd"/>
+      <w:r>
+        <w:t>(</w:t>
+      </w:r>
+      <w:proofErr w:type="spellStart"/>
+      <w:r>
+        <w:t>id</w:t>
+      </w:r>
+      <w:proofErr w:type="spellEnd"/>
+      <w:r>
+        <w:t>)</w:t>
       </w:r>
     </w:p>
     <w:p>
@@ -1581,11 +4502,13 @@
     <w:p>
       <w:r>
         <w:tab/>
-        <w:t>CONSTRAINT fk_appointment_</w:t>
-      </w:r>
-      <w:r>
-        <w:t>bike</w:t>
-      </w:r>
+        <w:t xml:space="preserve">CONSTRAINT </w:t>
+      </w:r>
+      <w:proofErr w:type="spellStart"/>
+      <w:r>
+        <w:t>fk_appointment_bike</w:t>
+      </w:r>
+      <w:proofErr w:type="spellEnd"/>
     </w:p>
     <w:p>
       <w:r>
@@ -1595,11 +4518,13 @@
         <w:tab/>
         <w:t>FOREIGN KEY (</w:t>
       </w:r>
-      <w:r>
-        <w:t>bike</w:t>
-      </w:r>
-      <w:r>
-        <w:t>_id)</w:t>
+      <w:proofErr w:type="spellStart"/>
+      <w:r>
+        <w:t>bike_id</w:t>
+      </w:r>
+      <w:proofErr w:type="spellEnd"/>
+      <w:r>
+        <w:t>)</w:t>
       </w:r>
     </w:p>
     <w:p>
@@ -1610,23 +4535,94 @@
         <w:tab/>
         <w:t xml:space="preserve">REFERENCES </w:t>
       </w:r>
+      <w:proofErr w:type="spellStart"/>
       <w:r>
         <w:t>bikes</w:t>
       </w:r>
-      <w:r>
-        <w:t>(id)</w:t>
-      </w:r>
-    </w:p>
-    <w:p>
-      <w:r>
-        <w:tab/>
-      </w:r>
-      <w:r>
-        <w:tab/>
-        <w:t xml:space="preserve">ON DELETE </w:t>
-      </w:r>
-      <w:r>
-        <w:t>SET NULL</w:t>
+      <w:proofErr w:type="spellEnd"/>
+      <w:r>
+        <w:t>(</w:t>
+      </w:r>
+      <w:proofErr w:type="spellStart"/>
+      <w:r>
+        <w:t>id</w:t>
+      </w:r>
+      <w:proofErr w:type="spellEnd"/>
+      <w:r>
+        <w:t>)</w:t>
+      </w:r>
+    </w:p>
+    <w:p>
+      <w:r>
+        <w:tab/>
+      </w:r>
+      <w:r>
+        <w:tab/>
+        <w:t>ON DELETE SET NULL,</w:t>
+      </w:r>
+    </w:p>
+    <w:p/>
+    <w:p>
+      <w:r>
+        <w:tab/>
+        <w:t xml:space="preserve">CONSTRAINT </w:t>
+      </w:r>
+      <w:proofErr w:type="spellStart"/>
+      <w:r>
+        <w:t>fk_appointment_catalog</w:t>
+      </w:r>
+      <w:proofErr w:type="spellEnd"/>
+    </w:p>
+    <w:p>
+      <w:r>
+        <w:tab/>
+      </w:r>
+      <w:r>
+        <w:tab/>
+        <w:t>FOREIGN KEY (</w:t>
+      </w:r>
+      <w:proofErr w:type="spellStart"/>
+      <w:r>
+        <w:t>catalog_id</w:t>
+      </w:r>
+      <w:proofErr w:type="spellEnd"/>
+      <w:r>
+        <w:t>)</w:t>
+      </w:r>
+    </w:p>
+    <w:p>
+      <w:r>
+        <w:lastRenderedPageBreak/>
+        <w:tab/>
+      </w:r>
+      <w:r>
+        <w:tab/>
+        <w:t xml:space="preserve">REFERENCES </w:t>
+      </w:r>
+      <w:proofErr w:type="spellStart"/>
+      <w:r>
+        <w:t>catalog</w:t>
+      </w:r>
+      <w:proofErr w:type="spellEnd"/>
+      <w:r>
+        <w:t>(</w:t>
+      </w:r>
+      <w:proofErr w:type="spellStart"/>
+      <w:r>
+        <w:t>id</w:t>
+      </w:r>
+      <w:proofErr w:type="spellEnd"/>
+      <w:r>
+        <w:t>)</w:t>
+      </w:r>
+    </w:p>
+    <w:p>
+      <w:r>
+        <w:tab/>
+      </w:r>
+      <w:r>
+        <w:tab/>
+        <w:t>ON DELETE RESTRICT</w:t>
       </w:r>
     </w:p>
     <w:p>
@@ -1637,50 +4633,108 @@
     <w:p/>
     <w:p>
       <w:r>
-        <w:t>CREATE TABLE appointment_services (</w:t>
-      </w:r>
-    </w:p>
-    <w:p>
-      <w:r>
-        <w:tab/>
-        <w:t>id SERIAL PRIMARY KEY,</w:t>
-      </w:r>
-    </w:p>
-    <w:p>
-      <w:r>
-        <w:tab/>
-        <w:t>appointment_id INT NOT NULL,</w:t>
-      </w:r>
-    </w:p>
-    <w:p>
-      <w:r>
-        <w:tab/>
-        <w:t>service_id INT NOT NULL,</w:t>
+        <w:t xml:space="preserve">CREATE TABLE </w:t>
+      </w:r>
+      <w:proofErr w:type="spellStart"/>
+      <w:r>
+        <w:t>appointment_services</w:t>
+      </w:r>
+      <w:proofErr w:type="spellEnd"/>
+      <w:r>
+        <w:t xml:space="preserve"> (</w:t>
+      </w:r>
+    </w:p>
+    <w:p>
+      <w:r>
+        <w:tab/>
+      </w:r>
+      <w:proofErr w:type="spellStart"/>
+      <w:r>
+        <w:t>id</w:t>
+      </w:r>
+      <w:proofErr w:type="spellEnd"/>
+      <w:r>
+        <w:t xml:space="preserve"> SERIAL PRIMARY KEY,</w:t>
+      </w:r>
+    </w:p>
+    <w:p>
+      <w:r>
+        <w:tab/>
+      </w:r>
+      <w:proofErr w:type="spellStart"/>
+      <w:r>
+        <w:t>appointment_id</w:t>
+      </w:r>
+      <w:proofErr w:type="spellEnd"/>
+      <w:r>
+        <w:t xml:space="preserve"> INT NOT NULL,</w:t>
+      </w:r>
+    </w:p>
+    <w:p>
+      <w:r>
+        <w:tab/>
+      </w:r>
+      <w:proofErr w:type="spellStart"/>
+      <w:r>
+        <w:t>service_id</w:t>
+      </w:r>
+      <w:proofErr w:type="spellEnd"/>
+      <w:r>
+        <w:t xml:space="preserve"> INT NOT NULL,</w:t>
       </w:r>
     </w:p>
     <w:p/>
     <w:p>
       <w:r>
         <w:tab/>
-        <w:t>CONSTRAINT fk_appointment_services_appointment</w:t>
-      </w:r>
-    </w:p>
-    <w:p>
-      <w:r>
-        <w:tab/>
-      </w:r>
-      <w:r>
-        <w:tab/>
-        <w:t>FOREIGN KEY (appointment_id)</w:t>
-      </w:r>
-    </w:p>
-    <w:p>
-      <w:r>
-        <w:tab/>
-      </w:r>
-      <w:r>
-        <w:tab/>
-        <w:t>REFERENCES appointments(id)</w:t>
+        <w:t xml:space="preserve">CONSTRAINT </w:t>
+      </w:r>
+      <w:proofErr w:type="spellStart"/>
+      <w:r>
+        <w:t>fk_appointment_services_appointment</w:t>
+      </w:r>
+      <w:proofErr w:type="spellEnd"/>
+    </w:p>
+    <w:p>
+      <w:r>
+        <w:tab/>
+      </w:r>
+      <w:r>
+        <w:tab/>
+        <w:t>FOREIGN KEY (</w:t>
+      </w:r>
+      <w:proofErr w:type="spellStart"/>
+      <w:r>
+        <w:t>appointment_id</w:t>
+      </w:r>
+      <w:proofErr w:type="spellEnd"/>
+      <w:r>
+        <w:t>)</w:t>
+      </w:r>
+    </w:p>
+    <w:p>
+      <w:r>
+        <w:tab/>
+      </w:r>
+      <w:r>
+        <w:tab/>
+        <w:t xml:space="preserve">REFERENCES </w:t>
+      </w:r>
+      <w:proofErr w:type="spellStart"/>
+      <w:r>
+        <w:t>appointments</w:t>
+      </w:r>
+      <w:proofErr w:type="spellEnd"/>
+      <w:r>
+        <w:t>(</w:t>
+      </w:r>
+      <w:proofErr w:type="spellStart"/>
+      <w:r>
+        <w:t>id</w:t>
+      </w:r>
+      <w:proofErr w:type="spellEnd"/>
+      <w:r>
+        <w:t>)</w:t>
       </w:r>
     </w:p>
     <w:p>
@@ -1696,25 +4750,54 @@
     <w:p>
       <w:r>
         <w:tab/>
-        <w:t>CONSTRAINT fk_appointment_services_services</w:t>
-      </w:r>
-    </w:p>
-    <w:p>
-      <w:r>
-        <w:tab/>
-      </w:r>
-      <w:r>
-        <w:tab/>
-        <w:t>FOREIGN KEY (service_id)</w:t>
-      </w:r>
-    </w:p>
-    <w:p>
-      <w:r>
-        <w:tab/>
-      </w:r>
-      <w:r>
-        <w:tab/>
-        <w:t>REFERENCES services(id)</w:t>
+        <w:t xml:space="preserve">CONSTRAINT </w:t>
+      </w:r>
+      <w:proofErr w:type="spellStart"/>
+      <w:r>
+        <w:t>fk_appointment_services_services</w:t>
+      </w:r>
+      <w:proofErr w:type="spellEnd"/>
+    </w:p>
+    <w:p>
+      <w:r>
+        <w:tab/>
+      </w:r>
+      <w:r>
+        <w:tab/>
+        <w:t>FOREIGN KEY (</w:t>
+      </w:r>
+      <w:proofErr w:type="spellStart"/>
+      <w:r>
+        <w:t>service_id</w:t>
+      </w:r>
+      <w:proofErr w:type="spellEnd"/>
+      <w:r>
+        <w:t>)</w:t>
+      </w:r>
+    </w:p>
+    <w:p>
+      <w:r>
+        <w:tab/>
+      </w:r>
+      <w:r>
+        <w:tab/>
+        <w:t xml:space="preserve">REFERENCES </w:t>
+      </w:r>
+      <w:proofErr w:type="spellStart"/>
+      <w:r>
+        <w:t>services</w:t>
+      </w:r>
+      <w:proofErr w:type="spellEnd"/>
+      <w:r>
+        <w:t>(</w:t>
+      </w:r>
+      <w:proofErr w:type="spellStart"/>
+      <w:r>
+        <w:t>id</w:t>
+      </w:r>
+      <w:proofErr w:type="spellEnd"/>
+      <w:r>
+        <w:t>)</w:t>
       </w:r>
     </w:p>
     <w:p>
@@ -1734,73 +4817,165 @@
     <w:p/>
     <w:p>
       <w:r>
+        <w:t xml:space="preserve">CREATE TABLE </w:t>
+      </w:r>
+      <w:proofErr w:type="spellStart"/>
+      <w:r>
+        <w:t>bikes</w:t>
+      </w:r>
+      <w:proofErr w:type="spellEnd"/>
+      <w:r>
+        <w:t xml:space="preserve"> (</w:t>
+      </w:r>
+    </w:p>
+    <w:p>
+      <w:r>
+        <w:t xml:space="preserve">    </w:t>
+      </w:r>
+      <w:proofErr w:type="spellStart"/>
+      <w:r>
+        <w:t>id</w:t>
+      </w:r>
+      <w:proofErr w:type="spellEnd"/>
+      <w:r>
+        <w:t xml:space="preserve"> SERIAL PRIMARY KEY,</w:t>
+      </w:r>
+    </w:p>
+    <w:p>
+      <w:r>
+        <w:t xml:space="preserve">    </w:t>
+      </w:r>
+      <w:proofErr w:type="spellStart"/>
+      <w:r>
+        <w:t>user_id</w:t>
+      </w:r>
+      <w:proofErr w:type="spellEnd"/>
+      <w:r>
+        <w:t xml:space="preserve"> INT NOT NULL,</w:t>
+      </w:r>
+    </w:p>
+    <w:p>
+      <w:r>
+        <w:t xml:space="preserve">    </w:t>
+      </w:r>
+      <w:proofErr w:type="spellStart"/>
+      <w:r>
+        <w:t>catalog_id</w:t>
+      </w:r>
+      <w:proofErr w:type="spellEnd"/>
+      <w:r>
+        <w:t xml:space="preserve"> INT NOT NULL,</w:t>
+      </w:r>
+    </w:p>
+    <w:p>
+      <w:r>
+        <w:t xml:space="preserve">    </w:t>
+      </w:r>
+      <w:proofErr w:type="spellStart"/>
+      <w:r>
+        <w:t>created_at</w:t>
+      </w:r>
+      <w:proofErr w:type="spellEnd"/>
+      <w:r>
+        <w:t xml:space="preserve"> TIMESTAMP DEFAULT CURRENT_TIMESTAMP,</w:t>
+      </w:r>
+    </w:p>
+    <w:p>
+      <w:proofErr w:type="spellStart"/>
+      <w:r>
+        <w:t>updated_at</w:t>
+      </w:r>
+      <w:proofErr w:type="spellEnd"/>
+      <w:r>
+        <w:t xml:space="preserve"> TIMESTAMP DEFAULT CURRENT_TIMESTAMP,</w:t>
+      </w:r>
+    </w:p>
+    <w:p>
+      <w:r>
+        <w:tab/>
+      </w:r>
+    </w:p>
+    <w:p>
+      <w:r>
+        <w:tab/>
+        <w:t xml:space="preserve">CONSTRAINT </w:t>
+      </w:r>
+      <w:proofErr w:type="spellStart"/>
+      <w:r>
+        <w:t>fk_bike_user</w:t>
+      </w:r>
+      <w:proofErr w:type="spellEnd"/>
+    </w:p>
+    <w:p>
+      <w:r>
         <w:lastRenderedPageBreak/>
-        <w:t>CREATE TABLE bikes (</w:t>
-      </w:r>
-    </w:p>
-    <w:p>
-      <w:r>
         <w:t xml:space="preserve">    </w:t>
       </w:r>
       <w:r>
         <w:tab/>
-      </w:r>
-      <w:r>
-        <w:t>id SERIAL PRIMARY KEY,</w:t>
-      </w:r>
-    </w:p>
-    <w:p>
-      <w:r>
-        <w:t xml:space="preserve">   </w:t>
-      </w:r>
-      <w:r>
-        <w:tab/>
-      </w:r>
-      <w:r>
-        <w:t>user_id INT NOT NULL,</w:t>
-      </w:r>
-    </w:p>
-    <w:p>
-      <w:r>
-        <w:tab/>
-        <w:t>brand VARCHAR(30) NOT NULL,</w:t>
-      </w:r>
-    </w:p>
-    <w:p>
-      <w:r>
-        <w:tab/>
-        <w:t>model VARCHAR(30) NOT NULL,</w:t>
-      </w:r>
-    </w:p>
-    <w:p>
-      <w:r>
-        <w:tab/>
-        <w:t>type VARCHAR(30) NOT NULL,</w:t>
-      </w:r>
-    </w:p>
-    <w:p>
-      <w:r>
-        <w:tab/>
-        <w:t>category VARCHAR(30) NOT NULL,</w:t>
-      </w:r>
-    </w:p>
-    <w:p>
-      <w:r>
-        <w:tab/>
-        <w:t>stroke VARCHAR(10),</w:t>
-      </w:r>
-    </w:p>
-    <w:p>
-      <w:r>
-        <w:tab/>
-        <w:t>cylinder INT NOT NULL,</w:t>
-      </w:r>
-    </w:p>
-    <w:p>
-      <w:r>
-        <w:tab/>
-        <w:t>generation DATE NOT NULL,</w:t>
-      </w:r>
+        <w:t>FOREIGN KEY (</w:t>
+      </w:r>
+      <w:proofErr w:type="spellStart"/>
+      <w:r>
+        <w:t>user_id</w:t>
+      </w:r>
+      <w:proofErr w:type="spellEnd"/>
+      <w:r>
+        <w:t>)</w:t>
+      </w:r>
+    </w:p>
+    <w:p>
+      <w:r>
+        <w:tab/>
+      </w:r>
+      <w:r>
+        <w:tab/>
+        <w:t xml:space="preserve">REFERENCES </w:t>
+      </w:r>
+      <w:proofErr w:type="spellStart"/>
+      <w:r>
+        <w:t>users</w:t>
+      </w:r>
+      <w:proofErr w:type="spellEnd"/>
+      <w:r>
+        <w:t>(</w:t>
+      </w:r>
+      <w:proofErr w:type="spellStart"/>
+      <w:r>
+        <w:t>id</w:t>
+      </w:r>
+      <w:proofErr w:type="spellEnd"/>
+      <w:r>
+        <w:t>)</w:t>
+      </w:r>
+    </w:p>
+    <w:p>
+      <w:r>
+        <w:tab/>
+      </w:r>
+      <w:r>
+        <w:tab/>
+        <w:t>ON DELETE CASCADE,</w:t>
+      </w:r>
+    </w:p>
+    <w:p>
+      <w:r>
+        <w:tab/>
+      </w:r>
+      <w:r>
+        <w:tab/>
+      </w:r>
+    </w:p>
+    <w:p>
+      <w:r>
+        <w:tab/>
+        <w:t xml:space="preserve">CONSTRAINT </w:t>
+      </w:r>
+      <w:proofErr w:type="spellStart"/>
+      <w:r>
+        <w:t>fk_bike_catalog</w:t>
+      </w:r>
+      <w:proofErr w:type="spellEnd"/>
     </w:p>
     <w:p>
       <w:r>
@@ -1808,49 +4983,49 @@
       </w:r>
       <w:r>
         <w:tab/>
-      </w:r>
-      <w:r>
-        <w:t>created_at TIMESTAMP DEFAULT CURRENT_TIMESTAMP,</w:t>
-      </w:r>
-    </w:p>
-    <w:p>
-      <w:r>
-        <w:tab/>
-        <w:t>updated_at TIMESTAMP DEFAULT CURRENT_TIMESTAMP,</w:t>
-      </w:r>
-    </w:p>
-    <w:p/>
-    <w:p>
-      <w:r>
-        <w:tab/>
-        <w:t>CONSTRAINT fk_bike_user</w:t>
-      </w:r>
-    </w:p>
-    <w:p>
-      <w:r>
-        <w:tab/>
-      </w:r>
-      <w:r>
-        <w:tab/>
-        <w:t>FOREIGN KEY (user_id)</w:t>
-      </w:r>
-    </w:p>
-    <w:p>
-      <w:r>
-        <w:tab/>
-      </w:r>
-      <w:r>
-        <w:tab/>
-        <w:t>REFERENCES users(id)</w:t>
-      </w:r>
-    </w:p>
-    <w:p>
-      <w:r>
-        <w:tab/>
-      </w:r>
-      <w:r>
-        <w:tab/>
-        <w:t>ON DELETE CASCADE</w:t>
+        <w:t>FOREIGN KEY (</w:t>
+      </w:r>
+      <w:proofErr w:type="spellStart"/>
+      <w:r>
+        <w:t>catalog_id</w:t>
+      </w:r>
+      <w:proofErr w:type="spellEnd"/>
+      <w:r>
+        <w:t>)</w:t>
+      </w:r>
+    </w:p>
+    <w:p>
+      <w:r>
+        <w:tab/>
+      </w:r>
+      <w:r>
+        <w:tab/>
+        <w:t xml:space="preserve">REFERENCES </w:t>
+      </w:r>
+      <w:proofErr w:type="spellStart"/>
+      <w:r>
+        <w:t>catalog</w:t>
+      </w:r>
+      <w:proofErr w:type="spellEnd"/>
+      <w:r>
+        <w:t>(</w:t>
+      </w:r>
+      <w:proofErr w:type="spellStart"/>
+      <w:r>
+        <w:t>id</w:t>
+      </w:r>
+      <w:proofErr w:type="spellEnd"/>
+      <w:r>
+        <w:t>)</w:t>
+      </w:r>
+    </w:p>
+    <w:p>
+      <w:r>
+        <w:tab/>
+      </w:r>
+      <w:r>
+        <w:tab/>
+        <w:t>ON DELETE RESTRICT</w:t>
       </w:r>
     </w:p>
     <w:p>

--- a/documents/sipos-motorservice.docx
+++ b/documents/sipos-motorservice.docx
@@ -134,10 +134,12 @@
         <w:t xml:space="preserve">). Ilyenkor a </w:t>
       </w:r>
       <w:proofErr w:type="spellStart"/>
+      <w:proofErr w:type="gramStart"/>
       <w:r>
         <w:t>package.json</w:t>
       </w:r>
       <w:proofErr w:type="spellEnd"/>
+      <w:proofErr w:type="gramEnd"/>
       <w:r>
         <w:t xml:space="preserve"> fájlban be kell állítani a normál („start”: „</w:t>
       </w:r>
@@ -207,13 +209,18 @@
       </w:r>
       <w:proofErr w:type="spellEnd"/>
       <w:r>
-        <w:t>’ parancsokkal lehet futtatni ezeket a módokat. Létrehozok egy .</w:t>
+        <w:t xml:space="preserve">’ parancsokkal lehet futtatni ezeket a módokat. Létrehozok </w:t>
+      </w:r>
+      <w:proofErr w:type="gramStart"/>
+      <w:r>
+        <w:t>egy .</w:t>
       </w:r>
       <w:proofErr w:type="spellStart"/>
       <w:r>
         <w:t>gitignore</w:t>
       </w:r>
       <w:proofErr w:type="spellEnd"/>
+      <w:proofErr w:type="gramEnd"/>
       <w:r>
         <w:t xml:space="preserve"> fájlt, amibe azokat a fájlokat/mappákat írom, amiket nem akarok </w:t>
       </w:r>
@@ -301,7 +308,15 @@
       </w:r>
       <w:proofErr w:type="spellEnd"/>
       <w:r>
-        <w:t xml:space="preserve"> add . =&gt; hozzáadja</w:t>
+        <w:t xml:space="preserve"> </w:t>
+      </w:r>
+      <w:proofErr w:type="gramStart"/>
+      <w:r>
+        <w:t>add .</w:t>
+      </w:r>
+      <w:proofErr w:type="gramEnd"/>
+      <w:r>
+        <w:t xml:space="preserve"> =&gt; hozzáadja</w:t>
       </w:r>
     </w:p>
     <w:p>
@@ -493,10 +508,12 @@
         <w:t xml:space="preserve">/server.js fájlt. Fontos, hogy a </w:t>
       </w:r>
       <w:proofErr w:type="spellStart"/>
+      <w:proofErr w:type="gramStart"/>
       <w:r>
         <w:t>package.json</w:t>
       </w:r>
       <w:proofErr w:type="spellEnd"/>
+      <w:proofErr w:type="gramEnd"/>
       <w:r>
         <w:t xml:space="preserve"> fájlban a </w:t>
       </w:r>
@@ -771,8 +788,13 @@
       </w:r>
       <w:proofErr w:type="spellEnd"/>
       <w:r>
-        <w:t xml:space="preserve"> fülön létre lehet hozni az adattáblákat SQL-el</w:t>
-      </w:r>
+        <w:t xml:space="preserve"> fülön létre lehet hozni az adattáblákat </w:t>
+      </w:r>
+      <w:proofErr w:type="gramStart"/>
+      <w:r>
+        <w:t>SQL-el</w:t>
+      </w:r>
+      <w:proofErr w:type="gramEnd"/>
       <w:r>
         <w:t>.</w:t>
       </w:r>
@@ -960,20 +982,30 @@
         <w:t xml:space="preserve">-ben vannak azok a függvények, amelyek az adatbázissal foglalkoznak, például </w:t>
       </w:r>
       <w:proofErr w:type="spellStart"/>
+      <w:proofErr w:type="gramStart"/>
       <w:r>
         <w:t>findUserByEmail</w:t>
       </w:r>
       <w:proofErr w:type="spellEnd"/>
       <w:r>
-        <w:t xml:space="preserve">() vagy </w:t>
-      </w:r>
-      <w:proofErr w:type="spellStart"/>
+        <w:t>(</w:t>
+      </w:r>
+      <w:proofErr w:type="gramEnd"/>
+      <w:r>
+        <w:t xml:space="preserve">) vagy </w:t>
+      </w:r>
+      <w:proofErr w:type="spellStart"/>
+      <w:proofErr w:type="gramStart"/>
       <w:r>
         <w:t>createUser</w:t>
       </w:r>
       <w:proofErr w:type="spellEnd"/>
       <w:r>
-        <w:t xml:space="preserve">(). Ezek csak dolgoznak az eredménnyel, nem csinálnak semmi mást. A </w:t>
+        <w:t>(</w:t>
+      </w:r>
+      <w:proofErr w:type="gramEnd"/>
+      <w:r>
+        <w:t xml:space="preserve">). Ezek csak dolgoznak az eredménnyel, nem csinálnak semmi mást. A </w:t>
       </w:r>
       <w:proofErr w:type="spellStart"/>
       <w:r>
@@ -1230,10 +1262,12 @@
         <w:t xml:space="preserve"> (</w:t>
       </w:r>
       <w:proofErr w:type="spellStart"/>
+      <w:proofErr w:type="gramStart"/>
       <w:r>
         <w:t>res.redirect</w:t>
       </w:r>
       <w:proofErr w:type="spellEnd"/>
+      <w:proofErr w:type="gramEnd"/>
       <w:r>
         <w:t>(„/”)) oldal.</w:t>
       </w:r>
@@ -1687,12 +1721,17 @@
         <w:t xml:space="preserve"> lista segítségével (</w:t>
       </w:r>
       <w:proofErr w:type="spellStart"/>
+      <w:proofErr w:type="gramStart"/>
       <w:r>
         <w:t>render</w:t>
       </w:r>
       <w:proofErr w:type="spellEnd"/>
       <w:r>
-        <w:t>(„</w:t>
+        <w:t>(</w:t>
+      </w:r>
+      <w:proofErr w:type="gramEnd"/>
+      <w:r>
+        <w:t>„</w:t>
       </w:r>
       <w:proofErr w:type="spellStart"/>
       <w:r>
@@ -1838,6 +1877,7 @@
       <w:r>
         <w:t xml:space="preserve">.body.id nem jó, mindenképp const </w:t>
       </w:r>
+      <w:proofErr w:type="gramStart"/>
       <w:r>
         <w:t>{</w:t>
       </w:r>
@@ -1849,14 +1889,17 @@
         <w:t>id</w:t>
       </w:r>
       <w:proofErr w:type="spellEnd"/>
+      <w:proofErr w:type="gramEnd"/>
       <w:r>
         <w:t xml:space="preserve"> } = </w:t>
       </w:r>
       <w:proofErr w:type="spellStart"/>
+      <w:proofErr w:type="gramStart"/>
       <w:r>
         <w:t>req.params</w:t>
       </w:r>
       <w:proofErr w:type="spellEnd"/>
+      <w:proofErr w:type="gramEnd"/>
       <w:r>
         <w:t xml:space="preserve"> </w:t>
       </w:r>
@@ -2102,9 +2145,11 @@
         <w:t>services</w:t>
       </w:r>
       <w:proofErr w:type="spellEnd"/>
+      <w:proofErr w:type="gramStart"/>
       <w:r>
         <w:t>/:id.</w:t>
       </w:r>
+      <w:proofErr w:type="gramEnd"/>
       <w:r>
         <w:t xml:space="preserve"> Ha GET-el és POST-</w:t>
       </w:r>
@@ -2410,31 +2455,49 @@
         <w:t>nyomással betöltse onnan a szükséges adatokat</w:t>
       </w:r>
       <w:r>
-        <w:t xml:space="preserve"> Ez MÉG NINCS MEGVALÓSÍTVA!</w:t>
-      </w:r>
-      <w:r>
-        <w:t>, és Befejezés gombbal megerősítheti a foglalást. Ekkor majd kap egy email-t is, de ezt később.</w:t>
-      </w:r>
-    </w:p>
-    <w:p>
-      <w:r>
-        <w:t>Fontos, hogy a .</w:t>
+        <w:t xml:space="preserve"> Ez MÉG NINCS </w:t>
+      </w:r>
+      <w:proofErr w:type="gramStart"/>
+      <w:r>
+        <w:t>MEGVALÓSÍTVA!</w:t>
+      </w:r>
+      <w:r>
+        <w:t>,</w:t>
+      </w:r>
+      <w:proofErr w:type="gramEnd"/>
+      <w:r>
+        <w:t xml:space="preserve"> és Befejezés gombbal megerősítheti a foglalást. Ekkor majd kap egy email-t is, de ezt később.</w:t>
+      </w:r>
+    </w:p>
+    <w:p>
+      <w:r>
+        <w:t xml:space="preserve">Fontos, hogy </w:t>
+      </w:r>
+      <w:proofErr w:type="gramStart"/>
+      <w:r>
+        <w:t>a .</w:t>
       </w:r>
       <w:proofErr w:type="spellStart"/>
       <w:r>
         <w:t>ejs</w:t>
       </w:r>
       <w:proofErr w:type="spellEnd"/>
+      <w:proofErr w:type="gramEnd"/>
       <w:r>
         <w:t xml:space="preserve"> fájl a </w:t>
       </w:r>
       <w:proofErr w:type="spellStart"/>
+      <w:proofErr w:type="gramStart"/>
       <w:r>
         <w:t>render</w:t>
       </w:r>
       <w:proofErr w:type="spellEnd"/>
       <w:r>
-        <w:t>()-ben kapcsolódik a kódba (ugyanaz a név kell).</w:t>
+        <w:t>(</w:t>
+      </w:r>
+      <w:proofErr w:type="gramEnd"/>
+      <w:r>
+        <w:t>)-ben kapcsolódik a kódba (ugyanaz a név kell).</w:t>
       </w:r>
     </w:p>
     <w:p>
@@ -2923,20 +2986,30 @@
         <w:t xml:space="preserve">és egy </w:t>
       </w:r>
       <w:proofErr w:type="spellStart"/>
+      <w:proofErr w:type="gramStart"/>
       <w:r>
         <w:t>updateAppointment</w:t>
       </w:r>
       <w:proofErr w:type="spellEnd"/>
       <w:r>
-        <w:t xml:space="preserve">() és </w:t>
-      </w:r>
-      <w:proofErr w:type="spellStart"/>
+        <w:t>(</w:t>
+      </w:r>
+      <w:proofErr w:type="gramEnd"/>
+      <w:r>
+        <w:t xml:space="preserve">) és </w:t>
+      </w:r>
+      <w:proofErr w:type="spellStart"/>
+      <w:proofErr w:type="gramStart"/>
       <w:r>
         <w:t>updateAnAppointment</w:t>
       </w:r>
       <w:proofErr w:type="spellEnd"/>
       <w:r>
-        <w:t>() metódust írni az appointmentModel.js-be és appointmentController.js-be.</w:t>
+        <w:t>(</w:t>
+      </w:r>
+      <w:proofErr w:type="gramEnd"/>
+      <w:r>
+        <w:t>) metódust írni az appointmentModel.js-be és appointmentController.js-be.</w:t>
       </w:r>
     </w:p>
     <w:p>
@@ -3162,7 +3235,15 @@
       </w:r>
       <w:proofErr w:type="spellEnd"/>
       <w:r>
-        <w:t xml:space="preserve">-t (ugyan úgy mint </w:t>
+        <w:t xml:space="preserve">-t (ugyan </w:t>
+      </w:r>
+      <w:proofErr w:type="gramStart"/>
+      <w:r>
+        <w:t>úgy</w:t>
+      </w:r>
+      <w:proofErr w:type="gramEnd"/>
+      <w:r>
+        <w:t xml:space="preserve"> mint </w:t>
       </w:r>
       <w:proofErr w:type="spellStart"/>
       <w:r>
@@ -3416,6 +3497,7 @@
         <w:t xml:space="preserve">, </w:t>
       </w:r>
       <w:proofErr w:type="spellStart"/>
+      <w:proofErr w:type="gramStart"/>
       <w:r>
         <w:t>appointmentData.ejs</w:t>
       </w:r>
@@ -3431,6 +3513,7 @@
         <w:t>profile.ejs</w:t>
       </w:r>
       <w:proofErr w:type="spellEnd"/>
+      <w:proofErr w:type="gramEnd"/>
       <w:r>
         <w:t xml:space="preserve">, </w:t>
       </w:r>
@@ -3718,10 +3801,12 @@
         <w:t xml:space="preserve"> láthatja (</w:t>
       </w:r>
       <w:proofErr w:type="spellStart"/>
+      <w:proofErr w:type="gramStart"/>
       <w:r>
         <w:t>adminController,js</w:t>
       </w:r>
       <w:proofErr w:type="spellEnd"/>
+      <w:proofErr w:type="gramEnd"/>
       <w:r>
         <w:t xml:space="preserve">-ben amúgy már megvan adva a lista, csak a </w:t>
       </w:r>
@@ -3744,7 +3829,17 @@
     </w:p>
     <w:p/>
     <w:p>
-      <w:r>
+      <w:pPr>
+        <w:rPr>
+          <w:b/>
+          <w:bCs/>
+        </w:rPr>
+      </w:pPr>
+      <w:r>
+        <w:rPr>
+          <w:b/>
+          <w:bCs/>
+        </w:rPr>
         <w:t>14. #9</w:t>
       </w:r>
     </w:p>
@@ -3762,7 +3857,28 @@
         <w:t>az input mezőket adatbázis alapján, legördülő listából kell kiválasztani</w:t>
       </w:r>
       <w:r>
-        <w:t>, ahol márkától függ a modell és modelltől függ a típus és kategória</w:t>
+        <w:t>, ahol</w:t>
+      </w:r>
+      <w:r>
+        <w:t xml:space="preserve"> kategóriától függ</w:t>
+      </w:r>
+      <w:r>
+        <w:t xml:space="preserve"> már</w:t>
+      </w:r>
+      <w:r>
+        <w:t>ka, attól</w:t>
+      </w:r>
+      <w:r>
+        <w:t xml:space="preserve"> függ a modell és </w:t>
+      </w:r>
+      <w:r>
+        <w:t>attól</w:t>
+      </w:r>
+      <w:r>
+        <w:t xml:space="preserve"> függ a </w:t>
+      </w:r>
+      <w:r>
+        <w:t>típus</w:t>
       </w:r>
       <w:r>
         <w:t>.</w:t>
@@ -3776,7 +3892,53 @@
       </w:r>
       <w:proofErr w:type="spellEnd"/>
       <w:r>
-        <w:t xml:space="preserve"> néven, ami egy termék katalógus / referencia adatmodell. Tartalmazza egy motor adatait, ezáltal benne lehetnek a lehetséges kombinációk (nem kell külön minden adattagnak külön táblát létrehozni). </w:t>
+        <w:t xml:space="preserve"> néven, ami egy termék katalógus / referencia adatmodell. Tartalmazza egy motor adatait</w:t>
+      </w:r>
+      <w:r>
+        <w:t xml:space="preserve"> (</w:t>
+      </w:r>
+      <w:proofErr w:type="spellStart"/>
+      <w:r>
+        <w:t>category</w:t>
+      </w:r>
+      <w:proofErr w:type="spellEnd"/>
+      <w:r>
+        <w:t xml:space="preserve">, </w:t>
+      </w:r>
+      <w:proofErr w:type="spellStart"/>
+      <w:r>
+        <w:t>brand</w:t>
+      </w:r>
+      <w:proofErr w:type="spellEnd"/>
+      <w:r>
+        <w:t xml:space="preserve">, </w:t>
+      </w:r>
+      <w:proofErr w:type="spellStart"/>
+      <w:r>
+        <w:t>model</w:t>
+      </w:r>
+      <w:proofErr w:type="spellEnd"/>
+      <w:r>
+        <w:t xml:space="preserve">, </w:t>
+      </w:r>
+      <w:proofErr w:type="spellStart"/>
+      <w:r>
+        <w:t>cylinder</w:t>
+      </w:r>
+      <w:proofErr w:type="spellEnd"/>
+      <w:r>
+        <w:t xml:space="preserve">, stroke, </w:t>
+      </w:r>
+      <w:proofErr w:type="spellStart"/>
+      <w:r>
+        <w:t>generation</w:t>
+      </w:r>
+      <w:proofErr w:type="spellEnd"/>
+      <w:r>
+        <w:t>)</w:t>
+      </w:r>
+      <w:r>
+        <w:t xml:space="preserve">, ezáltal benne lehetnek a lehetséges kombinációk (nem kell külön minden adattagnak külön táblát létrehozni). </w:t>
       </w:r>
       <w:r>
         <w:t xml:space="preserve">Módosítottam a </w:t>
@@ -3787,7 +3949,13 @@
       </w:r>
       <w:proofErr w:type="spellEnd"/>
       <w:r>
-        <w:t xml:space="preserve"> táblát is, az adattagok helyett egy </w:t>
+        <w:t xml:space="preserve"> táblát is, </w:t>
+      </w:r>
+      <w:r>
+        <w:t>ahol a motor</w:t>
+      </w:r>
+      <w:r>
+        <w:t xml:space="preserve"> adattagok helyett egy </w:t>
       </w:r>
       <w:proofErr w:type="spellStart"/>
       <w:r>
@@ -3797,115 +3965,302 @@
       <w:r>
         <w:t xml:space="preserve"> van.</w:t>
       </w:r>
-    </w:p>
-    <w:p>
-      <w:r>
-        <w:t xml:space="preserve">Létrehoztam egy catalogModel.js-t, catalogController.js-t és módosítottam a bikeModel.js-t. </w:t>
-      </w:r>
-      <w:r>
-        <w:t xml:space="preserve">A catalogController.js minden metódusa JSON választ ad vissza, mivel így hatékonyabb a kezelés, a </w:t>
-      </w:r>
-      <w:proofErr w:type="spellStart"/>
-      <w:r>
-        <w:t>showProfile</w:t>
-      </w:r>
-      <w:r>
-        <w:t>P</w:t>
-      </w:r>
-      <w:r>
-        <w:t>age</w:t>
-      </w:r>
-      <w:proofErr w:type="spellEnd"/>
+      <w:r>
+        <w:t xml:space="preserve"> Változott az </w:t>
+      </w:r>
+      <w:proofErr w:type="spellStart"/>
+      <w:r>
+        <w:t>appointments</w:t>
+      </w:r>
+      <w:proofErr w:type="spellEnd"/>
+      <w:r>
+        <w:t xml:space="preserve"> tábla is, itt is a motor adatai helyett </w:t>
+      </w:r>
+      <w:proofErr w:type="spellStart"/>
+      <w:r>
+        <w:t>catalog_id</w:t>
+      </w:r>
+      <w:proofErr w:type="spellEnd"/>
+      <w:r>
+        <w:t xml:space="preserve"> van. </w:t>
+      </w:r>
+    </w:p>
+    <w:p>
+      <w:r>
+        <w:t>Létrehoztam egy catalogModel.js-t, catalogController.js-</w:t>
+      </w:r>
+      <w:r>
+        <w:t>t a kellő metódusokkal, majd</w:t>
+      </w:r>
       <w:r>
         <w:t xml:space="preserve"> </w:t>
       </w:r>
-      <w:proofErr w:type="spellStart"/>
-      <w:r>
-        <w:t>renderel</w:t>
-      </w:r>
-      <w:proofErr w:type="spellEnd"/>
-      <w:r>
-        <w:t xml:space="preserve"> csak.</w:t>
+      <w:r>
+        <w:t xml:space="preserve">a bekötöttem őket a userRoutes.js-be. Ezután </w:t>
+      </w:r>
+      <w:proofErr w:type="spellStart"/>
+      <w:r>
+        <w:t>locals</w:t>
+      </w:r>
+      <w:proofErr w:type="spellEnd"/>
+      <w:r>
+        <w:t xml:space="preserve">-hoz hozzáadtam a </w:t>
+      </w:r>
+      <w:proofErr w:type="spellStart"/>
+      <w:r>
+        <w:t>categories</w:t>
+      </w:r>
+      <w:proofErr w:type="spellEnd"/>
+      <w:r>
+        <w:t xml:space="preserve"> listát. Átalakítottam a </w:t>
+      </w:r>
+      <w:proofErr w:type="spellStart"/>
+      <w:r>
+        <w:t>profile.ejs</w:t>
+      </w:r>
+      <w:proofErr w:type="spellEnd"/>
+      <w:r>
+        <w:t xml:space="preserve">-t a változónevek miatt, az </w:t>
+      </w:r>
+      <w:proofErr w:type="spellStart"/>
+      <w:r>
+        <w:t>appointmentData.ejs</w:t>
+      </w:r>
+      <w:proofErr w:type="spellEnd"/>
+      <w:r>
+        <w:t xml:space="preserve">-be az inputok helyett </w:t>
+      </w:r>
+      <w:proofErr w:type="spellStart"/>
+      <w:r>
+        <w:t>select</w:t>
+      </w:r>
+      <w:proofErr w:type="spellEnd"/>
+      <w:r>
+        <w:t xml:space="preserve">, ezzel együtt módosítani kellett a </w:t>
+      </w:r>
+      <w:proofErr w:type="spellStart"/>
+      <w:r>
+        <w:t>public</w:t>
+      </w:r>
+      <w:proofErr w:type="spellEnd"/>
+      <w:r>
+        <w:t>/</w:t>
+      </w:r>
+      <w:proofErr w:type="spellStart"/>
+      <w:r>
+        <w:t>js</w:t>
+      </w:r>
+      <w:proofErr w:type="spellEnd"/>
+      <w:r>
+        <w:t>/savedOrNotsavedBike.js-t is.</w:t>
+      </w:r>
+      <w:r>
+        <w:t xml:space="preserve"> Motor létrehozásánál a </w:t>
+      </w:r>
+      <w:proofErr w:type="spellStart"/>
+      <w:r>
+        <w:t>bikeModal.ejs</w:t>
+      </w:r>
+      <w:proofErr w:type="spellEnd"/>
+      <w:r>
+        <w:t xml:space="preserve">-t </w:t>
+      </w:r>
+      <w:proofErr w:type="spellStart"/>
+      <w:r>
+        <w:t>select-ekre</w:t>
+      </w:r>
+      <w:proofErr w:type="spellEnd"/>
+      <w:r>
+        <w:t xml:space="preserve"> és ezzel együtt a </w:t>
+      </w:r>
+      <w:proofErr w:type="spellStart"/>
+      <w:r>
+        <w:t>public</w:t>
+      </w:r>
+      <w:proofErr w:type="spellEnd"/>
+      <w:r>
+        <w:t>/</w:t>
+      </w:r>
+      <w:proofErr w:type="spellStart"/>
+      <w:r>
+        <w:t>js</w:t>
+      </w:r>
+      <w:proofErr w:type="spellEnd"/>
+      <w:r>
+        <w:t xml:space="preserve">/bikeModal.js-t. Megjelenítésnél </w:t>
+      </w:r>
+      <w:proofErr w:type="spellStart"/>
+      <w:r>
+        <w:t>admin</w:t>
+      </w:r>
+      <w:proofErr w:type="spellEnd"/>
+      <w:r>
+        <w:t xml:space="preserve"> oldalon az </w:t>
+      </w:r>
+      <w:proofErr w:type="spellStart"/>
+      <w:r>
+        <w:t>appointments.ejs</w:t>
+      </w:r>
+      <w:proofErr w:type="spellEnd"/>
+      <w:r>
+        <w:t xml:space="preserve">-t és </w:t>
+      </w:r>
+      <w:proofErr w:type="spellStart"/>
+      <w:r>
+        <w:t>userPage.ejs</w:t>
+      </w:r>
+      <w:proofErr w:type="spellEnd"/>
+      <w:r>
+        <w:t>-t.</w:t>
+      </w:r>
+    </w:p>
+    <w:p>
+      <w:r>
+        <w:t>Fontos, hogy változtak az adattáblák, így az appointmentController.js-ben, bikeController.js-ben és userController.js-ben is ennek megfelelő módosításokat kellett végrehajtani.</w:t>
       </w:r>
     </w:p>
     <w:p/>
-    <w:p/>
-    <w:p/>
-    <w:p/>
-    <w:p>
-      <w:r>
-        <w:t>-mikor viszi és mikor kell neki legkésőbb (</w:t>
-      </w:r>
-      <w:proofErr w:type="spellStart"/>
-      <w:r>
-        <w:t>raer</w:t>
-      </w:r>
-      <w:proofErr w:type="spellEnd"/>
-      <w:r>
-        <w:t xml:space="preserve"> vagy </w:t>
-      </w:r>
-      <w:proofErr w:type="spellStart"/>
-      <w:r>
-        <w:t>surgos</w:t>
-      </w:r>
-      <w:proofErr w:type="spellEnd"/>
-      <w:r>
-        <w:t>)</w:t>
-      </w:r>
-    </w:p>
-    <w:p>
-      <w:r>
-        <w:t>-</w:t>
-      </w:r>
-      <w:proofErr w:type="spellStart"/>
-      <w:r>
-        <w:t>szallitas</w:t>
-      </w:r>
-      <w:proofErr w:type="spellEnd"/>
-      <w:r>
-        <w:t xml:space="preserve"> vagy </w:t>
-      </w:r>
-      <w:proofErr w:type="spellStart"/>
-      <w:r>
-        <w:t>szemelyes</w:t>
-      </w:r>
-      <w:proofErr w:type="spellEnd"/>
-      <w:r>
-        <w:t xml:space="preserve"> </w:t>
-      </w:r>
-      <w:proofErr w:type="spellStart"/>
-      <w:r>
-        <w:t>atvetel</w:t>
-      </w:r>
-      <w:proofErr w:type="spellEnd"/>
-    </w:p>
-    <w:p>
-      <w:r>
-        <w:t xml:space="preserve">- </w:t>
-      </w:r>
-      <w:proofErr w:type="spellStart"/>
-      <w:r>
-        <w:t>megjegyzes</w:t>
-      </w:r>
-      <w:proofErr w:type="spellEnd"/>
-      <w:r>
-        <w:t xml:space="preserve"> helyett 4-5 fix </w:t>
-      </w:r>
-      <w:proofErr w:type="spellStart"/>
-      <w:r>
-        <w:t>opcio</w:t>
-      </w:r>
-      <w:proofErr w:type="spellEnd"/>
-      <w:r>
-        <w:t xml:space="preserve"> de a </w:t>
-      </w:r>
-      <w:proofErr w:type="spellStart"/>
-      <w:r>
-        <w:t>megjegyzes</w:t>
-      </w:r>
-      <w:proofErr w:type="spellEnd"/>
-      <w:r>
-        <w:t xml:space="preserve"> is ottmarad</w:t>
+    <w:p>
+      <w:pPr>
+        <w:rPr>
+          <w:b/>
+          <w:bCs/>
+        </w:rPr>
+      </w:pPr>
+      <w:r>
+        <w:rPr>
+          <w:b/>
+          <w:bCs/>
+        </w:rPr>
+        <w:t>15. #10</w:t>
+      </w:r>
+    </w:p>
+    <w:p>
+      <w:r>
+        <w:t>Ebben a feladatban az időpontfoglalás naptár részénél lesz egy opció, amit ki kell választani az alapján,</w:t>
+      </w:r>
+      <w:r>
+        <w:t xml:space="preserve"> személyesen intézi a terméket vagy szállítással, illetve </w:t>
+      </w:r>
+      <w:r>
+        <w:t xml:space="preserve">sürgős (1-3 nap) a szerviz vagy ráér (1-3 hét). </w:t>
+      </w:r>
+      <w:r>
+        <w:t xml:space="preserve">Ehhez kell majd az </w:t>
+      </w:r>
+      <w:proofErr w:type="spellStart"/>
+      <w:r>
+        <w:t>appointments</w:t>
+      </w:r>
+      <w:proofErr w:type="spellEnd"/>
+      <w:r>
+        <w:t xml:space="preserve"> táblába egy </w:t>
+      </w:r>
+      <w:proofErr w:type="spellStart"/>
+      <w:r>
+        <w:t>delivery_method</w:t>
+      </w:r>
+      <w:proofErr w:type="spellEnd"/>
+      <w:r>
+        <w:t xml:space="preserve"> és </w:t>
+      </w:r>
+      <w:proofErr w:type="spellStart"/>
+      <w:r>
+        <w:t>service_urgency</w:t>
+      </w:r>
+      <w:proofErr w:type="spellEnd"/>
+      <w:r>
+        <w:t xml:space="preserve"> nevű adattag, ami ezt a két opciót tartalmazhatja.</w:t>
+      </w:r>
+      <w:r>
+        <w:t xml:space="preserve"> Ehhez frissítenem kell az appointmentsModel.js-t, appointmentController.js-t. </w:t>
+      </w:r>
+      <w:r>
+        <w:lastRenderedPageBreak/>
+        <w:t xml:space="preserve">Felhasználói felületen a </w:t>
+      </w:r>
+      <w:proofErr w:type="spellStart"/>
+      <w:r>
+        <w:t>profile.ejs</w:t>
+      </w:r>
+      <w:proofErr w:type="spellEnd"/>
+      <w:r>
+        <w:t xml:space="preserve">-t, </w:t>
+      </w:r>
+      <w:proofErr w:type="spellStart"/>
+      <w:r>
+        <w:t>appointmentTime.ejs</w:t>
+      </w:r>
+      <w:proofErr w:type="spellEnd"/>
+      <w:r>
+        <w:t>-t</w:t>
+      </w:r>
+      <w:r>
+        <w:t xml:space="preserve">, </w:t>
+      </w:r>
+      <w:proofErr w:type="spellStart"/>
+      <w:r>
+        <w:t>admin</w:t>
+      </w:r>
+      <w:proofErr w:type="spellEnd"/>
+      <w:r>
+        <w:t>/</w:t>
+      </w:r>
+      <w:proofErr w:type="spellStart"/>
+      <w:r>
+        <w:t>userPage.ejs</w:t>
+      </w:r>
+      <w:proofErr w:type="spellEnd"/>
+      <w:r>
+        <w:t xml:space="preserve">-t, </w:t>
+      </w:r>
+      <w:proofErr w:type="spellStart"/>
+      <w:r>
+        <w:t>admin</w:t>
+      </w:r>
+      <w:proofErr w:type="spellEnd"/>
+      <w:r>
+        <w:t>/</w:t>
+      </w:r>
+      <w:proofErr w:type="spellStart"/>
+      <w:r>
+        <w:t>appointments.ejs</w:t>
+      </w:r>
+      <w:proofErr w:type="spellEnd"/>
+      <w:r>
+        <w:t>-t.</w:t>
+      </w:r>
+    </w:p>
+    <w:p>
+      <w:r>
+        <w:t xml:space="preserve">Közben észrevettem, hogy az Időpontfoglalásnál a naptár nézetben a fejléc Szolgáltatások füle szétesik, </w:t>
+      </w:r>
+      <w:r>
+        <w:t>ennek oka az volt, hogy nem volt betöltve a header.css.</w:t>
+      </w:r>
+    </w:p>
+    <w:p>
+      <w:r>
+        <w:t>Az időpontfoglalás utolsó lépésénél a megjegyzés rovat helyett 4-5 fix választható opció, de a megjegyzés lehetséges külön.</w:t>
+      </w:r>
+      <w:r>
+        <w:t xml:space="preserve"> Ehhez az </w:t>
+      </w:r>
+      <w:proofErr w:type="spellStart"/>
+      <w:r>
+        <w:t>appointmentData.ejs</w:t>
+      </w:r>
+      <w:proofErr w:type="spellEnd"/>
+      <w:r>
+        <w:t xml:space="preserve">-ben hozzá kell adnom </w:t>
+      </w:r>
+      <w:proofErr w:type="spellStart"/>
+      <w:r>
+        <w:t>select</w:t>
+      </w:r>
+      <w:proofErr w:type="spellEnd"/>
+      <w:r>
+        <w:t>-el ezeket az opciókat.</w:t>
       </w:r>
     </w:p>
     <w:p/>
@@ -3913,6 +4268,191 @@
     <w:p/>
     <w:p/>
     <w:p/>
+    <w:p/>
+    <w:p/>
+    <w:p/>
+    <w:p/>
+    <w:p/>
+    <w:p/>
+    <w:p>
+      <w:r>
+        <w:t xml:space="preserve">CREATE TABLE </w:t>
+      </w:r>
+      <w:proofErr w:type="spellStart"/>
+      <w:r>
+        <w:t>catalog</w:t>
+      </w:r>
+      <w:proofErr w:type="spellEnd"/>
+      <w:r>
+        <w:t xml:space="preserve"> (</w:t>
+      </w:r>
+    </w:p>
+    <w:p>
+      <w:r>
+        <w:t xml:space="preserve">    </w:t>
+      </w:r>
+      <w:proofErr w:type="spellStart"/>
+      <w:r>
+        <w:t>id</w:t>
+      </w:r>
+      <w:proofErr w:type="spellEnd"/>
+      <w:r>
+        <w:t xml:space="preserve"> SERIAL PRIMARY KEY,</w:t>
+      </w:r>
+    </w:p>
+    <w:p>
+      <w:r>
+        <w:t xml:space="preserve">    </w:t>
+      </w:r>
+      <w:proofErr w:type="spellStart"/>
+      <w:r>
+        <w:t>category</w:t>
+      </w:r>
+      <w:proofErr w:type="spellEnd"/>
+      <w:r>
+        <w:t xml:space="preserve"> </w:t>
+      </w:r>
+      <w:proofErr w:type="gramStart"/>
+      <w:r>
+        <w:t>VARCHAR(</w:t>
+      </w:r>
+      <w:proofErr w:type="gramEnd"/>
+      <w:r>
+        <w:t>50) NOT NULL,</w:t>
+      </w:r>
+    </w:p>
+    <w:p>
+      <w:r>
+        <w:t xml:space="preserve">    </w:t>
+      </w:r>
+      <w:proofErr w:type="spellStart"/>
+      <w:r>
+        <w:t>brand</w:t>
+      </w:r>
+      <w:proofErr w:type="spellEnd"/>
+      <w:r>
+        <w:t xml:space="preserve"> </w:t>
+      </w:r>
+      <w:proofErr w:type="gramStart"/>
+      <w:r>
+        <w:t>VARCHAR(</w:t>
+      </w:r>
+      <w:proofErr w:type="gramEnd"/>
+      <w:r>
+        <w:t>50) NOT NULL,</w:t>
+      </w:r>
+    </w:p>
+    <w:p>
+      <w:r>
+        <w:t xml:space="preserve">    </w:t>
+      </w:r>
+      <w:proofErr w:type="spellStart"/>
+      <w:r>
+        <w:t>model</w:t>
+      </w:r>
+      <w:proofErr w:type="spellEnd"/>
+      <w:r>
+        <w:t xml:space="preserve"> </w:t>
+      </w:r>
+      <w:proofErr w:type="gramStart"/>
+      <w:r>
+        <w:t>VARCHAR(</w:t>
+      </w:r>
+      <w:proofErr w:type="gramEnd"/>
+      <w:r>
+        <w:t>50) NOT NULL,</w:t>
+      </w:r>
+    </w:p>
+    <w:p>
+      <w:r>
+        <w:t xml:space="preserve">    </w:t>
+      </w:r>
+      <w:proofErr w:type="spellStart"/>
+      <w:r>
+        <w:t>cylinder</w:t>
+      </w:r>
+      <w:proofErr w:type="spellEnd"/>
+      <w:r>
+        <w:t xml:space="preserve"> INT NOT NULL,</w:t>
+      </w:r>
+    </w:p>
+    <w:p>
+      <w:r>
+        <w:t xml:space="preserve">    stroke </w:t>
+      </w:r>
+      <w:proofErr w:type="gramStart"/>
+      <w:r>
+        <w:t>VARCHAR(</w:t>
+      </w:r>
+      <w:proofErr w:type="gramEnd"/>
+      <w:r>
+        <w:t>10) NOT NULL,</w:t>
+      </w:r>
+    </w:p>
+    <w:p>
+      <w:r>
+        <w:t xml:space="preserve">    </w:t>
+      </w:r>
+      <w:proofErr w:type="spellStart"/>
+      <w:r>
+        <w:t>generation</w:t>
+      </w:r>
+      <w:proofErr w:type="spellEnd"/>
+      <w:r>
+        <w:t xml:space="preserve"> INT,</w:t>
+      </w:r>
+    </w:p>
+    <w:p>
+      <w:r>
+        <w:t xml:space="preserve">    UNIQUE (</w:t>
+      </w:r>
+      <w:proofErr w:type="spellStart"/>
+      <w:r>
+        <w:t>category</w:t>
+      </w:r>
+      <w:proofErr w:type="spellEnd"/>
+      <w:r>
+        <w:t xml:space="preserve">, </w:t>
+      </w:r>
+      <w:proofErr w:type="spellStart"/>
+      <w:r>
+        <w:t>brand</w:t>
+      </w:r>
+      <w:proofErr w:type="spellEnd"/>
+      <w:r>
+        <w:t xml:space="preserve">, </w:t>
+      </w:r>
+      <w:proofErr w:type="spellStart"/>
+      <w:r>
+        <w:t>model</w:t>
+      </w:r>
+      <w:proofErr w:type="spellEnd"/>
+      <w:r>
+        <w:t xml:space="preserve">, </w:t>
+      </w:r>
+      <w:proofErr w:type="spellStart"/>
+      <w:r>
+        <w:t>cylinder</w:t>
+      </w:r>
+      <w:proofErr w:type="spellEnd"/>
+      <w:r>
+        <w:t xml:space="preserve">, stroke, </w:t>
+      </w:r>
+      <w:proofErr w:type="spellStart"/>
+      <w:r>
+        <w:t>generation</w:t>
+      </w:r>
+      <w:proofErr w:type="spellEnd"/>
+      <w:r>
+        <w:t>)</w:t>
+      </w:r>
+    </w:p>
+    <w:p>
+      <w:r>
+        <w:t>);</w:t>
+      </w:r>
+    </w:p>
+    <w:p/>
     <w:p>
       <w:r>
         <w:lastRenderedPageBreak/>
@@ -3920,7 +4460,7 @@
       </w:r>
       <w:proofErr w:type="spellStart"/>
       <w:r>
-        <w:t>catalog</w:t>
+        <w:t>users</w:t>
       </w:r>
       <w:proofErr w:type="spellEnd"/>
       <w:r>
@@ -3929,7 +4469,7 @@
     </w:p>
     <w:p>
       <w:r>
-        <w:t xml:space="preserve">    </w:t>
+        <w:tab/>
       </w:r>
       <w:proofErr w:type="spellStart"/>
       <w:r>
@@ -3942,153 +4482,6 @@
     </w:p>
     <w:p>
       <w:r>
-        <w:t xml:space="preserve">    </w:t>
-      </w:r>
-      <w:proofErr w:type="spellStart"/>
-      <w:r>
-        <w:t>category</w:t>
-      </w:r>
-      <w:proofErr w:type="spellEnd"/>
-      <w:r>
-        <w:t xml:space="preserve"> VARCHAR(50) NOT NULL,</w:t>
-      </w:r>
-    </w:p>
-    <w:p>
-      <w:r>
-        <w:t xml:space="preserve">    </w:t>
-      </w:r>
-      <w:proofErr w:type="spellStart"/>
-      <w:r>
-        <w:t>brand</w:t>
-      </w:r>
-      <w:proofErr w:type="spellEnd"/>
-      <w:r>
-        <w:t xml:space="preserve"> VARCHAR(50) NOT NULL,</w:t>
-      </w:r>
-    </w:p>
-    <w:p>
-      <w:r>
-        <w:t xml:space="preserve">    </w:t>
-      </w:r>
-      <w:proofErr w:type="spellStart"/>
-      <w:r>
-        <w:t>model</w:t>
-      </w:r>
-      <w:proofErr w:type="spellEnd"/>
-      <w:r>
-        <w:t xml:space="preserve"> VARCHAR(50) NOT NULL,</w:t>
-      </w:r>
-    </w:p>
-    <w:p>
-      <w:r>
-        <w:t xml:space="preserve">    </w:t>
-      </w:r>
-      <w:proofErr w:type="spellStart"/>
-      <w:r>
-        <w:t>cylinder</w:t>
-      </w:r>
-      <w:proofErr w:type="spellEnd"/>
-      <w:r>
-        <w:t xml:space="preserve"> INT NOT NULL,</w:t>
-      </w:r>
-    </w:p>
-    <w:p>
-      <w:r>
-        <w:t xml:space="preserve">    stroke VARCHAR(10) NOT NULL,</w:t>
-      </w:r>
-    </w:p>
-    <w:p>
-      <w:r>
-        <w:t xml:space="preserve">    </w:t>
-      </w:r>
-      <w:proofErr w:type="spellStart"/>
-      <w:r>
-        <w:t>generation</w:t>
-      </w:r>
-      <w:proofErr w:type="spellEnd"/>
-      <w:r>
-        <w:t xml:space="preserve"> INT,</w:t>
-      </w:r>
-    </w:p>
-    <w:p>
-      <w:r>
-        <w:t xml:space="preserve">    UNIQUE (</w:t>
-      </w:r>
-      <w:proofErr w:type="spellStart"/>
-      <w:r>
-        <w:t>category</w:t>
-      </w:r>
-      <w:proofErr w:type="spellEnd"/>
-      <w:r>
-        <w:t xml:space="preserve">, </w:t>
-      </w:r>
-      <w:proofErr w:type="spellStart"/>
-      <w:r>
-        <w:t>brand</w:t>
-      </w:r>
-      <w:proofErr w:type="spellEnd"/>
-      <w:r>
-        <w:t xml:space="preserve">, </w:t>
-      </w:r>
-      <w:proofErr w:type="spellStart"/>
-      <w:r>
-        <w:t>model</w:t>
-      </w:r>
-      <w:proofErr w:type="spellEnd"/>
-      <w:r>
-        <w:t xml:space="preserve">, </w:t>
-      </w:r>
-      <w:proofErr w:type="spellStart"/>
-      <w:r>
-        <w:t>cylinder</w:t>
-      </w:r>
-      <w:proofErr w:type="spellEnd"/>
-      <w:r>
-        <w:t xml:space="preserve">, stroke, </w:t>
-      </w:r>
-      <w:proofErr w:type="spellStart"/>
-      <w:r>
-        <w:t>generation</w:t>
-      </w:r>
-      <w:proofErr w:type="spellEnd"/>
-      <w:r>
-        <w:t>)</w:t>
-      </w:r>
-    </w:p>
-    <w:p>
-      <w:r>
-        <w:t>);</w:t>
-      </w:r>
-    </w:p>
-    <w:p/>
-    <w:p>
-      <w:r>
-        <w:t xml:space="preserve">CREATE TABLE </w:t>
-      </w:r>
-      <w:proofErr w:type="spellStart"/>
-      <w:r>
-        <w:t>users</w:t>
-      </w:r>
-      <w:proofErr w:type="spellEnd"/>
-      <w:r>
-        <w:t xml:space="preserve"> (</w:t>
-      </w:r>
-    </w:p>
-    <w:p>
-      <w:r>
-        <w:tab/>
-      </w:r>
-      <w:proofErr w:type="spellStart"/>
-      <w:r>
-        <w:t>id</w:t>
-      </w:r>
-      <w:proofErr w:type="spellEnd"/>
-      <w:r>
-        <w:t xml:space="preserve"> SERIAL PRIMARY KEY,</w:t>
-      </w:r>
-    </w:p>
-    <w:p>
-      <w:r>
         <w:tab/>
       </w:r>
       <w:proofErr w:type="spellStart"/>
@@ -4097,7 +4490,15 @@
       </w:r>
       <w:proofErr w:type="spellEnd"/>
       <w:r>
-        <w:t xml:space="preserve"> VARCHAR(100) NOT NULL,</w:t>
+        <w:t xml:space="preserve"> </w:t>
+      </w:r>
+      <w:proofErr w:type="gramStart"/>
+      <w:r>
+        <w:t>VARCHAR(</w:t>
+      </w:r>
+      <w:proofErr w:type="gramEnd"/>
+      <w:r>
+        <w:t>100) NOT NULL,</w:t>
       </w:r>
     </w:p>
     <w:p>
@@ -4110,13 +4511,29 @@
       </w:r>
       <w:proofErr w:type="spellEnd"/>
       <w:r>
-        <w:t xml:space="preserve"> VARCHAR(100) NOT NULL,</w:t>
-      </w:r>
-    </w:p>
-    <w:p>
-      <w:r>
-        <w:tab/>
-        <w:t>email VARCHAR(100) NOT NULL,</w:t>
+        <w:t xml:space="preserve"> </w:t>
+      </w:r>
+      <w:proofErr w:type="gramStart"/>
+      <w:r>
+        <w:t>VARCHAR(</w:t>
+      </w:r>
+      <w:proofErr w:type="gramEnd"/>
+      <w:r>
+        <w:t>100) NOT NULL,</w:t>
+      </w:r>
+    </w:p>
+    <w:p>
+      <w:r>
+        <w:tab/>
+        <w:t xml:space="preserve">email </w:t>
+      </w:r>
+      <w:proofErr w:type="gramStart"/>
+      <w:r>
+        <w:t>VARCHAR(</w:t>
+      </w:r>
+      <w:proofErr w:type="gramEnd"/>
+      <w:r>
+        <w:t>100) NOT NULL,</w:t>
       </w:r>
     </w:p>
     <w:p>
@@ -4129,7 +4546,15 @@
       </w:r>
       <w:proofErr w:type="spellEnd"/>
       <w:r>
-        <w:t xml:space="preserve"> VARCHAR(255) NOT NULL,</w:t>
+        <w:t xml:space="preserve"> </w:t>
+      </w:r>
+      <w:proofErr w:type="gramStart"/>
+      <w:r>
+        <w:t>VARCHAR(</w:t>
+      </w:r>
+      <w:proofErr w:type="gramEnd"/>
+      <w:r>
+        <w:t>255) NOT NULL,</w:t>
       </w:r>
     </w:p>
     <w:p>
@@ -4142,7 +4567,15 @@
       </w:r>
       <w:proofErr w:type="spellEnd"/>
       <w:r>
-        <w:t xml:space="preserve"> VARCHAR(20) NOT NULL,</w:t>
+        <w:t xml:space="preserve"> </w:t>
+      </w:r>
+      <w:proofErr w:type="gramStart"/>
+      <w:r>
+        <w:t>VARCHAR(</w:t>
+      </w:r>
+      <w:proofErr w:type="gramEnd"/>
+      <w:r>
+        <w:t>20) NOT NULL,</w:t>
       </w:r>
     </w:p>
     <w:p>
@@ -4155,7 +4588,15 @@
       </w:r>
       <w:proofErr w:type="spellEnd"/>
       <w:r>
-        <w:t xml:space="preserve"> VARCHAR(30) NOT NULL,</w:t>
+        <w:t xml:space="preserve"> </w:t>
+      </w:r>
+      <w:proofErr w:type="gramStart"/>
+      <w:r>
+        <w:t>VARCHAR(</w:t>
+      </w:r>
+      <w:proofErr w:type="gramEnd"/>
+      <w:r>
+        <w:t>30) NOT NULL,</w:t>
       </w:r>
     </w:p>
     <w:p>
@@ -4213,7 +4654,15 @@
       </w:r>
       <w:proofErr w:type="spellEnd"/>
       <w:r>
-        <w:t xml:space="preserve"> VARCHAR(30) NOT NULL,</w:t>
+        <w:t xml:space="preserve"> </w:t>
+      </w:r>
+      <w:proofErr w:type="gramStart"/>
+      <w:r>
+        <w:t>VARCHAR(</w:t>
+      </w:r>
+      <w:proofErr w:type="gramEnd"/>
+      <w:r>
+        <w:t>30) NOT NULL,</w:t>
       </w:r>
     </w:p>
     <w:p>
@@ -4239,7 +4688,15 @@
       </w:r>
       <w:proofErr w:type="spellEnd"/>
       <w:r>
-        <w:t xml:space="preserve"> NUMERIC(10,2) NOT NULL,</w:t>
+        <w:t xml:space="preserve"> </w:t>
+      </w:r>
+      <w:proofErr w:type="gramStart"/>
+      <w:r>
+        <w:t>NUMERIC(</w:t>
+      </w:r>
+      <w:proofErr w:type="gramEnd"/>
+      <w:r>
+        <w:t>10,2) NOT NULL,</w:t>
       </w:r>
     </w:p>
     <w:p>
@@ -4257,29 +4714,227 @@
     </w:p>
     <w:p>
       <w:r>
+        <w:tab/>
+      </w:r>
+      <w:proofErr w:type="spellStart"/>
+      <w:r>
+        <w:t>is_active</w:t>
+      </w:r>
+      <w:proofErr w:type="spellEnd"/>
+      <w:r>
+        <w:t xml:space="preserve"> BOOLEAN NOT NULL DEFAULT </w:t>
+      </w:r>
+      <w:proofErr w:type="spellStart"/>
+      <w:r>
+        <w:t>true</w:t>
+      </w:r>
+      <w:proofErr w:type="spellEnd"/>
+      <w:r>
+        <w:t>,</w:t>
+      </w:r>
+    </w:p>
+    <w:p>
+      <w:r>
+        <w:tab/>
+      </w:r>
+      <w:proofErr w:type="spellStart"/>
+      <w:r>
+        <w:t>created_at</w:t>
+      </w:r>
+      <w:proofErr w:type="spellEnd"/>
+      <w:r>
+        <w:t xml:space="preserve"> TIMESTAMP DEFAULT CURRENT_TIMESTAMP,</w:t>
+      </w:r>
+    </w:p>
+    <w:p>
+      <w:r>
+        <w:tab/>
+      </w:r>
+      <w:proofErr w:type="spellStart"/>
+      <w:r>
+        <w:t>updated_at</w:t>
+      </w:r>
+      <w:proofErr w:type="spellEnd"/>
+      <w:r>
+        <w:t xml:space="preserve"> TIMESTAMP DEFAULT CURRENT_TIMESTAMP</w:t>
+      </w:r>
+    </w:p>
+    <w:p>
+      <w:r>
+        <w:t>);</w:t>
+      </w:r>
+    </w:p>
+    <w:p/>
+    <w:p>
+      <w:r>
+        <w:t xml:space="preserve">CREATE TABLE </w:t>
+      </w:r>
+      <w:proofErr w:type="spellStart"/>
+      <w:r>
+        <w:t>appointments</w:t>
+      </w:r>
+      <w:proofErr w:type="spellEnd"/>
+      <w:r>
+        <w:t xml:space="preserve"> (</w:t>
+      </w:r>
+    </w:p>
+    <w:p>
+      <w:r>
+        <w:t xml:space="preserve">    </w:t>
+      </w:r>
+      <w:r>
+        <w:tab/>
+      </w:r>
+      <w:proofErr w:type="spellStart"/>
+      <w:r>
+        <w:t>id</w:t>
+      </w:r>
+      <w:proofErr w:type="spellEnd"/>
+      <w:r>
+        <w:t xml:space="preserve"> SERIAL PRIMARY KEY,</w:t>
+      </w:r>
+    </w:p>
+    <w:p>
+      <w:r>
+        <w:t xml:space="preserve">   </w:t>
+      </w:r>
+      <w:r>
+        <w:tab/>
+      </w:r>
+      <w:proofErr w:type="spellStart"/>
+      <w:r>
+        <w:t>user_id</w:t>
+      </w:r>
+      <w:proofErr w:type="spellEnd"/>
+      <w:r>
+        <w:t xml:space="preserve"> INT NOT NULL,</w:t>
+      </w:r>
+    </w:p>
+    <w:p>
+      <w:r>
+        <w:tab/>
+      </w:r>
+      <w:proofErr w:type="spellStart"/>
+      <w:r>
+        <w:t>bike_id</w:t>
+      </w:r>
+      <w:proofErr w:type="spellEnd"/>
+      <w:r>
+        <w:t xml:space="preserve"> INT,</w:t>
+      </w:r>
+    </w:p>
+    <w:p>
+      <w:r>
+        <w:tab/>
+      </w:r>
+      <w:proofErr w:type="spellStart"/>
+      <w:r>
+        <w:t>appointment_date</w:t>
+      </w:r>
+      <w:proofErr w:type="spellEnd"/>
+      <w:r>
+        <w:t xml:space="preserve"> DATE NOT NULL,</w:t>
+      </w:r>
+    </w:p>
+    <w:p>
+      <w:r>
+        <w:tab/>
+      </w:r>
+      <w:proofErr w:type="spellStart"/>
+      <w:r>
+        <w:t>appointment_time</w:t>
+      </w:r>
+      <w:proofErr w:type="spellEnd"/>
+      <w:r>
+        <w:t xml:space="preserve"> TIME NOT NULL,</w:t>
+      </w:r>
+    </w:p>
+    <w:p>
+      <w:pPr>
+        <w:ind w:firstLine="708"/>
+      </w:pPr>
+      <w:proofErr w:type="spellStart"/>
+      <w:r>
         <w:lastRenderedPageBreak/>
-        <w:tab/>
-      </w:r>
-      <w:proofErr w:type="spellStart"/>
-      <w:r>
-        <w:t>is_active</w:t>
-      </w:r>
-      <w:proofErr w:type="spellEnd"/>
-      <w:r>
-        <w:t xml:space="preserve"> BOOLEAN NOT NULL DEFAULT </w:t>
-      </w:r>
-      <w:proofErr w:type="spellStart"/>
-      <w:r>
-        <w:t>true</w:t>
-      </w:r>
-      <w:proofErr w:type="spellEnd"/>
-      <w:r>
-        <w:t>,</w:t>
-      </w:r>
-    </w:p>
-    <w:p>
-      <w:r>
-        <w:tab/>
+        <w:t>delivery_method</w:t>
+      </w:r>
+      <w:proofErr w:type="spellEnd"/>
+      <w:r>
+        <w:t xml:space="preserve"> </w:t>
+      </w:r>
+      <w:proofErr w:type="gramStart"/>
+      <w:r>
+        <w:t>VARCHAR(</w:t>
+      </w:r>
+      <w:proofErr w:type="gramEnd"/>
+      <w:r>
+        <w:t>20) NOT NULL,</w:t>
+      </w:r>
+    </w:p>
+    <w:p>
+      <w:pPr>
+        <w:ind w:firstLine="708"/>
+      </w:pPr>
+      <w:proofErr w:type="spellStart"/>
+      <w:r>
+        <w:t>service_urgency</w:t>
+      </w:r>
+      <w:proofErr w:type="spellEnd"/>
+      <w:r>
+        <w:t xml:space="preserve"> </w:t>
+      </w:r>
+      <w:proofErr w:type="gramStart"/>
+      <w:r>
+        <w:t>VARCHAR(</w:t>
+      </w:r>
+      <w:proofErr w:type="gramEnd"/>
+      <w:r>
+        <w:t>20) NOT NULL,</w:t>
+      </w:r>
+    </w:p>
+    <w:p>
+      <w:r>
+        <w:tab/>
+      </w:r>
+      <w:proofErr w:type="spellStart"/>
+      <w:r>
+        <w:t>catalog_id</w:t>
+      </w:r>
+      <w:proofErr w:type="spellEnd"/>
+      <w:r>
+        <w:t xml:space="preserve"> INT NOT NULL,</w:t>
+      </w:r>
+    </w:p>
+    <w:p>
+      <w:r>
+        <w:tab/>
+      </w:r>
+      <w:proofErr w:type="spellStart"/>
+      <w:r>
+        <w:t>note</w:t>
+      </w:r>
+      <w:proofErr w:type="spellEnd"/>
+      <w:r>
+        <w:t xml:space="preserve"> TEXT,</w:t>
+      </w:r>
+    </w:p>
+    <w:p>
+      <w:r>
+        <w:tab/>
+        <w:t xml:space="preserve">status </w:t>
+      </w:r>
+      <w:proofErr w:type="gramStart"/>
+      <w:r>
+        <w:t>VARCHAR(</w:t>
+      </w:r>
+      <w:proofErr w:type="gramEnd"/>
+      <w:r>
+        <w:t>20) NOT NULL DEFAULT 'Feldolgozás alatt',</w:t>
+      </w:r>
+    </w:p>
+    <w:p>
+      <w:r>
+        <w:t xml:space="preserve">    </w:t>
       </w:r>
       <w:proofErr w:type="spellStart"/>
       <w:r>
@@ -4290,152 +4945,466 @@
         <w:t xml:space="preserve"> TIMESTAMP DEFAULT CURRENT_TIMESTAMP,</w:t>
       </w:r>
     </w:p>
-    <w:p>
-      <w:r>
-        <w:tab/>
-      </w:r>
+    <w:p/>
+    <w:p>
+      <w:r>
+        <w:tab/>
+        <w:t xml:space="preserve">CONSTRAINT </w:t>
+      </w:r>
+      <w:proofErr w:type="spellStart"/>
+      <w:r>
+        <w:t>fk_appointment_user</w:t>
+      </w:r>
+      <w:proofErr w:type="spellEnd"/>
+    </w:p>
+    <w:p>
+      <w:r>
+        <w:tab/>
+      </w:r>
+      <w:r>
+        <w:tab/>
+        <w:t>FOREIGN KEY (</w:t>
+      </w:r>
+      <w:proofErr w:type="spellStart"/>
+      <w:r>
+        <w:t>user_id</w:t>
+      </w:r>
+      <w:proofErr w:type="spellEnd"/>
+      <w:r>
+        <w:t>)</w:t>
+      </w:r>
+    </w:p>
+    <w:p>
+      <w:r>
+        <w:tab/>
+      </w:r>
+      <w:r>
+        <w:tab/>
+        <w:t xml:space="preserve">REFERENCES </w:t>
+      </w:r>
+      <w:proofErr w:type="spellStart"/>
+      <w:r>
+        <w:t>users</w:t>
+      </w:r>
+      <w:proofErr w:type="spellEnd"/>
+      <w:r>
+        <w:t>(</w:t>
+      </w:r>
+      <w:proofErr w:type="spellStart"/>
+      <w:r>
+        <w:t>id</w:t>
+      </w:r>
+      <w:proofErr w:type="spellEnd"/>
+      <w:r>
+        <w:t>)</w:t>
+      </w:r>
+    </w:p>
+    <w:p>
+      <w:r>
+        <w:tab/>
+      </w:r>
+      <w:r>
+        <w:tab/>
+        <w:t>ON DELETE CASCADE,</w:t>
+      </w:r>
+    </w:p>
+    <w:p/>
+    <w:p>
+      <w:r>
+        <w:tab/>
+        <w:t xml:space="preserve">CONSTRAINT </w:t>
+      </w:r>
+      <w:proofErr w:type="spellStart"/>
+      <w:r>
+        <w:t>fk_appointment_bike</w:t>
+      </w:r>
+      <w:proofErr w:type="spellEnd"/>
+    </w:p>
+    <w:p>
+      <w:r>
+        <w:tab/>
+      </w:r>
+      <w:r>
+        <w:tab/>
+        <w:t>FOREIGN KEY (</w:t>
+      </w:r>
+      <w:proofErr w:type="spellStart"/>
+      <w:r>
+        <w:t>bike_id</w:t>
+      </w:r>
+      <w:proofErr w:type="spellEnd"/>
+      <w:r>
+        <w:t>)</w:t>
+      </w:r>
+    </w:p>
+    <w:p>
+      <w:r>
+        <w:tab/>
+      </w:r>
+      <w:r>
+        <w:tab/>
+        <w:t xml:space="preserve">REFERENCES </w:t>
+      </w:r>
+      <w:proofErr w:type="spellStart"/>
+      <w:r>
+        <w:t>bikes</w:t>
+      </w:r>
+      <w:proofErr w:type="spellEnd"/>
+      <w:r>
+        <w:t>(</w:t>
+      </w:r>
+      <w:proofErr w:type="spellStart"/>
+      <w:r>
+        <w:t>id</w:t>
+      </w:r>
+      <w:proofErr w:type="spellEnd"/>
+      <w:r>
+        <w:t>)</w:t>
+      </w:r>
+    </w:p>
+    <w:p>
+      <w:r>
+        <w:tab/>
+      </w:r>
+      <w:r>
+        <w:tab/>
+        <w:t>ON DELETE SET NULL,</w:t>
+      </w:r>
+    </w:p>
+    <w:p/>
+    <w:p>
+      <w:r>
+        <w:tab/>
+        <w:t xml:space="preserve">CONSTRAINT </w:t>
+      </w:r>
+      <w:proofErr w:type="spellStart"/>
+      <w:r>
+        <w:t>fk_appointment_catalog</w:t>
+      </w:r>
+      <w:proofErr w:type="spellEnd"/>
+    </w:p>
+    <w:p>
+      <w:r>
+        <w:tab/>
+      </w:r>
+      <w:r>
+        <w:tab/>
+        <w:t>FOREIGN KEY (</w:t>
+      </w:r>
+      <w:proofErr w:type="spellStart"/>
+      <w:r>
+        <w:t>catalog_id</w:t>
+      </w:r>
+      <w:proofErr w:type="spellEnd"/>
+      <w:r>
+        <w:t>)</w:t>
+      </w:r>
+    </w:p>
+    <w:p>
+      <w:r>
+        <w:tab/>
+      </w:r>
+      <w:r>
+        <w:tab/>
+        <w:t xml:space="preserve">REFERENCES </w:t>
+      </w:r>
+      <w:proofErr w:type="spellStart"/>
+      <w:r>
+        <w:t>catalog</w:t>
+      </w:r>
+      <w:proofErr w:type="spellEnd"/>
+      <w:r>
+        <w:t>(</w:t>
+      </w:r>
+      <w:proofErr w:type="spellStart"/>
+      <w:r>
+        <w:t>id</w:t>
+      </w:r>
+      <w:proofErr w:type="spellEnd"/>
+      <w:r>
+        <w:t>)</w:t>
+      </w:r>
+    </w:p>
+    <w:p>
+      <w:r>
+        <w:tab/>
+      </w:r>
+      <w:r>
+        <w:tab/>
+        <w:t>ON DELETE RESTRICT</w:t>
+      </w:r>
+    </w:p>
+    <w:p>
+      <w:r>
+        <w:t>);</w:t>
+      </w:r>
+    </w:p>
+    <w:p/>
+    <w:p>
+      <w:r>
+        <w:t xml:space="preserve">CREATE TABLE </w:t>
+      </w:r>
+      <w:proofErr w:type="spellStart"/>
+      <w:r>
+        <w:t>appointment_services</w:t>
+      </w:r>
+      <w:proofErr w:type="spellEnd"/>
+      <w:r>
+        <w:t xml:space="preserve"> (</w:t>
+      </w:r>
+    </w:p>
+    <w:p>
+      <w:r>
+        <w:tab/>
+      </w:r>
+      <w:proofErr w:type="spellStart"/>
+      <w:r>
+        <w:t>id</w:t>
+      </w:r>
+      <w:proofErr w:type="spellEnd"/>
+      <w:r>
+        <w:t xml:space="preserve"> SERIAL PRIMARY KEY,</w:t>
+      </w:r>
+    </w:p>
+    <w:p>
+      <w:r>
+        <w:tab/>
+      </w:r>
+      <w:proofErr w:type="spellStart"/>
+      <w:r>
+        <w:t>appointment_id</w:t>
+      </w:r>
+      <w:proofErr w:type="spellEnd"/>
+      <w:r>
+        <w:t xml:space="preserve"> INT NOT NULL,</w:t>
+      </w:r>
+    </w:p>
+    <w:p>
+      <w:r>
+        <w:tab/>
+      </w:r>
+      <w:proofErr w:type="spellStart"/>
+      <w:r>
+        <w:t>service_id</w:t>
+      </w:r>
+      <w:proofErr w:type="spellEnd"/>
+      <w:r>
+        <w:t xml:space="preserve"> INT NOT NULL,</w:t>
+      </w:r>
+    </w:p>
+    <w:p/>
+    <w:p>
+      <w:r>
+        <w:lastRenderedPageBreak/>
+        <w:tab/>
+        <w:t xml:space="preserve">CONSTRAINT </w:t>
+      </w:r>
+      <w:proofErr w:type="spellStart"/>
+      <w:r>
+        <w:t>fk_appointment_services_appointment</w:t>
+      </w:r>
+      <w:proofErr w:type="spellEnd"/>
+    </w:p>
+    <w:p>
+      <w:r>
+        <w:tab/>
+      </w:r>
+      <w:r>
+        <w:tab/>
+        <w:t>FOREIGN KEY (</w:t>
+      </w:r>
+      <w:proofErr w:type="spellStart"/>
+      <w:r>
+        <w:t>appointment_id</w:t>
+      </w:r>
+      <w:proofErr w:type="spellEnd"/>
+      <w:r>
+        <w:t>)</w:t>
+      </w:r>
+    </w:p>
+    <w:p>
+      <w:r>
+        <w:tab/>
+      </w:r>
+      <w:r>
+        <w:tab/>
+        <w:t xml:space="preserve">REFERENCES </w:t>
+      </w:r>
+      <w:proofErr w:type="spellStart"/>
+      <w:r>
+        <w:t>appointments</w:t>
+      </w:r>
+      <w:proofErr w:type="spellEnd"/>
+      <w:r>
+        <w:t>(</w:t>
+      </w:r>
+      <w:proofErr w:type="spellStart"/>
+      <w:r>
+        <w:t>id</w:t>
+      </w:r>
+      <w:proofErr w:type="spellEnd"/>
+      <w:r>
+        <w:t>)</w:t>
+      </w:r>
+    </w:p>
+    <w:p>
+      <w:r>
+        <w:tab/>
+      </w:r>
+      <w:r>
+        <w:tab/>
+        <w:t>ON DELETE CASCADE,</w:t>
+      </w:r>
+    </w:p>
+    <w:p/>
+    <w:p>
+      <w:r>
+        <w:tab/>
+        <w:t xml:space="preserve">CONSTRAINT </w:t>
+      </w:r>
+      <w:proofErr w:type="spellStart"/>
+      <w:r>
+        <w:t>fk_appointment_services_services</w:t>
+      </w:r>
+      <w:proofErr w:type="spellEnd"/>
+    </w:p>
+    <w:p>
+      <w:r>
+        <w:tab/>
+      </w:r>
+      <w:r>
+        <w:tab/>
+        <w:t>FOREIGN KEY (</w:t>
+      </w:r>
+      <w:proofErr w:type="spellStart"/>
+      <w:r>
+        <w:t>service_id</w:t>
+      </w:r>
+      <w:proofErr w:type="spellEnd"/>
+      <w:r>
+        <w:t>)</w:t>
+      </w:r>
+    </w:p>
+    <w:p>
+      <w:r>
+        <w:tab/>
+      </w:r>
+      <w:r>
+        <w:tab/>
+        <w:t xml:space="preserve">REFERENCES </w:t>
+      </w:r>
+      <w:proofErr w:type="spellStart"/>
+      <w:r>
+        <w:t>services</w:t>
+      </w:r>
+      <w:proofErr w:type="spellEnd"/>
+      <w:r>
+        <w:t>(</w:t>
+      </w:r>
+      <w:proofErr w:type="spellStart"/>
+      <w:r>
+        <w:t>id</w:t>
+      </w:r>
+      <w:proofErr w:type="spellEnd"/>
+      <w:r>
+        <w:t>)</w:t>
+      </w:r>
+    </w:p>
+    <w:p>
+      <w:r>
+        <w:tab/>
+      </w:r>
+      <w:r>
+        <w:tab/>
+        <w:t>ON DELETE CASCADE</w:t>
+      </w:r>
+    </w:p>
+    <w:p>
+      <w:r>
+        <w:t>);</w:t>
+      </w:r>
+    </w:p>
+    <w:p/>
+    <w:p>
+      <w:r>
+        <w:t xml:space="preserve">CREATE TABLE </w:t>
+      </w:r>
+      <w:proofErr w:type="spellStart"/>
+      <w:r>
+        <w:t>bikes</w:t>
+      </w:r>
+      <w:proofErr w:type="spellEnd"/>
+      <w:r>
+        <w:t xml:space="preserve"> (</w:t>
+      </w:r>
+    </w:p>
+    <w:p>
+      <w:r>
+        <w:t xml:space="preserve">    </w:t>
+      </w:r>
+      <w:proofErr w:type="spellStart"/>
+      <w:r>
+        <w:t>id</w:t>
+      </w:r>
+      <w:proofErr w:type="spellEnd"/>
+      <w:r>
+        <w:t xml:space="preserve"> SERIAL PRIMARY KEY,</w:t>
+      </w:r>
+    </w:p>
+    <w:p>
+      <w:r>
+        <w:t xml:space="preserve">    </w:t>
+      </w:r>
+      <w:proofErr w:type="spellStart"/>
+      <w:r>
+        <w:t>user_id</w:t>
+      </w:r>
+      <w:proofErr w:type="spellEnd"/>
+      <w:r>
+        <w:t xml:space="preserve"> INT NOT NULL,</w:t>
+      </w:r>
+    </w:p>
+    <w:p>
+      <w:r>
+        <w:t xml:space="preserve">    </w:t>
+      </w:r>
+      <w:proofErr w:type="spellStart"/>
+      <w:r>
+        <w:t>catalog_id</w:t>
+      </w:r>
+      <w:proofErr w:type="spellEnd"/>
+      <w:r>
+        <w:t xml:space="preserve"> INT NOT NULL,</w:t>
+      </w:r>
+    </w:p>
+    <w:p>
+      <w:r>
+        <w:t xml:space="preserve">    </w:t>
+      </w:r>
+      <w:proofErr w:type="spellStart"/>
+      <w:r>
+        <w:t>created_at</w:t>
+      </w:r>
+      <w:proofErr w:type="spellEnd"/>
+      <w:r>
+        <w:t xml:space="preserve"> TIMESTAMP DEFAULT CURRENT_TIMESTAMP,</w:t>
+      </w:r>
+    </w:p>
+    <w:p>
       <w:proofErr w:type="spellStart"/>
       <w:r>
         <w:t>updated_at</w:t>
       </w:r>
       <w:proofErr w:type="spellEnd"/>
       <w:r>
-        <w:t xml:space="preserve"> TIMESTAMP DEFAULT CURRENT_TIMESTAMP</w:t>
-      </w:r>
-    </w:p>
-    <w:p>
-      <w:r>
-        <w:t>);</w:t>
-      </w:r>
-    </w:p>
-    <w:p/>
-    <w:p>
-      <w:r>
-        <w:t xml:space="preserve">CREATE TABLE </w:t>
-      </w:r>
-      <w:proofErr w:type="spellStart"/>
-      <w:r>
-        <w:t>appointments</w:t>
-      </w:r>
-      <w:proofErr w:type="spellEnd"/>
-      <w:r>
-        <w:t xml:space="preserve"> (</w:t>
-      </w:r>
-    </w:p>
-    <w:p>
-      <w:r>
-        <w:t xml:space="preserve">    </w:t>
-      </w:r>
-      <w:proofErr w:type="spellStart"/>
-      <w:r>
-        <w:t>id</w:t>
-      </w:r>
-      <w:proofErr w:type="spellEnd"/>
-      <w:r>
-        <w:t xml:space="preserve"> SERIAL PRIMARY KEY,</w:t>
-      </w:r>
-    </w:p>
-    <w:p>
-      <w:r>
-        <w:t xml:space="preserve">   </w:t>
-      </w:r>
-      <w:r>
-        <w:tab/>
-      </w:r>
-      <w:proofErr w:type="spellStart"/>
-      <w:r>
-        <w:t>user_id</w:t>
-      </w:r>
-      <w:proofErr w:type="spellEnd"/>
-      <w:r>
-        <w:t xml:space="preserve"> INT NOT NULL,</w:t>
-      </w:r>
-    </w:p>
-    <w:p>
-      <w:r>
-        <w:tab/>
-      </w:r>
-      <w:proofErr w:type="spellStart"/>
-      <w:r>
-        <w:t>bike_id</w:t>
-      </w:r>
-      <w:proofErr w:type="spellEnd"/>
-      <w:r>
-        <w:t xml:space="preserve"> INT,</w:t>
-      </w:r>
-    </w:p>
-    <w:p>
-      <w:r>
-        <w:tab/>
-      </w:r>
-      <w:proofErr w:type="spellStart"/>
-      <w:r>
-        <w:t>appointment_date</w:t>
-      </w:r>
-      <w:proofErr w:type="spellEnd"/>
-      <w:r>
-        <w:t xml:space="preserve"> DATE NOT NULL,</w:t>
-      </w:r>
-    </w:p>
-    <w:p>
-      <w:r>
-        <w:tab/>
-      </w:r>
-      <w:proofErr w:type="spellStart"/>
-      <w:r>
-        <w:t>appointment_time</w:t>
-      </w:r>
-      <w:proofErr w:type="spellEnd"/>
-      <w:r>
-        <w:t xml:space="preserve"> TIME NOT NULL,</w:t>
-      </w:r>
-    </w:p>
-    <w:p>
-      <w:r>
-        <w:tab/>
-      </w:r>
-      <w:proofErr w:type="spellStart"/>
-      <w:r>
-        <w:t>catalog_id</w:t>
-      </w:r>
-      <w:proofErr w:type="spellEnd"/>
-      <w:r>
-        <w:t xml:space="preserve"> INT NOT NULL,</w:t>
-      </w:r>
-    </w:p>
-    <w:p>
-      <w:r>
-        <w:tab/>
-      </w:r>
-      <w:proofErr w:type="spellStart"/>
-      <w:r>
-        <w:t>note</w:t>
-      </w:r>
-      <w:proofErr w:type="spellEnd"/>
-      <w:r>
-        <w:t xml:space="preserve"> TEXT,</w:t>
-      </w:r>
-    </w:p>
-    <w:p>
-      <w:r>
-        <w:tab/>
-        <w:t>status VARCHAR(20) NOT NULL DEFAULT 'Feldolgozás alatt',</w:t>
-      </w:r>
-    </w:p>
-    <w:p>
-      <w:r>
-        <w:t xml:space="preserve">    </w:t>
-      </w:r>
-      <w:proofErr w:type="spellStart"/>
-      <w:r>
-        <w:t>created_at</w:t>
-      </w:r>
-      <w:proofErr w:type="spellEnd"/>
-      <w:r>
         <w:t xml:space="preserve"> TIMESTAMP DEFAULT CURRENT_TIMESTAMP,</w:t>
       </w:r>
     </w:p>
-    <w:p/>
+    <w:p>
+      <w:r>
+        <w:tab/>
+      </w:r>
+    </w:p>
     <w:p>
       <w:r>
         <w:tab/>
@@ -4443,472 +5412,12 @@
       </w:r>
       <w:proofErr w:type="spellStart"/>
       <w:r>
-        <w:t>fk_appointment_user</w:t>
-      </w:r>
-      <w:proofErr w:type="spellEnd"/>
-    </w:p>
-    <w:p>
-      <w:r>
-        <w:tab/>
-      </w:r>
-      <w:r>
-        <w:tab/>
-        <w:t>FOREIGN KEY (</w:t>
-      </w:r>
-      <w:proofErr w:type="spellStart"/>
-      <w:r>
-        <w:t>user_id</w:t>
-      </w:r>
-      <w:proofErr w:type="spellEnd"/>
-      <w:r>
-        <w:t>)</w:t>
-      </w:r>
-    </w:p>
-    <w:p>
-      <w:r>
-        <w:tab/>
-      </w:r>
-      <w:r>
-        <w:tab/>
-        <w:t xml:space="preserve">REFERENCES </w:t>
-      </w:r>
-      <w:proofErr w:type="spellStart"/>
-      <w:r>
-        <w:t>users</w:t>
-      </w:r>
-      <w:proofErr w:type="spellEnd"/>
-      <w:r>
-        <w:t>(</w:t>
-      </w:r>
-      <w:proofErr w:type="spellStart"/>
-      <w:r>
-        <w:t>id</w:t>
-      </w:r>
-      <w:proofErr w:type="spellEnd"/>
-      <w:r>
-        <w:t>)</w:t>
-      </w:r>
-    </w:p>
-    <w:p>
-      <w:r>
-        <w:tab/>
-      </w:r>
-      <w:r>
-        <w:tab/>
-        <w:t>ON DELETE CASCADE,</w:t>
-      </w:r>
-    </w:p>
-    <w:p/>
-    <w:p>
-      <w:r>
-        <w:tab/>
-        <w:t xml:space="preserve">CONSTRAINT </w:t>
-      </w:r>
-      <w:proofErr w:type="spellStart"/>
-      <w:r>
-        <w:t>fk_appointment_bike</w:t>
-      </w:r>
-      <w:proofErr w:type="spellEnd"/>
-    </w:p>
-    <w:p>
-      <w:r>
-        <w:tab/>
-      </w:r>
-      <w:r>
-        <w:tab/>
-        <w:t>FOREIGN KEY (</w:t>
-      </w:r>
-      <w:proofErr w:type="spellStart"/>
-      <w:r>
-        <w:t>bike_id</w:t>
-      </w:r>
-      <w:proofErr w:type="spellEnd"/>
-      <w:r>
-        <w:t>)</w:t>
-      </w:r>
-    </w:p>
-    <w:p>
-      <w:r>
-        <w:tab/>
-      </w:r>
-      <w:r>
-        <w:tab/>
-        <w:t xml:space="preserve">REFERENCES </w:t>
-      </w:r>
-      <w:proofErr w:type="spellStart"/>
-      <w:r>
-        <w:t>bikes</w:t>
-      </w:r>
-      <w:proofErr w:type="spellEnd"/>
-      <w:r>
-        <w:t>(</w:t>
-      </w:r>
-      <w:proofErr w:type="spellStart"/>
-      <w:r>
-        <w:t>id</w:t>
-      </w:r>
-      <w:proofErr w:type="spellEnd"/>
-      <w:r>
-        <w:t>)</w:t>
-      </w:r>
-    </w:p>
-    <w:p>
-      <w:r>
-        <w:tab/>
-      </w:r>
-      <w:r>
-        <w:tab/>
-        <w:t>ON DELETE SET NULL,</w:t>
-      </w:r>
-    </w:p>
-    <w:p/>
-    <w:p>
-      <w:r>
-        <w:tab/>
-        <w:t xml:space="preserve">CONSTRAINT </w:t>
-      </w:r>
-      <w:proofErr w:type="spellStart"/>
-      <w:r>
-        <w:t>fk_appointment_catalog</w:t>
-      </w:r>
-      <w:proofErr w:type="spellEnd"/>
-    </w:p>
-    <w:p>
-      <w:r>
-        <w:tab/>
-      </w:r>
-      <w:r>
-        <w:tab/>
-        <w:t>FOREIGN KEY (</w:t>
-      </w:r>
-      <w:proofErr w:type="spellStart"/>
-      <w:r>
-        <w:t>catalog_id</w:t>
-      </w:r>
-      <w:proofErr w:type="spellEnd"/>
-      <w:r>
-        <w:t>)</w:t>
-      </w:r>
-    </w:p>
-    <w:p>
-      <w:r>
-        <w:lastRenderedPageBreak/>
-        <w:tab/>
-      </w:r>
-      <w:r>
-        <w:tab/>
-        <w:t xml:space="preserve">REFERENCES </w:t>
-      </w:r>
-      <w:proofErr w:type="spellStart"/>
-      <w:r>
-        <w:t>catalog</w:t>
-      </w:r>
-      <w:proofErr w:type="spellEnd"/>
-      <w:r>
-        <w:t>(</w:t>
-      </w:r>
-      <w:proofErr w:type="spellStart"/>
-      <w:r>
-        <w:t>id</w:t>
-      </w:r>
-      <w:proofErr w:type="spellEnd"/>
-      <w:r>
-        <w:t>)</w:t>
-      </w:r>
-    </w:p>
-    <w:p>
-      <w:r>
-        <w:tab/>
-      </w:r>
-      <w:r>
-        <w:tab/>
-        <w:t>ON DELETE RESTRICT</w:t>
-      </w:r>
-    </w:p>
-    <w:p>
-      <w:r>
-        <w:t>);</w:t>
-      </w:r>
-    </w:p>
-    <w:p/>
-    <w:p>
-      <w:r>
-        <w:t xml:space="preserve">CREATE TABLE </w:t>
-      </w:r>
-      <w:proofErr w:type="spellStart"/>
-      <w:r>
-        <w:t>appointment_services</w:t>
-      </w:r>
-      <w:proofErr w:type="spellEnd"/>
-      <w:r>
-        <w:t xml:space="preserve"> (</w:t>
-      </w:r>
-    </w:p>
-    <w:p>
-      <w:r>
-        <w:tab/>
-      </w:r>
-      <w:proofErr w:type="spellStart"/>
-      <w:r>
-        <w:t>id</w:t>
-      </w:r>
-      <w:proofErr w:type="spellEnd"/>
-      <w:r>
-        <w:t xml:space="preserve"> SERIAL PRIMARY KEY,</w:t>
-      </w:r>
-    </w:p>
-    <w:p>
-      <w:r>
-        <w:tab/>
-      </w:r>
-      <w:proofErr w:type="spellStart"/>
-      <w:r>
-        <w:t>appointment_id</w:t>
-      </w:r>
-      <w:proofErr w:type="spellEnd"/>
-      <w:r>
-        <w:t xml:space="preserve"> INT NOT NULL,</w:t>
-      </w:r>
-    </w:p>
-    <w:p>
-      <w:r>
-        <w:tab/>
-      </w:r>
-      <w:proofErr w:type="spellStart"/>
-      <w:r>
-        <w:t>service_id</w:t>
-      </w:r>
-      <w:proofErr w:type="spellEnd"/>
-      <w:r>
-        <w:t xml:space="preserve"> INT NOT NULL,</w:t>
-      </w:r>
-    </w:p>
-    <w:p/>
-    <w:p>
-      <w:r>
-        <w:tab/>
-        <w:t xml:space="preserve">CONSTRAINT </w:t>
-      </w:r>
-      <w:proofErr w:type="spellStart"/>
-      <w:r>
-        <w:t>fk_appointment_services_appointment</w:t>
-      </w:r>
-      <w:proofErr w:type="spellEnd"/>
-    </w:p>
-    <w:p>
-      <w:r>
-        <w:tab/>
-      </w:r>
-      <w:r>
-        <w:tab/>
-        <w:t>FOREIGN KEY (</w:t>
-      </w:r>
-      <w:proofErr w:type="spellStart"/>
-      <w:r>
-        <w:t>appointment_id</w:t>
-      </w:r>
-      <w:proofErr w:type="spellEnd"/>
-      <w:r>
-        <w:t>)</w:t>
-      </w:r>
-    </w:p>
-    <w:p>
-      <w:r>
-        <w:tab/>
-      </w:r>
-      <w:r>
-        <w:tab/>
-        <w:t xml:space="preserve">REFERENCES </w:t>
-      </w:r>
-      <w:proofErr w:type="spellStart"/>
-      <w:r>
-        <w:t>appointments</w:t>
-      </w:r>
-      <w:proofErr w:type="spellEnd"/>
-      <w:r>
-        <w:t>(</w:t>
-      </w:r>
-      <w:proofErr w:type="spellStart"/>
-      <w:r>
-        <w:t>id</w:t>
-      </w:r>
-      <w:proofErr w:type="spellEnd"/>
-      <w:r>
-        <w:t>)</w:t>
-      </w:r>
-    </w:p>
-    <w:p>
-      <w:r>
-        <w:tab/>
-      </w:r>
-      <w:r>
-        <w:tab/>
-        <w:t>ON DELETE CASCADE,</w:t>
-      </w:r>
-    </w:p>
-    <w:p/>
-    <w:p>
-      <w:r>
-        <w:tab/>
-        <w:t xml:space="preserve">CONSTRAINT </w:t>
-      </w:r>
-      <w:proofErr w:type="spellStart"/>
-      <w:r>
-        <w:t>fk_appointment_services_services</w:t>
-      </w:r>
-      <w:proofErr w:type="spellEnd"/>
-    </w:p>
-    <w:p>
-      <w:r>
-        <w:tab/>
-      </w:r>
-      <w:r>
-        <w:tab/>
-        <w:t>FOREIGN KEY (</w:t>
-      </w:r>
-      <w:proofErr w:type="spellStart"/>
-      <w:r>
-        <w:t>service_id</w:t>
-      </w:r>
-      <w:proofErr w:type="spellEnd"/>
-      <w:r>
-        <w:t>)</w:t>
-      </w:r>
-    </w:p>
-    <w:p>
-      <w:r>
-        <w:tab/>
-      </w:r>
-      <w:r>
-        <w:tab/>
-        <w:t xml:space="preserve">REFERENCES </w:t>
-      </w:r>
-      <w:proofErr w:type="spellStart"/>
-      <w:r>
-        <w:t>services</w:t>
-      </w:r>
-      <w:proofErr w:type="spellEnd"/>
-      <w:r>
-        <w:t>(</w:t>
-      </w:r>
-      <w:proofErr w:type="spellStart"/>
-      <w:r>
-        <w:t>id</w:t>
-      </w:r>
-      <w:proofErr w:type="spellEnd"/>
-      <w:r>
-        <w:t>)</w:t>
-      </w:r>
-    </w:p>
-    <w:p>
-      <w:r>
-        <w:tab/>
-      </w:r>
-      <w:r>
-        <w:tab/>
-        <w:t>ON DELETE CASCADE</w:t>
-      </w:r>
-    </w:p>
-    <w:p>
-      <w:r>
-        <w:t>);</w:t>
-      </w:r>
-    </w:p>
-    <w:p/>
-    <w:p>
-      <w:r>
-        <w:t xml:space="preserve">CREATE TABLE </w:t>
-      </w:r>
-      <w:proofErr w:type="spellStart"/>
-      <w:r>
-        <w:t>bikes</w:t>
-      </w:r>
-      <w:proofErr w:type="spellEnd"/>
-      <w:r>
-        <w:t xml:space="preserve"> (</w:t>
-      </w:r>
-    </w:p>
-    <w:p>
-      <w:r>
-        <w:t xml:space="preserve">    </w:t>
-      </w:r>
-      <w:proofErr w:type="spellStart"/>
-      <w:r>
-        <w:t>id</w:t>
-      </w:r>
-      <w:proofErr w:type="spellEnd"/>
-      <w:r>
-        <w:t xml:space="preserve"> SERIAL PRIMARY KEY,</w:t>
-      </w:r>
-    </w:p>
-    <w:p>
-      <w:r>
-        <w:t xml:space="preserve">    </w:t>
-      </w:r>
-      <w:proofErr w:type="spellStart"/>
-      <w:r>
-        <w:t>user_id</w:t>
-      </w:r>
-      <w:proofErr w:type="spellEnd"/>
-      <w:r>
-        <w:t xml:space="preserve"> INT NOT NULL,</w:t>
-      </w:r>
-    </w:p>
-    <w:p>
-      <w:r>
-        <w:t xml:space="preserve">    </w:t>
-      </w:r>
-      <w:proofErr w:type="spellStart"/>
-      <w:r>
-        <w:t>catalog_id</w:t>
-      </w:r>
-      <w:proofErr w:type="spellEnd"/>
-      <w:r>
-        <w:t xml:space="preserve"> INT NOT NULL,</w:t>
-      </w:r>
-    </w:p>
-    <w:p>
-      <w:r>
-        <w:t xml:space="preserve">    </w:t>
-      </w:r>
-      <w:proofErr w:type="spellStart"/>
-      <w:r>
-        <w:t>created_at</w:t>
-      </w:r>
-      <w:proofErr w:type="spellEnd"/>
-      <w:r>
-        <w:t xml:space="preserve"> TIMESTAMP DEFAULT CURRENT_TIMESTAMP,</w:t>
-      </w:r>
-    </w:p>
-    <w:p>
-      <w:proofErr w:type="spellStart"/>
-      <w:r>
-        <w:t>updated_at</w:t>
-      </w:r>
-      <w:proofErr w:type="spellEnd"/>
-      <w:r>
-        <w:t xml:space="preserve"> TIMESTAMP DEFAULT CURRENT_TIMESTAMP,</w:t>
-      </w:r>
-    </w:p>
-    <w:p>
-      <w:r>
-        <w:tab/>
-      </w:r>
-    </w:p>
-    <w:p>
-      <w:r>
-        <w:tab/>
-        <w:t xml:space="preserve">CONSTRAINT </w:t>
-      </w:r>
-      <w:proofErr w:type="spellStart"/>
-      <w:r>
         <w:t>fk_bike_user</w:t>
       </w:r>
       <w:proofErr w:type="spellEnd"/>
     </w:p>
     <w:p>
       <w:r>
-        <w:lastRenderedPageBreak/>
         <w:t xml:space="preserve">    </w:t>
       </w:r>
       <w:r>
